--- a/documents/docx/DAAB-Website-Linguistic-Consistency-Audit.docx
+++ b/documents/docx/DAAB-Website-Linguistic-Consistency-Audit.docx
@@ -28,7 +28,7 @@
         <w:rPr>
           <w:color w:val="345D76"/>
         </w:rPr>
-        <w:t>Generated: 10 June 2026</w:t>
+        <w:t>Generated: 16 June 2026</w:t>
         <w:br/>
         <w:t>Editorial review — no changes applied to the live site</w:t>
       </w:r>
@@ -95,12 +95,12 @@
     </w:p>
     <w:p>
       <w:r>
-        <w:t>This report documents linguistic, terminological, and UI consistency findings across the bilingual DAAB (Azerbaijani) and WAAS (English) static website. A total of 54 distinct issues were recorded after automated extraction and editorial review of 60 HTML page paths. No corrections have been applied to the repository; this document is intended for review and approval before implementation.</w:t>
+        <w:t>This report documents linguistic, terminological, and UI consistency findings across the bilingual DAAB (Azerbaijani) and WAAS (English) static website. A total of 11 distinct issues were recorded after automated extraction and editorial review of 62 HTML page paths. No corrections have been applied to the repository; this document is intended for review and approval before implementation.</w:t>
       </w:r>
     </w:p>
     <w:p>
       <w:r>
-        <w:t>Breakdown: Azerbaijani — 8 findings; English — 46 findings; Cross-locale / structure — 0 findings; Global (i18n / sitewide) — 4 findings.</w:t>
+        <w:t>Breakdown: Azerbaijani — 5 findings; English — 6 findings; Cross-locale / structure — 0 findings; Global (i18n / sitewide) — 2 findings.</w:t>
       </w:r>
     </w:p>
     <w:p>
@@ -413,7 +413,7 @@
                 <w:b w:val="0"/>
                 <w:sz w:val="16"/>
               </w:rPr>
-              <w:t>Executive board vs Board of Directors</w:t>
+              <w:t>Executive Board vs Board of Directors</w:t>
             </w:r>
           </w:p>
         </w:tc>
@@ -822,7 +822,7 @@
     </w:p>
     <w:p>
       <w:r>
-        <w:t>Findings: 3</w:t>
+        <w:t>Findings: 2</w:t>
       </w:r>
     </w:p>
     <w:tbl>
@@ -1069,7 +1069,7 @@
                 <w:b w:val="0"/>
                 <w:sz w:val="16"/>
               </w:rPr>
-              <w:t>Form placeholder</w:t>
+              <w:t>Academic rank label</w:t>
             </w:r>
           </w:p>
         </w:tc>
@@ -1084,7 +1084,7 @@
                 <w:b w:val="0"/>
                 <w:sz w:val="16"/>
               </w:rPr>
-              <w:t>nümunə@email.com</w:t>
+              <w:t>Akademik rütbəniz</w:t>
             </w:r>
           </w:p>
         </w:tc>
@@ -1099,7 +1099,7 @@
                 <w:b w:val="0"/>
                 <w:sz w:val="16"/>
               </w:rPr>
-              <w:t>misal@email.com</w:t>
+              <w:t>Akademik adınız / Akademik titulunuz</w:t>
             </w:r>
           </w:p>
         </w:tc>
@@ -1114,7 +1114,7 @@
                 <w:b w:val="0"/>
                 <w:sz w:val="16"/>
               </w:rPr>
-              <w:t>Orthography</w:t>
+              <w:t>Terminology</w:t>
             </w:r>
           </w:p>
         </w:tc>
@@ -1129,7 +1129,141 @@
                 <w:b w:val="0"/>
                 <w:sz w:val="16"/>
               </w:rPr>
-              <w:t>Standard Azerbaijani for 'example' is misal.</w:t>
+              <w:t>rütbə often implies military rank; EN uses Academic Title.</w:t>
+            </w:r>
+          </w:p>
+        </w:tc>
+      </w:tr>
+    </w:tbl>
+    <w:p/>
+    <w:p>
+      <w:pPr>
+        <w:pStyle w:val="Heading2"/>
+      </w:pPr>
+      <w:r>
+        <w:t>az/index.html</w:t>
+      </w:r>
+    </w:p>
+    <w:p>
+      <w:r>
+        <w:t>Findings: 1</w:t>
+      </w:r>
+    </w:p>
+    <w:tbl>
+      <w:tblPr>
+        <w:tblStyle w:val="TableGrid"/>
+        <w:tblW w:type="auto" w:w="0"/>
+        <w:jc w:val="center"/>
+        <w:tblLook w:firstColumn="1" w:firstRow="1" w:lastColumn="0" w:lastRow="0" w:noHBand="0" w:noVBand="1" w:val="04A0"/>
+      </w:tblPr>
+      <w:tblGrid>
+        <w:gridCol w:w="1662"/>
+        <w:gridCol w:w="1662"/>
+        <w:gridCol w:w="1662"/>
+        <w:gridCol w:w="1662"/>
+        <w:gridCol w:w="1662"/>
+        <w:gridCol w:w="1662"/>
+      </w:tblGrid>
+      <w:tr>
+        <w:tc>
+          <w:tcPr>
+            <w:tcW w:type="dxa" w:w="1662"/>
+            <w:shd w:fill="094D78" w:val="clear"/>
+          </w:tcPr>
+          <w:p>
+            <w:r/>
+            <w:r>
+              <w:rPr>
+                <w:b/>
+                <w:color w:val="FFFFFF"/>
+                <w:sz w:val="18"/>
+              </w:rPr>
+              <w:t>#</w:t>
+            </w:r>
+          </w:p>
+        </w:tc>
+        <w:tc>
+          <w:tcPr>
+            <w:tcW w:type="dxa" w:w="1662"/>
+            <w:shd w:fill="094D78" w:val="clear"/>
+          </w:tcPr>
+          <w:p>
+            <w:r/>
+            <w:r>
+              <w:rPr>
+                <w:b/>
+                <w:color w:val="FFFFFF"/>
+                <w:sz w:val="18"/>
+              </w:rPr>
+              <w:t>Location</w:t>
+            </w:r>
+          </w:p>
+        </w:tc>
+        <w:tc>
+          <w:tcPr>
+            <w:tcW w:type="dxa" w:w="1662"/>
+            <w:shd w:fill="094D78" w:val="clear"/>
+          </w:tcPr>
+          <w:p>
+            <w:r/>
+            <w:r>
+              <w:rPr>
+                <w:b/>
+                <w:color w:val="FFFFFF"/>
+                <w:sz w:val="18"/>
+              </w:rPr>
+              <w:t>Original text</w:t>
+            </w:r>
+          </w:p>
+        </w:tc>
+        <w:tc>
+          <w:tcPr>
+            <w:tcW w:type="dxa" w:w="1662"/>
+            <w:shd w:fill="094D78" w:val="clear"/>
+          </w:tcPr>
+          <w:p>
+            <w:r/>
+            <w:r>
+              <w:rPr>
+                <w:b/>
+                <w:color w:val="FFFFFF"/>
+                <w:sz w:val="18"/>
+              </w:rPr>
+              <w:t>Recommended correction</w:t>
+            </w:r>
+          </w:p>
+        </w:tc>
+        <w:tc>
+          <w:tcPr>
+            <w:tcW w:type="dxa" w:w="1662"/>
+            <w:shd w:fill="094D78" w:val="clear"/>
+          </w:tcPr>
+          <w:p>
+            <w:r/>
+            <w:r>
+              <w:rPr>
+                <w:b/>
+                <w:color w:val="FFFFFF"/>
+                <w:sz w:val="18"/>
+              </w:rPr>
+              <w:t>Category</w:t>
+            </w:r>
+          </w:p>
+        </w:tc>
+        <w:tc>
+          <w:tcPr>
+            <w:tcW w:type="dxa" w:w="1662"/>
+            <w:shd w:fill="094D78" w:val="clear"/>
+          </w:tcPr>
+          <w:p>
+            <w:r/>
+            <w:r>
+              <w:rPr>
+                <w:b/>
+                <w:color w:val="FFFFFF"/>
+                <w:sz w:val="18"/>
+              </w:rPr>
+              <w:t>Comments</w:t>
             </w:r>
           </w:p>
         </w:tc>
@@ -1163,7 +1297,7 @@
                 <w:b w:val="0"/>
                 <w:sz w:val="16"/>
               </w:rPr>
-              <w:t>Academic rank label</w:t>
+              <w:t>Homepage card tag</w:t>
             </w:r>
           </w:p>
         </w:tc>
@@ -1179,7 +1313,7 @@
                 <w:b w:val="0"/>
                 <w:sz w:val="16"/>
               </w:rPr>
-              <w:t>Akademik rütbəniz</w:t>
+              <w:t>Təsisat</w:t>
             </w:r>
           </w:p>
         </w:tc>
@@ -1195,7 +1329,7 @@
                 <w:b w:val="0"/>
                 <w:sz w:val="16"/>
               </w:rPr>
-              <w:t>Akademik adınız / Akademik titulunuz</w:t>
+              <w:t>Təsis</w:t>
             </w:r>
           </w:p>
         </w:tc>
@@ -1227,7 +1361,7 @@
                 <w:b w:val="0"/>
                 <w:sz w:val="16"/>
               </w:rPr>
-              <w:t>rütbə often implies military rank; EN uses Academic Title.</w:t>
+              <w:t>Təsisat usually means facilities/installations; EN tag is Foundation.</w:t>
             </w:r>
           </w:p>
         </w:tc>
@@ -1239,7 +1373,7 @@
         <w:pStyle w:val="Heading2"/>
       </w:pPr>
       <w:r>
-        <w:t>az/index.html</w:t>
+        <w:t>az/membership.html</w:t>
       </w:r>
     </w:p>
     <w:p>
@@ -1393,7 +1527,7 @@
                 <w:b w:val="0"/>
                 <w:sz w:val="16"/>
               </w:rPr>
-              <w:t>Homepage card tag</w:t>
+              <w:t>Instructions</w:t>
             </w:r>
           </w:p>
         </w:tc>
@@ -1408,7 +1542,7 @@
                 <w:b w:val="0"/>
                 <w:sz w:val="16"/>
               </w:rPr>
-              <w:t>Təsisat</w:t>
+              <w:t>düyməsini klikləyin</w:t>
             </w:r>
           </w:p>
         </w:tc>
@@ -1423,7 +1557,7 @@
                 <w:b w:val="0"/>
                 <w:sz w:val="16"/>
               </w:rPr>
-              <w:t>Təsis</w:t>
+              <w:t>düyməsinə basın</w:t>
             </w:r>
           </w:p>
         </w:tc>
@@ -1438,7 +1572,7 @@
                 <w:b w:val="0"/>
                 <w:sz w:val="16"/>
               </w:rPr>
-              <w:t>Terminology</w:t>
+              <w:t>Style</w:t>
             </w:r>
           </w:p>
         </w:tc>
@@ -1453,7 +1587,7 @@
                 <w:b w:val="0"/>
                 <w:sz w:val="16"/>
               </w:rPr>
-              <w:t>Təsisat usually means facilities/installations; EN tag is Foundation.</w:t>
+              <w:t>Anglicism; standard AZ interface copy uses basın.</w:t>
             </w:r>
           </w:p>
         </w:tc>
@@ -1461,11 +1595,24 @@
     </w:tbl>
     <w:p/>
     <w:p>
+      <w:r>
+        <w:br w:type="page"/>
+      </w:r>
+    </w:p>
+    <w:p>
+      <w:pPr>
+        <w:pStyle w:val="Heading1"/>
+      </w:pPr>
+      <w:r>
+        <w:t>Part 2 — English (en)</w:t>
+      </w:r>
+    </w:p>
+    <w:p>
       <w:pPr>
         <w:pStyle w:val="Heading2"/>
       </w:pPr>
       <w:r>
-        <w:t>az/membership.html</w:t>
+        <w:t>Sitewide</w:t>
       </w:r>
     </w:p>
     <w:p>
@@ -1621,7 +1768,7 @@
                 <w:b w:val="0"/>
                 <w:sz w:val="16"/>
               </w:rPr>
-              <w:t>Instructions</w:t>
+              <w:t>Governance (multiple pages)</w:t>
             </w:r>
           </w:p>
         </w:tc>
@@ -1637,7 +1784,7 @@
                 <w:b w:val="0"/>
                 <w:sz w:val="16"/>
               </w:rPr>
-              <w:t>düyməsini klikləyin</w:t>
+              <w:t>Executive Board / Board of Directors / Chair of the WAAS Executive Board</w:t>
             </w:r>
           </w:p>
         </w:tc>
@@ -1653,7 +1800,7 @@
                 <w:b w:val="0"/>
                 <w:sz w:val="16"/>
               </w:rPr>
-              <w:t>düyməsinə basın</w:t>
+              <w:t>Single preferred term (recommend: Executive Board)</w:t>
             </w:r>
           </w:p>
         </w:tc>
@@ -1669,7 +1816,7 @@
                 <w:b w:val="0"/>
                 <w:sz w:val="16"/>
               </w:rPr>
-              <w:t>Style</w:t>
+              <w:t>Terminology</w:t>
             </w:r>
           </w:p>
         </w:tc>
@@ -1685,7 +1832,7 @@
                 <w:b w:val="0"/>
                 <w:sz w:val="16"/>
               </w:rPr>
-              <w:t>Anglicism; standard AZ interface copy uses basın.</w:t>
+              <w:t>Harmonise navigation, cards, signatures, and i18n/ui.json.</w:t>
             </w:r>
           </w:p>
         </w:tc>
@@ -1697,12 +1844,12 @@
         <w:pStyle w:val="Heading2"/>
       </w:pPr>
       <w:r>
-        <w:t>az/scientists/list.html</w:t>
+        <w:t>en/application.html</w:t>
       </w:r>
     </w:p>
     <w:p>
       <w:r>
-        <w:t>Findings: 2</w:t>
+        <w:t>Findings: 1</w:t>
       </w:r>
     </w:p>
     <w:tbl>
@@ -1851,7 +1998,7 @@
                 <w:b w:val="0"/>
                 <w:sz w:val="16"/>
               </w:rPr>
-              <w:t>Table header</w:t>
+              <w:t>Degree option</w:t>
             </w:r>
           </w:p>
         </w:tc>
@@ -1866,7 +2013,7 @@
                 <w:b w:val="0"/>
                 <w:sz w:val="16"/>
               </w:rPr>
-              <w:t>Ad, Soyadı</w:t>
+              <w:t>PhD (Doctor of Philosophy) — Doctor of Sciences in Philosophy</w:t>
             </w:r>
           </w:p>
         </w:tc>
@@ -1881,7 +2028,7 @@
                 <w:b w:val="0"/>
                 <w:sz w:val="16"/>
               </w:rPr>
-              <w:t>Ad, soyad</w:t>
+              <w:t>PhD (Doctor of Philosophy)</w:t>
             </w:r>
           </w:p>
         </w:tc>
@@ -1896,7 +2043,7 @@
                 <w:b w:val="0"/>
                 <w:sz w:val="16"/>
               </w:rPr>
-              <w:t>Grammar</w:t>
+              <w:t>Translation</w:t>
             </w:r>
           </w:p>
         </w:tc>
@@ -1911,7 +2058,141 @@
                 <w:b w:val="0"/>
                 <w:sz w:val="16"/>
               </w:rPr>
-              <w:t>Column headers should use nominative forms, not possessive.</w:t>
+              <w:t>Mistranslation of AZ 'Elmlər üzrə Fəlsəfə Doktoru'; not equivalent to Russian-style DSs.</w:t>
+            </w:r>
+          </w:p>
+        </w:tc>
+      </w:tr>
+    </w:tbl>
+    <w:p/>
+    <w:p>
+      <w:pPr>
+        <w:pStyle w:val="Heading2"/>
+      </w:pPr>
+      <w:r>
+        <w:t>en/index.html</w:t>
+      </w:r>
+    </w:p>
+    <w:p>
+      <w:r>
+        <w:t>Findings: 1</w:t>
+      </w:r>
+    </w:p>
+    <w:tbl>
+      <w:tblPr>
+        <w:tblStyle w:val="TableGrid"/>
+        <w:tblW w:type="auto" w:w="0"/>
+        <w:jc w:val="center"/>
+        <w:tblLook w:firstColumn="1" w:firstRow="1" w:lastColumn="0" w:lastRow="0" w:noHBand="0" w:noVBand="1" w:val="04A0"/>
+      </w:tblPr>
+      <w:tblGrid>
+        <w:gridCol w:w="1662"/>
+        <w:gridCol w:w="1662"/>
+        <w:gridCol w:w="1662"/>
+        <w:gridCol w:w="1662"/>
+        <w:gridCol w:w="1662"/>
+        <w:gridCol w:w="1662"/>
+      </w:tblGrid>
+      <w:tr>
+        <w:tc>
+          <w:tcPr>
+            <w:tcW w:type="dxa" w:w="1662"/>
+            <w:shd w:fill="094D78" w:val="clear"/>
+          </w:tcPr>
+          <w:p>
+            <w:r/>
+            <w:r>
+              <w:rPr>
+                <w:b/>
+                <w:color w:val="FFFFFF"/>
+                <w:sz w:val="18"/>
+              </w:rPr>
+              <w:t>#</w:t>
+            </w:r>
+          </w:p>
+        </w:tc>
+        <w:tc>
+          <w:tcPr>
+            <w:tcW w:type="dxa" w:w="1662"/>
+            <w:shd w:fill="094D78" w:val="clear"/>
+          </w:tcPr>
+          <w:p>
+            <w:r/>
+            <w:r>
+              <w:rPr>
+                <w:b/>
+                <w:color w:val="FFFFFF"/>
+                <w:sz w:val="18"/>
+              </w:rPr>
+              <w:t>Location</w:t>
+            </w:r>
+          </w:p>
+        </w:tc>
+        <w:tc>
+          <w:tcPr>
+            <w:tcW w:type="dxa" w:w="1662"/>
+            <w:shd w:fill="094D78" w:val="clear"/>
+          </w:tcPr>
+          <w:p>
+            <w:r/>
+            <w:r>
+              <w:rPr>
+                <w:b/>
+                <w:color w:val="FFFFFF"/>
+                <w:sz w:val="18"/>
+              </w:rPr>
+              <w:t>Original text</w:t>
+            </w:r>
+          </w:p>
+        </w:tc>
+        <w:tc>
+          <w:tcPr>
+            <w:tcW w:type="dxa" w:w="1662"/>
+            <w:shd w:fill="094D78" w:val="clear"/>
+          </w:tcPr>
+          <w:p>
+            <w:r/>
+            <w:r>
+              <w:rPr>
+                <w:b/>
+                <w:color w:val="FFFFFF"/>
+                <w:sz w:val="18"/>
+              </w:rPr>
+              <w:t>Recommended correction</w:t>
+            </w:r>
+          </w:p>
+        </w:tc>
+        <w:tc>
+          <w:tcPr>
+            <w:tcW w:type="dxa" w:w="1662"/>
+            <w:shd w:fill="094D78" w:val="clear"/>
+          </w:tcPr>
+          <w:p>
+            <w:r/>
+            <w:r>
+              <w:rPr>
+                <w:b/>
+                <w:color w:val="FFFFFF"/>
+                <w:sz w:val="18"/>
+              </w:rPr>
+              <w:t>Category</w:t>
+            </w:r>
+          </w:p>
+        </w:tc>
+        <w:tc>
+          <w:tcPr>
+            <w:tcW w:type="dxa" w:w="1662"/>
+            <w:shd w:fill="094D78" w:val="clear"/>
+          </w:tcPr>
+          <w:p>
+            <w:r/>
+            <w:r>
+              <w:rPr>
+                <w:b/>
+                <w:color w:val="FFFFFF"/>
+                <w:sz w:val="18"/>
+              </w:rPr>
+              <w:t>Comments</w:t>
             </w:r>
           </w:p>
         </w:tc>
@@ -1945,7 +2226,7 @@
                 <w:b w:val="0"/>
                 <w:sz w:val="16"/>
               </w:rPr>
-              <w:t>Table header</w:t>
+              <w:t>Hero CTA</w:t>
             </w:r>
           </w:p>
         </w:tc>
@@ -1961,7 +2242,7 @@
                 <w:b w:val="0"/>
                 <w:sz w:val="16"/>
               </w:rPr>
-              <w:t>Yaşadığı Ölkə</w:t>
+              <w:t>Join our Association</w:t>
             </w:r>
           </w:p>
         </w:tc>
@@ -1977,7 +2258,7 @@
                 <w:b w:val="0"/>
                 <w:sz w:val="16"/>
               </w:rPr>
-              <w:t>Yaşadığı ölkə</w:t>
+              <w:t>View membership terms / Apply for membership</w:t>
             </w:r>
           </w:p>
         </w:tc>
@@ -1993,7 +2274,7 @@
                 <w:b w:val="0"/>
                 <w:sz w:val="16"/>
               </w:rPr>
-              <w:t>Orthography</w:t>
+              <w:t>UI wording</w:t>
             </w:r>
           </w:p>
         </w:tc>
@@ -2009,7 +2290,7 @@
                 <w:b w:val="0"/>
                 <w:sz w:val="16"/>
               </w:rPr>
-              <w:t>Mid-phrase capitalisation on common noun.</w:t>
+              <w:t>CTA links to membership terms page, not application; AZ hero has same pattern.</w:t>
             </w:r>
           </w:p>
         </w:tc>
@@ -2017,24 +2298,11 @@
     </w:tbl>
     <w:p/>
     <w:p>
-      <w:r>
-        <w:br w:type="page"/>
-      </w:r>
-    </w:p>
-    <w:p>
-      <w:pPr>
-        <w:pStyle w:val="Heading1"/>
-      </w:pPr>
-      <w:r>
-        <w:t>Part 2 — English (en)</w:t>
-      </w:r>
-    </w:p>
-    <w:p>
       <w:pPr>
         <w:pStyle w:val="Heading2"/>
       </w:pPr>
       <w:r>
-        <w:t>Sitewide</w:t>
+        <w:t>en/membership.html</w:t>
       </w:r>
     </w:p>
     <w:p>
@@ -2188,7 +2456,7 @@
                 <w:b w:val="0"/>
                 <w:sz w:val="16"/>
               </w:rPr>
-              <w:t>Governance (multiple pages)</w:t>
+              <w:t>Body instruction</w:t>
             </w:r>
           </w:p>
         </w:tc>
@@ -2203,7 +2471,7 @@
                 <w:b w:val="0"/>
                 <w:sz w:val="16"/>
               </w:rPr>
-              <w:t>Executive board / Board of Directors / Chair of the WAAS Board of Directors</w:t>
+              <w:t>click the "Join our Association" button</w:t>
             </w:r>
           </w:p>
         </w:tc>
@@ -2218,7 +2486,7 @@
                 <w:b w:val="0"/>
                 <w:sz w:val="16"/>
               </w:rPr>
-              <w:t>Single preferred term (recommend: Executive board)</w:t>
+              <w:t>Use CTA label that exists on this page</w:t>
             </w:r>
           </w:p>
         </w:tc>
@@ -2233,7 +2501,7 @@
                 <w:b w:val="0"/>
                 <w:sz w:val="16"/>
               </w:rPr>
-              <w:t>Terminology</w:t>
+              <w:t>UI wording</w:t>
             </w:r>
           </w:p>
         </w:tc>
@@ -2248,7 +2516,7 @@
                 <w:b w:val="0"/>
                 <w:sz w:val="16"/>
               </w:rPr>
-              <w:t>Harmonise navigation, cards, signatures, and i18n/ui.json.</w:t>
+              <w:t>Referenced button text does not match this page hero.</w:t>
             </w:r>
           </w:p>
         </w:tc>
@@ -2260,12 +2528,12 @@
         <w:pStyle w:val="Heading2"/>
       </w:pPr>
       <w:r>
-        <w:t>en/activities.html</w:t>
+        <w:t>en/scientists/list.html</w:t>
       </w:r>
     </w:p>
     <w:p>
       <w:r>
-        <w:t>Findings: 2</w:t>
+        <w:t>Findings: 1</w:t>
       </w:r>
     </w:p>
     <w:tbl>
@@ -2416,7 +2684,7 @@
                 <w:b w:val="0"/>
                 <w:sz w:val="16"/>
               </w:rPr>
-              <w:t>Navigation</w:t>
+              <w:t>Filter vs column</w:t>
             </w:r>
           </w:p>
         </w:tc>
@@ -2432,7 +2700,7 @@
                 <w:b w:val="0"/>
                 <w:sz w:val="16"/>
               </w:rPr>
-              <w:t>Forum programme</w:t>
+              <w:t>Degree</w:t>
             </w:r>
           </w:p>
         </w:tc>
@@ -2448,7 +2716,7 @@
                 <w:b w:val="0"/>
                 <w:sz w:val="16"/>
               </w:rPr>
-              <w:t>Forum program</w:t>
+              <w:t>Academic degree</w:t>
             </w:r>
           </w:p>
         </w:tc>
@@ -2464,7 +2732,7 @@
                 <w:b w:val="0"/>
                 <w:sz w:val="16"/>
               </w:rPr>
-              <w:t>Style</w:t>
+              <w:t>UI wording</w:t>
             </w:r>
           </w:p>
         </w:tc>
@@ -2480,99 +2748,7 @@
                 <w:b w:val="0"/>
                 <w:sz w:val="16"/>
               </w:rPr>
-              <w:t>British spelling; use consistently or standardise to US English if preferred.</w:t>
-            </w:r>
-          </w:p>
-        </w:tc>
-      </w:tr>
-      <w:tr>
-        <w:tc>
-          <w:tcPr>
-            <w:tcW w:type="dxa" w:w="1662"/>
-          </w:tcPr>
-          <w:p>
-            <w:r/>
-            <w:r>
-              <w:rPr>
-                <w:b w:val="0"/>
-                <w:sz w:val="16"/>
-              </w:rPr>
-              <w:t>11</w:t>
-            </w:r>
-          </w:p>
-        </w:tc>
-        <w:tc>
-          <w:tcPr>
-            <w:tcW w:type="dxa" w:w="1662"/>
-          </w:tcPr>
-          <w:p>
-            <w:r/>
-            <w:r>
-              <w:rPr>
-                <w:b w:val="0"/>
-                <w:sz w:val="16"/>
-              </w:rPr>
-              <w:t>Governance terminology</w:t>
-            </w:r>
-          </w:p>
-        </w:tc>
-        <w:tc>
-          <w:tcPr>
-            <w:tcW w:type="dxa" w:w="1662"/>
-          </w:tcPr>
-          <w:p>
-            <w:r/>
-            <w:r>
-              <w:rPr>
-                <w:b w:val="0"/>
-                <w:sz w:val="16"/>
-              </w:rPr>
-              <w:t>Executive board (nav) vs Board of Directors (body)</w:t>
-            </w:r>
-          </w:p>
-        </w:tc>
-        <w:tc>
-          <w:tcPr>
-            <w:tcW w:type="dxa" w:w="1662"/>
-          </w:tcPr>
-          <w:p>
-            <w:r/>
-            <w:r>
-              <w:rPr>
-                <w:b w:val="0"/>
-                <w:sz w:val="16"/>
-              </w:rPr>
-              <w:t>Choose one term sitewide (e.g. Executive board)</w:t>
-            </w:r>
-          </w:p>
-        </w:tc>
-        <w:tc>
-          <w:tcPr>
-            <w:tcW w:type="dxa" w:w="1662"/>
-          </w:tcPr>
-          <w:p>
-            <w:r/>
-            <w:r>
-              <w:rPr>
-                <w:b w:val="0"/>
-                <w:sz w:val="16"/>
-              </w:rPr>
-              <w:t>Terminology</w:t>
-            </w:r>
-          </w:p>
-        </w:tc>
-        <w:tc>
-          <w:tcPr>
-            <w:tcW w:type="dxa" w:w="1662"/>
-          </w:tcPr>
-          <w:p>
-            <w:r/>
-            <w:r>
-              <w:rPr>
-                <w:b w:val="0"/>
-                <w:sz w:val="16"/>
-              </w:rPr>
-              <w:t>Inconsistent English labels for idarə heyəti.</w:t>
+              <w:t>AZ filter uses 'Elmi dərəcə'; column header is longer.</w:t>
             </w:r>
           </w:p>
         </w:tc>
@@ -2584,753 +2760,7 @@
         <w:pStyle w:val="Heading2"/>
       </w:pPr>
       <w:r>
-        <w:t>en/application.html</w:t>
-      </w:r>
-    </w:p>
-    <w:p>
-      <w:r>
-        <w:t>Findings: 3</w:t>
-      </w:r>
-    </w:p>
-    <w:tbl>
-      <w:tblPr>
-        <w:tblStyle w:val="TableGrid"/>
-        <w:tblW w:type="auto" w:w="0"/>
-        <w:jc w:val="center"/>
-        <w:tblLook w:firstColumn="1" w:firstRow="1" w:lastColumn="0" w:lastRow="0" w:noHBand="0" w:noVBand="1" w:val="04A0"/>
-      </w:tblPr>
-      <w:tblGrid>
-        <w:gridCol w:w="1662"/>
-        <w:gridCol w:w="1662"/>
-        <w:gridCol w:w="1662"/>
-        <w:gridCol w:w="1662"/>
-        <w:gridCol w:w="1662"/>
-        <w:gridCol w:w="1662"/>
-      </w:tblGrid>
-      <w:tr>
-        <w:tc>
-          <w:tcPr>
-            <w:tcW w:type="dxa" w:w="1662"/>
-            <w:shd w:fill="094D78" w:val="clear"/>
-          </w:tcPr>
-          <w:p>
-            <w:r/>
-            <w:r>
-              <w:rPr>
-                <w:b/>
-                <w:color w:val="FFFFFF"/>
-                <w:sz w:val="18"/>
-              </w:rPr>
-              <w:t>#</w:t>
-            </w:r>
-          </w:p>
-        </w:tc>
-        <w:tc>
-          <w:tcPr>
-            <w:tcW w:type="dxa" w:w="1662"/>
-            <w:shd w:fill="094D78" w:val="clear"/>
-          </w:tcPr>
-          <w:p>
-            <w:r/>
-            <w:r>
-              <w:rPr>
-                <w:b/>
-                <w:color w:val="FFFFFF"/>
-                <w:sz w:val="18"/>
-              </w:rPr>
-              <w:t>Location</w:t>
-            </w:r>
-          </w:p>
-        </w:tc>
-        <w:tc>
-          <w:tcPr>
-            <w:tcW w:type="dxa" w:w="1662"/>
-            <w:shd w:fill="094D78" w:val="clear"/>
-          </w:tcPr>
-          <w:p>
-            <w:r/>
-            <w:r>
-              <w:rPr>
-                <w:b/>
-                <w:color w:val="FFFFFF"/>
-                <w:sz w:val="18"/>
-              </w:rPr>
-              <w:t>Original text</w:t>
-            </w:r>
-          </w:p>
-        </w:tc>
-        <w:tc>
-          <w:tcPr>
-            <w:tcW w:type="dxa" w:w="1662"/>
-            <w:shd w:fill="094D78" w:val="clear"/>
-          </w:tcPr>
-          <w:p>
-            <w:r/>
-            <w:r>
-              <w:rPr>
-                <w:b/>
-                <w:color w:val="FFFFFF"/>
-                <w:sz w:val="18"/>
-              </w:rPr>
-              <w:t>Recommended correction</w:t>
-            </w:r>
-          </w:p>
-        </w:tc>
-        <w:tc>
-          <w:tcPr>
-            <w:tcW w:type="dxa" w:w="1662"/>
-            <w:shd w:fill="094D78" w:val="clear"/>
-          </w:tcPr>
-          <w:p>
-            <w:r/>
-            <w:r>
-              <w:rPr>
-                <w:b/>
-                <w:color w:val="FFFFFF"/>
-                <w:sz w:val="18"/>
-              </w:rPr>
-              <w:t>Category</w:t>
-            </w:r>
-          </w:p>
-        </w:tc>
-        <w:tc>
-          <w:tcPr>
-            <w:tcW w:type="dxa" w:w="1662"/>
-            <w:shd w:fill="094D78" w:val="clear"/>
-          </w:tcPr>
-          <w:p>
-            <w:r/>
-            <w:r>
-              <w:rPr>
-                <w:b/>
-                <w:color w:val="FFFFFF"/>
-                <w:sz w:val="18"/>
-              </w:rPr>
-              <w:t>Comments</w:t>
-            </w:r>
-          </w:p>
-        </w:tc>
-      </w:tr>
-      <w:tr>
-        <w:tc>
-          <w:tcPr>
-            <w:tcW w:type="dxa" w:w="1662"/>
-            <w:shd w:fill="F4F7FA" w:val="clear"/>
-          </w:tcPr>
-          <w:p>
-            <w:r/>
-            <w:r>
-              <w:rPr>
-                <w:b w:val="0"/>
-                <w:sz w:val="16"/>
-              </w:rPr>
-              <w:t>12</w:t>
-            </w:r>
-          </w:p>
-        </w:tc>
-        <w:tc>
-          <w:tcPr>
-            <w:tcW w:type="dxa" w:w="1662"/>
-            <w:shd w:fill="F4F7FA" w:val="clear"/>
-          </w:tcPr>
-          <w:p>
-            <w:r/>
-            <w:r>
-              <w:rPr>
-                <w:b w:val="0"/>
-                <w:sz w:val="16"/>
-              </w:rPr>
-              <w:t>Navigation</w:t>
-            </w:r>
-          </w:p>
-        </w:tc>
-        <w:tc>
-          <w:tcPr>
-            <w:tcW w:type="dxa" w:w="1662"/>
-            <w:shd w:fill="F4F7FA" w:val="clear"/>
-          </w:tcPr>
-          <w:p>
-            <w:r/>
-            <w:r>
-              <w:rPr>
-                <w:b w:val="0"/>
-                <w:sz w:val="16"/>
-              </w:rPr>
-              <w:t>Forum programme</w:t>
-            </w:r>
-          </w:p>
-        </w:tc>
-        <w:tc>
-          <w:tcPr>
-            <w:tcW w:type="dxa" w:w="1662"/>
-            <w:shd w:fill="F4F7FA" w:val="clear"/>
-          </w:tcPr>
-          <w:p>
-            <w:r/>
-            <w:r>
-              <w:rPr>
-                <w:b w:val="0"/>
-                <w:sz w:val="16"/>
-              </w:rPr>
-              <w:t>Forum program</w:t>
-            </w:r>
-          </w:p>
-        </w:tc>
-        <w:tc>
-          <w:tcPr>
-            <w:tcW w:type="dxa" w:w="1662"/>
-            <w:shd w:fill="F4F7FA" w:val="clear"/>
-          </w:tcPr>
-          <w:p>
-            <w:r/>
-            <w:r>
-              <w:rPr>
-                <w:b w:val="0"/>
-                <w:sz w:val="16"/>
-              </w:rPr>
-              <w:t>Style</w:t>
-            </w:r>
-          </w:p>
-        </w:tc>
-        <w:tc>
-          <w:tcPr>
-            <w:tcW w:type="dxa" w:w="1662"/>
-            <w:shd w:fill="F4F7FA" w:val="clear"/>
-          </w:tcPr>
-          <w:p>
-            <w:r/>
-            <w:r>
-              <w:rPr>
-                <w:b w:val="0"/>
-                <w:sz w:val="16"/>
-              </w:rPr>
-              <w:t>British spelling; use consistently or standardise to US English if preferred.</w:t>
-            </w:r>
-          </w:p>
-        </w:tc>
-      </w:tr>
-      <w:tr>
-        <w:tc>
-          <w:tcPr>
-            <w:tcW w:type="dxa" w:w="1662"/>
-          </w:tcPr>
-          <w:p>
-            <w:r/>
-            <w:r>
-              <w:rPr>
-                <w:b w:val="0"/>
-                <w:sz w:val="16"/>
-              </w:rPr>
-              <w:t>13</w:t>
-            </w:r>
-          </w:p>
-        </w:tc>
-        <w:tc>
-          <w:tcPr>
-            <w:tcW w:type="dxa" w:w="1662"/>
-          </w:tcPr>
-          <w:p>
-            <w:r/>
-            <w:r>
-              <w:rPr>
-                <w:b w:val="0"/>
-                <w:sz w:val="16"/>
-              </w:rPr>
-              <w:t>Governance terminology</w:t>
-            </w:r>
-          </w:p>
-        </w:tc>
-        <w:tc>
-          <w:tcPr>
-            <w:tcW w:type="dxa" w:w="1662"/>
-          </w:tcPr>
-          <w:p>
-            <w:r/>
-            <w:r>
-              <w:rPr>
-                <w:b w:val="0"/>
-                <w:sz w:val="16"/>
-              </w:rPr>
-              <w:t>Executive board (nav) vs Board of Directors (body)</w:t>
-            </w:r>
-          </w:p>
-        </w:tc>
-        <w:tc>
-          <w:tcPr>
-            <w:tcW w:type="dxa" w:w="1662"/>
-          </w:tcPr>
-          <w:p>
-            <w:r/>
-            <w:r>
-              <w:rPr>
-                <w:b w:val="0"/>
-                <w:sz w:val="16"/>
-              </w:rPr>
-              <w:t>Choose one term sitewide (e.g. Executive board)</w:t>
-            </w:r>
-          </w:p>
-        </w:tc>
-        <w:tc>
-          <w:tcPr>
-            <w:tcW w:type="dxa" w:w="1662"/>
-          </w:tcPr>
-          <w:p>
-            <w:r/>
-            <w:r>
-              <w:rPr>
-                <w:b w:val="0"/>
-                <w:sz w:val="16"/>
-              </w:rPr>
-              <w:t>Terminology</w:t>
-            </w:r>
-          </w:p>
-        </w:tc>
-        <w:tc>
-          <w:tcPr>
-            <w:tcW w:type="dxa" w:w="1662"/>
-          </w:tcPr>
-          <w:p>
-            <w:r/>
-            <w:r>
-              <w:rPr>
-                <w:b w:val="0"/>
-                <w:sz w:val="16"/>
-              </w:rPr>
-              <w:t>Inconsistent English labels for idarə heyəti.</w:t>
-            </w:r>
-          </w:p>
-        </w:tc>
-      </w:tr>
-      <w:tr>
-        <w:tc>
-          <w:tcPr>
-            <w:tcW w:type="dxa" w:w="1662"/>
-            <w:shd w:fill="F4F7FA" w:val="clear"/>
-          </w:tcPr>
-          <w:p>
-            <w:r/>
-            <w:r>
-              <w:rPr>
-                <w:b w:val="0"/>
-                <w:sz w:val="16"/>
-              </w:rPr>
-              <w:t>14</w:t>
-            </w:r>
-          </w:p>
-        </w:tc>
-        <w:tc>
-          <w:tcPr>
-            <w:tcW w:type="dxa" w:w="1662"/>
-            <w:shd w:fill="F4F7FA" w:val="clear"/>
-          </w:tcPr>
-          <w:p>
-            <w:r/>
-            <w:r>
-              <w:rPr>
-                <w:b w:val="0"/>
-                <w:sz w:val="16"/>
-              </w:rPr>
-              <w:t>Degree option</w:t>
-            </w:r>
-          </w:p>
-        </w:tc>
-        <w:tc>
-          <w:tcPr>
-            <w:tcW w:type="dxa" w:w="1662"/>
-            <w:shd w:fill="F4F7FA" w:val="clear"/>
-          </w:tcPr>
-          <w:p>
-            <w:r/>
-            <w:r>
-              <w:rPr>
-                <w:b w:val="0"/>
-                <w:sz w:val="16"/>
-              </w:rPr>
-              <w:t>PhD (Doctor of Philosophy) — Doctor of Sciences in Philosophy</w:t>
-            </w:r>
-          </w:p>
-        </w:tc>
-        <w:tc>
-          <w:tcPr>
-            <w:tcW w:type="dxa" w:w="1662"/>
-            <w:shd w:fill="F4F7FA" w:val="clear"/>
-          </w:tcPr>
-          <w:p>
-            <w:r/>
-            <w:r>
-              <w:rPr>
-                <w:b w:val="0"/>
-                <w:sz w:val="16"/>
-              </w:rPr>
-              <w:t>PhD (Doctor of Philosophy)</w:t>
-            </w:r>
-          </w:p>
-        </w:tc>
-        <w:tc>
-          <w:tcPr>
-            <w:tcW w:type="dxa" w:w="1662"/>
-            <w:shd w:fill="F4F7FA" w:val="clear"/>
-          </w:tcPr>
-          <w:p>
-            <w:r/>
-            <w:r>
-              <w:rPr>
-                <w:b w:val="0"/>
-                <w:sz w:val="16"/>
-              </w:rPr>
-              <w:t>Translation</w:t>
-            </w:r>
-          </w:p>
-        </w:tc>
-        <w:tc>
-          <w:tcPr>
-            <w:tcW w:type="dxa" w:w="1662"/>
-            <w:shd w:fill="F4F7FA" w:val="clear"/>
-          </w:tcPr>
-          <w:p>
-            <w:r/>
-            <w:r>
-              <w:rPr>
-                <w:b w:val="0"/>
-                <w:sz w:val="16"/>
-              </w:rPr>
-              <w:t>Mistranslation of AZ 'Elmlər üzrə Fəlsəfə Doktoru'; not equivalent to Russian-style DSs.</w:t>
-            </w:r>
-          </w:p>
-        </w:tc>
-      </w:tr>
-    </w:tbl>
-    <w:p/>
-    <w:p>
-      <w:pPr>
-        <w:pStyle w:val="Heading2"/>
-      </w:pPr>
-      <w:r>
-        <w:t>en/charter.html</w:t>
-      </w:r>
-    </w:p>
-    <w:p>
-      <w:r>
-        <w:t>Findings: 2</w:t>
-      </w:r>
-    </w:p>
-    <w:tbl>
-      <w:tblPr>
-        <w:tblStyle w:val="TableGrid"/>
-        <w:tblW w:type="auto" w:w="0"/>
-        <w:jc w:val="center"/>
-        <w:tblLook w:firstColumn="1" w:firstRow="1" w:lastColumn="0" w:lastRow="0" w:noHBand="0" w:noVBand="1" w:val="04A0"/>
-      </w:tblPr>
-      <w:tblGrid>
-        <w:gridCol w:w="1662"/>
-        <w:gridCol w:w="1662"/>
-        <w:gridCol w:w="1662"/>
-        <w:gridCol w:w="1662"/>
-        <w:gridCol w:w="1662"/>
-        <w:gridCol w:w="1662"/>
-      </w:tblGrid>
-      <w:tr>
-        <w:tc>
-          <w:tcPr>
-            <w:tcW w:type="dxa" w:w="1662"/>
-            <w:shd w:fill="094D78" w:val="clear"/>
-          </w:tcPr>
-          <w:p>
-            <w:r/>
-            <w:r>
-              <w:rPr>
-                <w:b/>
-                <w:color w:val="FFFFFF"/>
-                <w:sz w:val="18"/>
-              </w:rPr>
-              <w:t>#</w:t>
-            </w:r>
-          </w:p>
-        </w:tc>
-        <w:tc>
-          <w:tcPr>
-            <w:tcW w:type="dxa" w:w="1662"/>
-            <w:shd w:fill="094D78" w:val="clear"/>
-          </w:tcPr>
-          <w:p>
-            <w:r/>
-            <w:r>
-              <w:rPr>
-                <w:b/>
-                <w:color w:val="FFFFFF"/>
-                <w:sz w:val="18"/>
-              </w:rPr>
-              <w:t>Location</w:t>
-            </w:r>
-          </w:p>
-        </w:tc>
-        <w:tc>
-          <w:tcPr>
-            <w:tcW w:type="dxa" w:w="1662"/>
-            <w:shd w:fill="094D78" w:val="clear"/>
-          </w:tcPr>
-          <w:p>
-            <w:r/>
-            <w:r>
-              <w:rPr>
-                <w:b/>
-                <w:color w:val="FFFFFF"/>
-                <w:sz w:val="18"/>
-              </w:rPr>
-              <w:t>Original text</w:t>
-            </w:r>
-          </w:p>
-        </w:tc>
-        <w:tc>
-          <w:tcPr>
-            <w:tcW w:type="dxa" w:w="1662"/>
-            <w:shd w:fill="094D78" w:val="clear"/>
-          </w:tcPr>
-          <w:p>
-            <w:r/>
-            <w:r>
-              <w:rPr>
-                <w:b/>
-                <w:color w:val="FFFFFF"/>
-                <w:sz w:val="18"/>
-              </w:rPr>
-              <w:t>Recommended correction</w:t>
-            </w:r>
-          </w:p>
-        </w:tc>
-        <w:tc>
-          <w:tcPr>
-            <w:tcW w:type="dxa" w:w="1662"/>
-            <w:shd w:fill="094D78" w:val="clear"/>
-          </w:tcPr>
-          <w:p>
-            <w:r/>
-            <w:r>
-              <w:rPr>
-                <w:b/>
-                <w:color w:val="FFFFFF"/>
-                <w:sz w:val="18"/>
-              </w:rPr>
-              <w:t>Category</w:t>
-            </w:r>
-          </w:p>
-        </w:tc>
-        <w:tc>
-          <w:tcPr>
-            <w:tcW w:type="dxa" w:w="1662"/>
-            <w:shd w:fill="094D78" w:val="clear"/>
-          </w:tcPr>
-          <w:p>
-            <w:r/>
-            <w:r>
-              <w:rPr>
-                <w:b/>
-                <w:color w:val="FFFFFF"/>
-                <w:sz w:val="18"/>
-              </w:rPr>
-              <w:t>Comments</w:t>
-            </w:r>
-          </w:p>
-        </w:tc>
-      </w:tr>
-      <w:tr>
-        <w:tc>
-          <w:tcPr>
-            <w:tcW w:type="dxa" w:w="1662"/>
-          </w:tcPr>
-          <w:p>
-            <w:r/>
-            <w:r>
-              <w:rPr>
-                <w:b w:val="0"/>
-                <w:sz w:val="16"/>
-              </w:rPr>
-              <w:t>15</w:t>
-            </w:r>
-          </w:p>
-        </w:tc>
-        <w:tc>
-          <w:tcPr>
-            <w:tcW w:type="dxa" w:w="1662"/>
-          </w:tcPr>
-          <w:p>
-            <w:r/>
-            <w:r>
-              <w:rPr>
-                <w:b w:val="0"/>
-                <w:sz w:val="16"/>
-              </w:rPr>
-              <w:t>Navigation</w:t>
-            </w:r>
-          </w:p>
-        </w:tc>
-        <w:tc>
-          <w:tcPr>
-            <w:tcW w:type="dxa" w:w="1662"/>
-          </w:tcPr>
-          <w:p>
-            <w:r/>
-            <w:r>
-              <w:rPr>
-                <w:b w:val="0"/>
-                <w:sz w:val="16"/>
-              </w:rPr>
-              <w:t>Forum programme</w:t>
-            </w:r>
-          </w:p>
-        </w:tc>
-        <w:tc>
-          <w:tcPr>
-            <w:tcW w:type="dxa" w:w="1662"/>
-          </w:tcPr>
-          <w:p>
-            <w:r/>
-            <w:r>
-              <w:rPr>
-                <w:b w:val="0"/>
-                <w:sz w:val="16"/>
-              </w:rPr>
-              <w:t>Forum program</w:t>
-            </w:r>
-          </w:p>
-        </w:tc>
-        <w:tc>
-          <w:tcPr>
-            <w:tcW w:type="dxa" w:w="1662"/>
-          </w:tcPr>
-          <w:p>
-            <w:r/>
-            <w:r>
-              <w:rPr>
-                <w:b w:val="0"/>
-                <w:sz w:val="16"/>
-              </w:rPr>
-              <w:t>Style</w:t>
-            </w:r>
-          </w:p>
-        </w:tc>
-        <w:tc>
-          <w:tcPr>
-            <w:tcW w:type="dxa" w:w="1662"/>
-          </w:tcPr>
-          <w:p>
-            <w:r/>
-            <w:r>
-              <w:rPr>
-                <w:b w:val="0"/>
-                <w:sz w:val="16"/>
-              </w:rPr>
-              <w:t>British spelling; use consistently or standardise to US English if preferred.</w:t>
-            </w:r>
-          </w:p>
-        </w:tc>
-      </w:tr>
-      <w:tr>
-        <w:tc>
-          <w:tcPr>
-            <w:tcW w:type="dxa" w:w="1662"/>
-            <w:shd w:fill="F4F7FA" w:val="clear"/>
-          </w:tcPr>
-          <w:p>
-            <w:r/>
-            <w:r>
-              <w:rPr>
-                <w:b w:val="0"/>
-                <w:sz w:val="16"/>
-              </w:rPr>
-              <w:t>16</w:t>
-            </w:r>
-          </w:p>
-        </w:tc>
-        <w:tc>
-          <w:tcPr>
-            <w:tcW w:type="dxa" w:w="1662"/>
-            <w:shd w:fill="F4F7FA" w:val="clear"/>
-          </w:tcPr>
-          <w:p>
-            <w:r/>
-            <w:r>
-              <w:rPr>
-                <w:b w:val="0"/>
-                <w:sz w:val="16"/>
-              </w:rPr>
-              <w:t>Governance terminology</w:t>
-            </w:r>
-          </w:p>
-        </w:tc>
-        <w:tc>
-          <w:tcPr>
-            <w:tcW w:type="dxa" w:w="1662"/>
-            <w:shd w:fill="F4F7FA" w:val="clear"/>
-          </w:tcPr>
-          <w:p>
-            <w:r/>
-            <w:r>
-              <w:rPr>
-                <w:b w:val="0"/>
-                <w:sz w:val="16"/>
-              </w:rPr>
-              <w:t>Executive board (nav) vs Board of Directors (body)</w:t>
-            </w:r>
-          </w:p>
-        </w:tc>
-        <w:tc>
-          <w:tcPr>
-            <w:tcW w:type="dxa" w:w="1662"/>
-            <w:shd w:fill="F4F7FA" w:val="clear"/>
-          </w:tcPr>
-          <w:p>
-            <w:r/>
-            <w:r>
-              <w:rPr>
-                <w:b w:val="0"/>
-                <w:sz w:val="16"/>
-              </w:rPr>
-              <w:t>Choose one term sitewide (e.g. Executive board)</w:t>
-            </w:r>
-          </w:p>
-        </w:tc>
-        <w:tc>
-          <w:tcPr>
-            <w:tcW w:type="dxa" w:w="1662"/>
-            <w:shd w:fill="F4F7FA" w:val="clear"/>
-          </w:tcPr>
-          <w:p>
-            <w:r/>
-            <w:r>
-              <w:rPr>
-                <w:b w:val="0"/>
-                <w:sz w:val="16"/>
-              </w:rPr>
-              <w:t>Terminology</w:t>
-            </w:r>
-          </w:p>
-        </w:tc>
-        <w:tc>
-          <w:tcPr>
-            <w:tcW w:type="dxa" w:w="1662"/>
-            <w:shd w:fill="F4F7FA" w:val="clear"/>
-          </w:tcPr>
-          <w:p>
-            <w:r/>
-            <w:r>
-              <w:rPr>
-                <w:b w:val="0"/>
-                <w:sz w:val="16"/>
-              </w:rPr>
-              <w:t>Inconsistent English labels for idarə heyəti.</w:t>
-            </w:r>
-          </w:p>
-        </w:tc>
-      </w:tr>
-    </w:tbl>
-    <w:p/>
-    <w:p>
-      <w:pPr>
-        <w:pStyle w:val="Heading2"/>
-      </w:pPr>
-      <w:r>
-        <w:t>en/donate.html</w:t>
+        <w:t>en/sponsors.html</w:t>
       </w:r>
     </w:p>
     <w:p>
@@ -3469,6587 +2899,7 @@
                 <w:b w:val="0"/>
                 <w:sz w:val="16"/>
               </w:rPr>
-              <w:t>17</w:t>
-            </w:r>
-          </w:p>
-        </w:tc>
-        <w:tc>
-          <w:tcPr>
-            <w:tcW w:type="dxa" w:w="1662"/>
-          </w:tcPr>
-          <w:p>
-            <w:r/>
-            <w:r>
-              <w:rPr>
-                <w:b w:val="0"/>
-                <w:sz w:val="16"/>
-              </w:rPr>
-              <w:t>Navigation</w:t>
-            </w:r>
-          </w:p>
-        </w:tc>
-        <w:tc>
-          <w:tcPr>
-            <w:tcW w:type="dxa" w:w="1662"/>
-          </w:tcPr>
-          <w:p>
-            <w:r/>
-            <w:r>
-              <w:rPr>
-                <w:b w:val="0"/>
-                <w:sz w:val="16"/>
-              </w:rPr>
-              <w:t>Forum programme</w:t>
-            </w:r>
-          </w:p>
-        </w:tc>
-        <w:tc>
-          <w:tcPr>
-            <w:tcW w:type="dxa" w:w="1662"/>
-          </w:tcPr>
-          <w:p>
-            <w:r/>
-            <w:r>
-              <w:rPr>
-                <w:b w:val="0"/>
-                <w:sz w:val="16"/>
-              </w:rPr>
-              <w:t>Forum program</w:t>
-            </w:r>
-          </w:p>
-        </w:tc>
-        <w:tc>
-          <w:tcPr>
-            <w:tcW w:type="dxa" w:w="1662"/>
-          </w:tcPr>
-          <w:p>
-            <w:r/>
-            <w:r>
-              <w:rPr>
-                <w:b w:val="0"/>
-                <w:sz w:val="16"/>
-              </w:rPr>
-              <w:t>Style</w:t>
-            </w:r>
-          </w:p>
-        </w:tc>
-        <w:tc>
-          <w:tcPr>
-            <w:tcW w:type="dxa" w:w="1662"/>
-          </w:tcPr>
-          <w:p>
-            <w:r/>
-            <w:r>
-              <w:rPr>
-                <w:b w:val="0"/>
-                <w:sz w:val="16"/>
-              </w:rPr>
-              <w:t>British spelling; use consistently or standardise to US English if preferred.</w:t>
-            </w:r>
-          </w:p>
-        </w:tc>
-      </w:tr>
-    </w:tbl>
-    <w:p/>
-    <w:p>
-      <w:pPr>
-        <w:pStyle w:val="Heading2"/>
-      </w:pPr>
-      <w:r>
-        <w:t>en/encyclopedia.html</w:t>
-      </w:r>
-    </w:p>
-    <w:p>
-      <w:r>
-        <w:t>Findings: 1</w:t>
-      </w:r>
-    </w:p>
-    <w:tbl>
-      <w:tblPr>
-        <w:tblStyle w:val="TableGrid"/>
-        <w:tblW w:type="auto" w:w="0"/>
-        <w:jc w:val="center"/>
-        <w:tblLook w:firstColumn="1" w:firstRow="1" w:lastColumn="0" w:lastRow="0" w:noHBand="0" w:noVBand="1" w:val="04A0"/>
-      </w:tblPr>
-      <w:tblGrid>
-        <w:gridCol w:w="1662"/>
-        <w:gridCol w:w="1662"/>
-        <w:gridCol w:w="1662"/>
-        <w:gridCol w:w="1662"/>
-        <w:gridCol w:w="1662"/>
-        <w:gridCol w:w="1662"/>
-      </w:tblGrid>
-      <w:tr>
-        <w:tc>
-          <w:tcPr>
-            <w:tcW w:type="dxa" w:w="1662"/>
-            <w:shd w:fill="094D78" w:val="clear"/>
-          </w:tcPr>
-          <w:p>
-            <w:r/>
-            <w:r>
-              <w:rPr>
-                <w:b/>
-                <w:color w:val="FFFFFF"/>
-                <w:sz w:val="18"/>
-              </w:rPr>
-              <w:t>#</w:t>
-            </w:r>
-          </w:p>
-        </w:tc>
-        <w:tc>
-          <w:tcPr>
-            <w:tcW w:type="dxa" w:w="1662"/>
-            <w:shd w:fill="094D78" w:val="clear"/>
-          </w:tcPr>
-          <w:p>
-            <w:r/>
-            <w:r>
-              <w:rPr>
-                <w:b/>
-                <w:color w:val="FFFFFF"/>
-                <w:sz w:val="18"/>
-              </w:rPr>
-              <w:t>Location</w:t>
-            </w:r>
-          </w:p>
-        </w:tc>
-        <w:tc>
-          <w:tcPr>
-            <w:tcW w:type="dxa" w:w="1662"/>
-            <w:shd w:fill="094D78" w:val="clear"/>
-          </w:tcPr>
-          <w:p>
-            <w:r/>
-            <w:r>
-              <w:rPr>
-                <w:b/>
-                <w:color w:val="FFFFFF"/>
-                <w:sz w:val="18"/>
-              </w:rPr>
-              <w:t>Original text</w:t>
-            </w:r>
-          </w:p>
-        </w:tc>
-        <w:tc>
-          <w:tcPr>
-            <w:tcW w:type="dxa" w:w="1662"/>
-            <w:shd w:fill="094D78" w:val="clear"/>
-          </w:tcPr>
-          <w:p>
-            <w:r/>
-            <w:r>
-              <w:rPr>
-                <w:b/>
-                <w:color w:val="FFFFFF"/>
-                <w:sz w:val="18"/>
-              </w:rPr>
-              <w:t>Recommended correction</w:t>
-            </w:r>
-          </w:p>
-        </w:tc>
-        <w:tc>
-          <w:tcPr>
-            <w:tcW w:type="dxa" w:w="1662"/>
-            <w:shd w:fill="094D78" w:val="clear"/>
-          </w:tcPr>
-          <w:p>
-            <w:r/>
-            <w:r>
-              <w:rPr>
-                <w:b/>
-                <w:color w:val="FFFFFF"/>
-                <w:sz w:val="18"/>
-              </w:rPr>
-              <w:t>Category</w:t>
-            </w:r>
-          </w:p>
-        </w:tc>
-        <w:tc>
-          <w:tcPr>
-            <w:tcW w:type="dxa" w:w="1662"/>
-            <w:shd w:fill="094D78" w:val="clear"/>
-          </w:tcPr>
-          <w:p>
-            <w:r/>
-            <w:r>
-              <w:rPr>
-                <w:b/>
-                <w:color w:val="FFFFFF"/>
-                <w:sz w:val="18"/>
-              </w:rPr>
-              <w:t>Comments</w:t>
-            </w:r>
-          </w:p>
-        </w:tc>
-      </w:tr>
-      <w:tr>
-        <w:tc>
-          <w:tcPr>
-            <w:tcW w:type="dxa" w:w="1662"/>
-            <w:shd w:fill="F4F7FA" w:val="clear"/>
-          </w:tcPr>
-          <w:p>
-            <w:r/>
-            <w:r>
-              <w:rPr>
-                <w:b w:val="0"/>
-                <w:sz w:val="16"/>
-              </w:rPr>
-              <w:t>18</w:t>
-            </w:r>
-          </w:p>
-        </w:tc>
-        <w:tc>
-          <w:tcPr>
-            <w:tcW w:type="dxa" w:w="1662"/>
-            <w:shd w:fill="F4F7FA" w:val="clear"/>
-          </w:tcPr>
-          <w:p>
-            <w:r/>
-            <w:r>
-              <w:rPr>
-                <w:b w:val="0"/>
-                <w:sz w:val="16"/>
-              </w:rPr>
-              <w:t>Navigation</w:t>
-            </w:r>
-          </w:p>
-        </w:tc>
-        <w:tc>
-          <w:tcPr>
-            <w:tcW w:type="dxa" w:w="1662"/>
-            <w:shd w:fill="F4F7FA" w:val="clear"/>
-          </w:tcPr>
-          <w:p>
-            <w:r/>
-            <w:r>
-              <w:rPr>
-                <w:b w:val="0"/>
-                <w:sz w:val="16"/>
-              </w:rPr>
-              <w:t>Forum programme</w:t>
-            </w:r>
-          </w:p>
-        </w:tc>
-        <w:tc>
-          <w:tcPr>
-            <w:tcW w:type="dxa" w:w="1662"/>
-            <w:shd w:fill="F4F7FA" w:val="clear"/>
-          </w:tcPr>
-          <w:p>
-            <w:r/>
-            <w:r>
-              <w:rPr>
-                <w:b w:val="0"/>
-                <w:sz w:val="16"/>
-              </w:rPr>
-              <w:t>Forum program</w:t>
-            </w:r>
-          </w:p>
-        </w:tc>
-        <w:tc>
-          <w:tcPr>
-            <w:tcW w:type="dxa" w:w="1662"/>
-            <w:shd w:fill="F4F7FA" w:val="clear"/>
-          </w:tcPr>
-          <w:p>
-            <w:r/>
-            <w:r>
-              <w:rPr>
-                <w:b w:val="0"/>
-                <w:sz w:val="16"/>
-              </w:rPr>
-              <w:t>Style</w:t>
-            </w:r>
-          </w:p>
-        </w:tc>
-        <w:tc>
-          <w:tcPr>
-            <w:tcW w:type="dxa" w:w="1662"/>
-            <w:shd w:fill="F4F7FA" w:val="clear"/>
-          </w:tcPr>
-          <w:p>
-            <w:r/>
-            <w:r>
-              <w:rPr>
-                <w:b w:val="0"/>
-                <w:sz w:val="16"/>
-              </w:rPr>
-              <w:t>British spelling; use consistently or standardise to US English if preferred.</w:t>
-            </w:r>
-          </w:p>
-        </w:tc>
-      </w:tr>
-    </w:tbl>
-    <w:p/>
-    <w:p>
-      <w:pPr>
-        <w:pStyle w:val="Heading2"/>
-      </w:pPr>
-      <w:r>
-        <w:t>en/executive-board.html</w:t>
-      </w:r>
-    </w:p>
-    <w:p>
-      <w:r>
-        <w:t>Findings: 2</w:t>
-      </w:r>
-    </w:p>
-    <w:tbl>
-      <w:tblPr>
-        <w:tblStyle w:val="TableGrid"/>
-        <w:tblW w:type="auto" w:w="0"/>
-        <w:jc w:val="center"/>
-        <w:tblLook w:firstColumn="1" w:firstRow="1" w:lastColumn="0" w:lastRow="0" w:noHBand="0" w:noVBand="1" w:val="04A0"/>
-      </w:tblPr>
-      <w:tblGrid>
-        <w:gridCol w:w="1662"/>
-        <w:gridCol w:w="1662"/>
-        <w:gridCol w:w="1662"/>
-        <w:gridCol w:w="1662"/>
-        <w:gridCol w:w="1662"/>
-        <w:gridCol w:w="1662"/>
-      </w:tblGrid>
-      <w:tr>
-        <w:tc>
-          <w:tcPr>
-            <w:tcW w:type="dxa" w:w="1662"/>
-            <w:shd w:fill="094D78" w:val="clear"/>
-          </w:tcPr>
-          <w:p>
-            <w:r/>
-            <w:r>
-              <w:rPr>
-                <w:b/>
-                <w:color w:val="FFFFFF"/>
-                <w:sz w:val="18"/>
-              </w:rPr>
-              <w:t>#</w:t>
-            </w:r>
-          </w:p>
-        </w:tc>
-        <w:tc>
-          <w:tcPr>
-            <w:tcW w:type="dxa" w:w="1662"/>
-            <w:shd w:fill="094D78" w:val="clear"/>
-          </w:tcPr>
-          <w:p>
-            <w:r/>
-            <w:r>
-              <w:rPr>
-                <w:b/>
-                <w:color w:val="FFFFFF"/>
-                <w:sz w:val="18"/>
-              </w:rPr>
-              <w:t>Location</w:t>
-            </w:r>
-          </w:p>
-        </w:tc>
-        <w:tc>
-          <w:tcPr>
-            <w:tcW w:type="dxa" w:w="1662"/>
-            <w:shd w:fill="094D78" w:val="clear"/>
-          </w:tcPr>
-          <w:p>
-            <w:r/>
-            <w:r>
-              <w:rPr>
-                <w:b/>
-                <w:color w:val="FFFFFF"/>
-                <w:sz w:val="18"/>
-              </w:rPr>
-              <w:t>Original text</w:t>
-            </w:r>
-          </w:p>
-        </w:tc>
-        <w:tc>
-          <w:tcPr>
-            <w:tcW w:type="dxa" w:w="1662"/>
-            <w:shd w:fill="094D78" w:val="clear"/>
-          </w:tcPr>
-          <w:p>
-            <w:r/>
-            <w:r>
-              <w:rPr>
-                <w:b/>
-                <w:color w:val="FFFFFF"/>
-                <w:sz w:val="18"/>
-              </w:rPr>
-              <w:t>Recommended correction</w:t>
-            </w:r>
-          </w:p>
-        </w:tc>
-        <w:tc>
-          <w:tcPr>
-            <w:tcW w:type="dxa" w:w="1662"/>
-            <w:shd w:fill="094D78" w:val="clear"/>
-          </w:tcPr>
-          <w:p>
-            <w:r/>
-            <w:r>
-              <w:rPr>
-                <w:b/>
-                <w:color w:val="FFFFFF"/>
-                <w:sz w:val="18"/>
-              </w:rPr>
-              <w:t>Category</w:t>
-            </w:r>
-          </w:p>
-        </w:tc>
-        <w:tc>
-          <w:tcPr>
-            <w:tcW w:type="dxa" w:w="1662"/>
-            <w:shd w:fill="094D78" w:val="clear"/>
-          </w:tcPr>
-          <w:p>
-            <w:r/>
-            <w:r>
-              <w:rPr>
-                <w:b/>
-                <w:color w:val="FFFFFF"/>
-                <w:sz w:val="18"/>
-              </w:rPr>
-              <w:t>Comments</w:t>
-            </w:r>
-          </w:p>
-        </w:tc>
-      </w:tr>
-      <w:tr>
-        <w:tc>
-          <w:tcPr>
-            <w:tcW w:type="dxa" w:w="1662"/>
-          </w:tcPr>
-          <w:p>
-            <w:r/>
-            <w:r>
-              <w:rPr>
-                <w:b w:val="0"/>
-                <w:sz w:val="16"/>
-              </w:rPr>
-              <w:t>19</w:t>
-            </w:r>
-          </w:p>
-        </w:tc>
-        <w:tc>
-          <w:tcPr>
-            <w:tcW w:type="dxa" w:w="1662"/>
-          </w:tcPr>
-          <w:p>
-            <w:r/>
-            <w:r>
-              <w:rPr>
-                <w:b w:val="0"/>
-                <w:sz w:val="16"/>
-              </w:rPr>
-              <w:t>Navigation</w:t>
-            </w:r>
-          </w:p>
-        </w:tc>
-        <w:tc>
-          <w:tcPr>
-            <w:tcW w:type="dxa" w:w="1662"/>
-          </w:tcPr>
-          <w:p>
-            <w:r/>
-            <w:r>
-              <w:rPr>
-                <w:b w:val="0"/>
-                <w:sz w:val="16"/>
-              </w:rPr>
-              <w:t>Forum programme</w:t>
-            </w:r>
-          </w:p>
-        </w:tc>
-        <w:tc>
-          <w:tcPr>
-            <w:tcW w:type="dxa" w:w="1662"/>
-          </w:tcPr>
-          <w:p>
-            <w:r/>
-            <w:r>
-              <w:rPr>
-                <w:b w:val="0"/>
-                <w:sz w:val="16"/>
-              </w:rPr>
-              <w:t>Forum program</w:t>
-            </w:r>
-          </w:p>
-        </w:tc>
-        <w:tc>
-          <w:tcPr>
-            <w:tcW w:type="dxa" w:w="1662"/>
-          </w:tcPr>
-          <w:p>
-            <w:r/>
-            <w:r>
-              <w:rPr>
-                <w:b w:val="0"/>
-                <w:sz w:val="16"/>
-              </w:rPr>
-              <w:t>Style</w:t>
-            </w:r>
-          </w:p>
-        </w:tc>
-        <w:tc>
-          <w:tcPr>
-            <w:tcW w:type="dxa" w:w="1662"/>
-          </w:tcPr>
-          <w:p>
-            <w:r/>
-            <w:r>
-              <w:rPr>
-                <w:b w:val="0"/>
-                <w:sz w:val="16"/>
-              </w:rPr>
-              <w:t>British spelling; use consistently or standardise to US English if preferred.</w:t>
-            </w:r>
-          </w:p>
-        </w:tc>
-      </w:tr>
-      <w:tr>
-        <w:tc>
-          <w:tcPr>
-            <w:tcW w:type="dxa" w:w="1662"/>
-            <w:shd w:fill="F4F7FA" w:val="clear"/>
-          </w:tcPr>
-          <w:p>
-            <w:r/>
-            <w:r>
-              <w:rPr>
-                <w:b w:val="0"/>
-                <w:sz w:val="16"/>
-              </w:rPr>
-              <w:t>20</w:t>
-            </w:r>
-          </w:p>
-        </w:tc>
-        <w:tc>
-          <w:tcPr>
-            <w:tcW w:type="dxa" w:w="1662"/>
-            <w:shd w:fill="F4F7FA" w:val="clear"/>
-          </w:tcPr>
-          <w:p>
-            <w:r/>
-            <w:r>
-              <w:rPr>
-                <w:b w:val="0"/>
-                <w:sz w:val="16"/>
-              </w:rPr>
-              <w:t>Governance terminology</w:t>
-            </w:r>
-          </w:p>
-        </w:tc>
-        <w:tc>
-          <w:tcPr>
-            <w:tcW w:type="dxa" w:w="1662"/>
-            <w:shd w:fill="F4F7FA" w:val="clear"/>
-          </w:tcPr>
-          <w:p>
-            <w:r/>
-            <w:r>
-              <w:rPr>
-                <w:b w:val="0"/>
-                <w:sz w:val="16"/>
-              </w:rPr>
-              <w:t>Executive board (nav) vs Board of Directors (body)</w:t>
-            </w:r>
-          </w:p>
-        </w:tc>
-        <w:tc>
-          <w:tcPr>
-            <w:tcW w:type="dxa" w:w="1662"/>
-            <w:shd w:fill="F4F7FA" w:val="clear"/>
-          </w:tcPr>
-          <w:p>
-            <w:r/>
-            <w:r>
-              <w:rPr>
-                <w:b w:val="0"/>
-                <w:sz w:val="16"/>
-              </w:rPr>
-              <w:t>Choose one term sitewide (e.g. Executive board)</w:t>
-            </w:r>
-          </w:p>
-        </w:tc>
-        <w:tc>
-          <w:tcPr>
-            <w:tcW w:type="dxa" w:w="1662"/>
-            <w:shd w:fill="F4F7FA" w:val="clear"/>
-          </w:tcPr>
-          <w:p>
-            <w:r/>
-            <w:r>
-              <w:rPr>
-                <w:b w:val="0"/>
-                <w:sz w:val="16"/>
-              </w:rPr>
-              <w:t>Terminology</w:t>
-            </w:r>
-          </w:p>
-        </w:tc>
-        <w:tc>
-          <w:tcPr>
-            <w:tcW w:type="dxa" w:w="1662"/>
-            <w:shd w:fill="F4F7FA" w:val="clear"/>
-          </w:tcPr>
-          <w:p>
-            <w:r/>
-            <w:r>
-              <w:rPr>
-                <w:b w:val="0"/>
-                <w:sz w:val="16"/>
-              </w:rPr>
-              <w:t>Inconsistent English labels for idarə heyəti.</w:t>
-            </w:r>
-          </w:p>
-        </w:tc>
-      </w:tr>
-    </w:tbl>
-    <w:p/>
-    <w:p>
-      <w:pPr>
-        <w:pStyle w:val="Heading2"/>
-      </w:pPr>
-      <w:r>
-        <w:t>en/forum/2024/anas_leadership_speeches.html</w:t>
-      </w:r>
-    </w:p>
-    <w:p>
-      <w:r>
-        <w:t>Findings: 1</w:t>
-      </w:r>
-    </w:p>
-    <w:tbl>
-      <w:tblPr>
-        <w:tblStyle w:val="TableGrid"/>
-        <w:tblW w:type="auto" w:w="0"/>
-        <w:jc w:val="center"/>
-        <w:tblLook w:firstColumn="1" w:firstRow="1" w:lastColumn="0" w:lastRow="0" w:noHBand="0" w:noVBand="1" w:val="04A0"/>
-      </w:tblPr>
-      <w:tblGrid>
-        <w:gridCol w:w="1662"/>
-        <w:gridCol w:w="1662"/>
-        <w:gridCol w:w="1662"/>
-        <w:gridCol w:w="1662"/>
-        <w:gridCol w:w="1662"/>
-        <w:gridCol w:w="1662"/>
-      </w:tblGrid>
-      <w:tr>
-        <w:tc>
-          <w:tcPr>
-            <w:tcW w:type="dxa" w:w="1662"/>
-            <w:shd w:fill="094D78" w:val="clear"/>
-          </w:tcPr>
-          <w:p>
-            <w:r/>
-            <w:r>
-              <w:rPr>
-                <w:b/>
-                <w:color w:val="FFFFFF"/>
-                <w:sz w:val="18"/>
-              </w:rPr>
-              <w:t>#</w:t>
-            </w:r>
-          </w:p>
-        </w:tc>
-        <w:tc>
-          <w:tcPr>
-            <w:tcW w:type="dxa" w:w="1662"/>
-            <w:shd w:fill="094D78" w:val="clear"/>
-          </w:tcPr>
-          <w:p>
-            <w:r/>
-            <w:r>
-              <w:rPr>
-                <w:b/>
-                <w:color w:val="FFFFFF"/>
-                <w:sz w:val="18"/>
-              </w:rPr>
-              <w:t>Location</w:t>
-            </w:r>
-          </w:p>
-        </w:tc>
-        <w:tc>
-          <w:tcPr>
-            <w:tcW w:type="dxa" w:w="1662"/>
-            <w:shd w:fill="094D78" w:val="clear"/>
-          </w:tcPr>
-          <w:p>
-            <w:r/>
-            <w:r>
-              <w:rPr>
-                <w:b/>
-                <w:color w:val="FFFFFF"/>
-                <w:sz w:val="18"/>
-              </w:rPr>
-              <w:t>Original text</w:t>
-            </w:r>
-          </w:p>
-        </w:tc>
-        <w:tc>
-          <w:tcPr>
-            <w:tcW w:type="dxa" w:w="1662"/>
-            <w:shd w:fill="094D78" w:val="clear"/>
-          </w:tcPr>
-          <w:p>
-            <w:r/>
-            <w:r>
-              <w:rPr>
-                <w:b/>
-                <w:color w:val="FFFFFF"/>
-                <w:sz w:val="18"/>
-              </w:rPr>
-              <w:t>Recommended correction</w:t>
-            </w:r>
-          </w:p>
-        </w:tc>
-        <w:tc>
-          <w:tcPr>
-            <w:tcW w:type="dxa" w:w="1662"/>
-            <w:shd w:fill="094D78" w:val="clear"/>
-          </w:tcPr>
-          <w:p>
-            <w:r/>
-            <w:r>
-              <w:rPr>
-                <w:b/>
-                <w:color w:val="FFFFFF"/>
-                <w:sz w:val="18"/>
-              </w:rPr>
-              <w:t>Category</w:t>
-            </w:r>
-          </w:p>
-        </w:tc>
-        <w:tc>
-          <w:tcPr>
-            <w:tcW w:type="dxa" w:w="1662"/>
-            <w:shd w:fill="094D78" w:val="clear"/>
-          </w:tcPr>
-          <w:p>
-            <w:r/>
-            <w:r>
-              <w:rPr>
-                <w:b/>
-                <w:color w:val="FFFFFF"/>
-                <w:sz w:val="18"/>
-              </w:rPr>
-              <w:t>Comments</w:t>
-            </w:r>
-          </w:p>
-        </w:tc>
-      </w:tr>
-      <w:tr>
-        <w:tc>
-          <w:tcPr>
-            <w:tcW w:type="dxa" w:w="1662"/>
-          </w:tcPr>
-          <w:p>
-            <w:r/>
-            <w:r>
-              <w:rPr>
-                <w:b w:val="0"/>
-                <w:sz w:val="16"/>
-              </w:rPr>
-              <w:t>21</w:t>
-            </w:r>
-          </w:p>
-        </w:tc>
-        <w:tc>
-          <w:tcPr>
-            <w:tcW w:type="dxa" w:w="1662"/>
-          </w:tcPr>
-          <w:p>
-            <w:r/>
-            <w:r>
-              <w:rPr>
-                <w:b w:val="0"/>
-                <w:sz w:val="16"/>
-              </w:rPr>
-              <w:t>Navigation</w:t>
-            </w:r>
-          </w:p>
-        </w:tc>
-        <w:tc>
-          <w:tcPr>
-            <w:tcW w:type="dxa" w:w="1662"/>
-          </w:tcPr>
-          <w:p>
-            <w:r/>
-            <w:r>
-              <w:rPr>
-                <w:b w:val="0"/>
-                <w:sz w:val="16"/>
-              </w:rPr>
-              <w:t>Forum programme</w:t>
-            </w:r>
-          </w:p>
-        </w:tc>
-        <w:tc>
-          <w:tcPr>
-            <w:tcW w:type="dxa" w:w="1662"/>
-          </w:tcPr>
-          <w:p>
-            <w:r/>
-            <w:r>
-              <w:rPr>
-                <w:b w:val="0"/>
-                <w:sz w:val="16"/>
-              </w:rPr>
-              <w:t>Forum program</w:t>
-            </w:r>
-          </w:p>
-        </w:tc>
-        <w:tc>
-          <w:tcPr>
-            <w:tcW w:type="dxa" w:w="1662"/>
-          </w:tcPr>
-          <w:p>
-            <w:r/>
-            <w:r>
-              <w:rPr>
-                <w:b w:val="0"/>
-                <w:sz w:val="16"/>
-              </w:rPr>
-              <w:t>Style</w:t>
-            </w:r>
-          </w:p>
-        </w:tc>
-        <w:tc>
-          <w:tcPr>
-            <w:tcW w:type="dxa" w:w="1662"/>
-          </w:tcPr>
-          <w:p>
-            <w:r/>
-            <w:r>
-              <w:rPr>
-                <w:b w:val="0"/>
-                <w:sz w:val="16"/>
-              </w:rPr>
-              <w:t>British spelling; use consistently or standardise to US English if preferred.</w:t>
-            </w:r>
-          </w:p>
-        </w:tc>
-      </w:tr>
-    </w:tbl>
-    <w:p/>
-    <w:p>
-      <w:pPr>
-        <w:pStyle w:val="Heading2"/>
-      </w:pPr>
-      <w:r>
-        <w:t>en/forum/2024/cooperation.html</w:t>
-      </w:r>
-    </w:p>
-    <w:p>
-      <w:r>
-        <w:t>Findings: 2</w:t>
-      </w:r>
-    </w:p>
-    <w:tbl>
-      <w:tblPr>
-        <w:tblStyle w:val="TableGrid"/>
-        <w:tblW w:type="auto" w:w="0"/>
-        <w:jc w:val="center"/>
-        <w:tblLook w:firstColumn="1" w:firstRow="1" w:lastColumn="0" w:lastRow="0" w:noHBand="0" w:noVBand="1" w:val="04A0"/>
-      </w:tblPr>
-      <w:tblGrid>
-        <w:gridCol w:w="1662"/>
-        <w:gridCol w:w="1662"/>
-        <w:gridCol w:w="1662"/>
-        <w:gridCol w:w="1662"/>
-        <w:gridCol w:w="1662"/>
-        <w:gridCol w:w="1662"/>
-      </w:tblGrid>
-      <w:tr>
-        <w:tc>
-          <w:tcPr>
-            <w:tcW w:type="dxa" w:w="1662"/>
-            <w:shd w:fill="094D78" w:val="clear"/>
-          </w:tcPr>
-          <w:p>
-            <w:r/>
-            <w:r>
-              <w:rPr>
-                <w:b/>
-                <w:color w:val="FFFFFF"/>
-                <w:sz w:val="18"/>
-              </w:rPr>
-              <w:t>#</w:t>
-            </w:r>
-          </w:p>
-        </w:tc>
-        <w:tc>
-          <w:tcPr>
-            <w:tcW w:type="dxa" w:w="1662"/>
-            <w:shd w:fill="094D78" w:val="clear"/>
-          </w:tcPr>
-          <w:p>
-            <w:r/>
-            <w:r>
-              <w:rPr>
-                <w:b/>
-                <w:color w:val="FFFFFF"/>
-                <w:sz w:val="18"/>
-              </w:rPr>
-              <w:t>Location</w:t>
-            </w:r>
-          </w:p>
-        </w:tc>
-        <w:tc>
-          <w:tcPr>
-            <w:tcW w:type="dxa" w:w="1662"/>
-            <w:shd w:fill="094D78" w:val="clear"/>
-          </w:tcPr>
-          <w:p>
-            <w:r/>
-            <w:r>
-              <w:rPr>
-                <w:b/>
-                <w:color w:val="FFFFFF"/>
-                <w:sz w:val="18"/>
-              </w:rPr>
-              <w:t>Original text</w:t>
-            </w:r>
-          </w:p>
-        </w:tc>
-        <w:tc>
-          <w:tcPr>
-            <w:tcW w:type="dxa" w:w="1662"/>
-            <w:shd w:fill="094D78" w:val="clear"/>
-          </w:tcPr>
-          <w:p>
-            <w:r/>
-            <w:r>
-              <w:rPr>
-                <w:b/>
-                <w:color w:val="FFFFFF"/>
-                <w:sz w:val="18"/>
-              </w:rPr>
-              <w:t>Recommended correction</w:t>
-            </w:r>
-          </w:p>
-        </w:tc>
-        <w:tc>
-          <w:tcPr>
-            <w:tcW w:type="dxa" w:w="1662"/>
-            <w:shd w:fill="094D78" w:val="clear"/>
-          </w:tcPr>
-          <w:p>
-            <w:r/>
-            <w:r>
-              <w:rPr>
-                <w:b/>
-                <w:color w:val="FFFFFF"/>
-                <w:sz w:val="18"/>
-              </w:rPr>
-              <w:t>Category</w:t>
-            </w:r>
-          </w:p>
-        </w:tc>
-        <w:tc>
-          <w:tcPr>
-            <w:tcW w:type="dxa" w:w="1662"/>
-            <w:shd w:fill="094D78" w:val="clear"/>
-          </w:tcPr>
-          <w:p>
-            <w:r/>
-            <w:r>
-              <w:rPr>
-                <w:b/>
-                <w:color w:val="FFFFFF"/>
-                <w:sz w:val="18"/>
-              </w:rPr>
-              <w:t>Comments</w:t>
-            </w:r>
-          </w:p>
-        </w:tc>
-      </w:tr>
-      <w:tr>
-        <w:tc>
-          <w:tcPr>
-            <w:tcW w:type="dxa" w:w="1662"/>
-            <w:shd w:fill="F4F7FA" w:val="clear"/>
-          </w:tcPr>
-          <w:p>
-            <w:r/>
-            <w:r>
-              <w:rPr>
-                <w:b w:val="0"/>
-                <w:sz w:val="16"/>
-              </w:rPr>
-              <w:t>22</w:t>
-            </w:r>
-          </w:p>
-        </w:tc>
-        <w:tc>
-          <w:tcPr>
-            <w:tcW w:type="dxa" w:w="1662"/>
-            <w:shd w:fill="F4F7FA" w:val="clear"/>
-          </w:tcPr>
-          <w:p>
-            <w:r/>
-            <w:r>
-              <w:rPr>
-                <w:b w:val="0"/>
-                <w:sz w:val="16"/>
-              </w:rPr>
-              <w:t>Navigation</w:t>
-            </w:r>
-          </w:p>
-        </w:tc>
-        <w:tc>
-          <w:tcPr>
-            <w:tcW w:type="dxa" w:w="1662"/>
-            <w:shd w:fill="F4F7FA" w:val="clear"/>
-          </w:tcPr>
-          <w:p>
-            <w:r/>
-            <w:r>
-              <w:rPr>
-                <w:b w:val="0"/>
-                <w:sz w:val="16"/>
-              </w:rPr>
-              <w:t>Forum programme</w:t>
-            </w:r>
-          </w:p>
-        </w:tc>
-        <w:tc>
-          <w:tcPr>
-            <w:tcW w:type="dxa" w:w="1662"/>
-            <w:shd w:fill="F4F7FA" w:val="clear"/>
-          </w:tcPr>
-          <w:p>
-            <w:r/>
-            <w:r>
-              <w:rPr>
-                <w:b w:val="0"/>
-                <w:sz w:val="16"/>
-              </w:rPr>
-              <w:t>Forum program</w:t>
-            </w:r>
-          </w:p>
-        </w:tc>
-        <w:tc>
-          <w:tcPr>
-            <w:tcW w:type="dxa" w:w="1662"/>
-            <w:shd w:fill="F4F7FA" w:val="clear"/>
-          </w:tcPr>
-          <w:p>
-            <w:r/>
-            <w:r>
-              <w:rPr>
-                <w:b w:val="0"/>
-                <w:sz w:val="16"/>
-              </w:rPr>
-              <w:t>Style</w:t>
-            </w:r>
-          </w:p>
-        </w:tc>
-        <w:tc>
-          <w:tcPr>
-            <w:tcW w:type="dxa" w:w="1662"/>
-            <w:shd w:fill="F4F7FA" w:val="clear"/>
-          </w:tcPr>
-          <w:p>
-            <w:r/>
-            <w:r>
-              <w:rPr>
-                <w:b w:val="0"/>
-                <w:sz w:val="16"/>
-              </w:rPr>
-              <w:t>British spelling; use consistently or standardise to US English if preferred.</w:t>
-            </w:r>
-          </w:p>
-        </w:tc>
-      </w:tr>
-      <w:tr>
-        <w:tc>
-          <w:tcPr>
-            <w:tcW w:type="dxa" w:w="1662"/>
-          </w:tcPr>
-          <w:p>
-            <w:r/>
-            <w:r>
-              <w:rPr>
-                <w:b w:val="0"/>
-                <w:sz w:val="16"/>
-              </w:rPr>
-              <w:t>23</w:t>
-            </w:r>
-          </w:p>
-        </w:tc>
-        <w:tc>
-          <w:tcPr>
-            <w:tcW w:type="dxa" w:w="1662"/>
-          </w:tcPr>
-          <w:p>
-            <w:r/>
-            <w:r>
-              <w:rPr>
-                <w:b w:val="0"/>
-                <w:sz w:val="16"/>
-              </w:rPr>
-              <w:t>Governance terminology</w:t>
-            </w:r>
-          </w:p>
-        </w:tc>
-        <w:tc>
-          <w:tcPr>
-            <w:tcW w:type="dxa" w:w="1662"/>
-          </w:tcPr>
-          <w:p>
-            <w:r/>
-            <w:r>
-              <w:rPr>
-                <w:b w:val="0"/>
-                <w:sz w:val="16"/>
-              </w:rPr>
-              <w:t>Executive board (nav) vs Board of Directors (body)</w:t>
-            </w:r>
-          </w:p>
-        </w:tc>
-        <w:tc>
-          <w:tcPr>
-            <w:tcW w:type="dxa" w:w="1662"/>
-          </w:tcPr>
-          <w:p>
-            <w:r/>
-            <w:r>
-              <w:rPr>
-                <w:b w:val="0"/>
-                <w:sz w:val="16"/>
-              </w:rPr>
-              <w:t>Choose one term sitewide (e.g. Executive board)</w:t>
-            </w:r>
-          </w:p>
-        </w:tc>
-        <w:tc>
-          <w:tcPr>
-            <w:tcW w:type="dxa" w:w="1662"/>
-          </w:tcPr>
-          <w:p>
-            <w:r/>
-            <w:r>
-              <w:rPr>
-                <w:b w:val="0"/>
-                <w:sz w:val="16"/>
-              </w:rPr>
-              <w:t>Terminology</w:t>
-            </w:r>
-          </w:p>
-        </w:tc>
-        <w:tc>
-          <w:tcPr>
-            <w:tcW w:type="dxa" w:w="1662"/>
-          </w:tcPr>
-          <w:p>
-            <w:r/>
-            <w:r>
-              <w:rPr>
-                <w:b w:val="0"/>
-                <w:sz w:val="16"/>
-              </w:rPr>
-              <w:t>Inconsistent English labels for idarə heyəti.</w:t>
-            </w:r>
-          </w:p>
-        </w:tc>
-      </w:tr>
-    </w:tbl>
-    <w:p/>
-    <w:p>
-      <w:pPr>
-        <w:pStyle w:val="Heading2"/>
-      </w:pPr>
-      <w:r>
-        <w:t>en/forum/2024/impressions.html</w:t>
-      </w:r>
-    </w:p>
-    <w:p>
-      <w:r>
-        <w:t>Findings: 2</w:t>
-      </w:r>
-    </w:p>
-    <w:tbl>
-      <w:tblPr>
-        <w:tblStyle w:val="TableGrid"/>
-        <w:tblW w:type="auto" w:w="0"/>
-        <w:jc w:val="center"/>
-        <w:tblLook w:firstColumn="1" w:firstRow="1" w:lastColumn="0" w:lastRow="0" w:noHBand="0" w:noVBand="1" w:val="04A0"/>
-      </w:tblPr>
-      <w:tblGrid>
-        <w:gridCol w:w="1662"/>
-        <w:gridCol w:w="1662"/>
-        <w:gridCol w:w="1662"/>
-        <w:gridCol w:w="1662"/>
-        <w:gridCol w:w="1662"/>
-        <w:gridCol w:w="1662"/>
-      </w:tblGrid>
-      <w:tr>
-        <w:tc>
-          <w:tcPr>
-            <w:tcW w:type="dxa" w:w="1662"/>
-            <w:shd w:fill="094D78" w:val="clear"/>
-          </w:tcPr>
-          <w:p>
-            <w:r/>
-            <w:r>
-              <w:rPr>
-                <w:b/>
-                <w:color w:val="FFFFFF"/>
-                <w:sz w:val="18"/>
-              </w:rPr>
-              <w:t>#</w:t>
-            </w:r>
-          </w:p>
-        </w:tc>
-        <w:tc>
-          <w:tcPr>
-            <w:tcW w:type="dxa" w:w="1662"/>
-            <w:shd w:fill="094D78" w:val="clear"/>
-          </w:tcPr>
-          <w:p>
-            <w:r/>
-            <w:r>
-              <w:rPr>
-                <w:b/>
-                <w:color w:val="FFFFFF"/>
-                <w:sz w:val="18"/>
-              </w:rPr>
-              <w:t>Location</w:t>
-            </w:r>
-          </w:p>
-        </w:tc>
-        <w:tc>
-          <w:tcPr>
-            <w:tcW w:type="dxa" w:w="1662"/>
-            <w:shd w:fill="094D78" w:val="clear"/>
-          </w:tcPr>
-          <w:p>
-            <w:r/>
-            <w:r>
-              <w:rPr>
-                <w:b/>
-                <w:color w:val="FFFFFF"/>
-                <w:sz w:val="18"/>
-              </w:rPr>
-              <w:t>Original text</w:t>
-            </w:r>
-          </w:p>
-        </w:tc>
-        <w:tc>
-          <w:tcPr>
-            <w:tcW w:type="dxa" w:w="1662"/>
-            <w:shd w:fill="094D78" w:val="clear"/>
-          </w:tcPr>
-          <w:p>
-            <w:r/>
-            <w:r>
-              <w:rPr>
-                <w:b/>
-                <w:color w:val="FFFFFF"/>
-                <w:sz w:val="18"/>
-              </w:rPr>
-              <w:t>Recommended correction</w:t>
-            </w:r>
-          </w:p>
-        </w:tc>
-        <w:tc>
-          <w:tcPr>
-            <w:tcW w:type="dxa" w:w="1662"/>
-            <w:shd w:fill="094D78" w:val="clear"/>
-          </w:tcPr>
-          <w:p>
-            <w:r/>
-            <w:r>
-              <w:rPr>
-                <w:b/>
-                <w:color w:val="FFFFFF"/>
-                <w:sz w:val="18"/>
-              </w:rPr>
-              <w:t>Category</w:t>
-            </w:r>
-          </w:p>
-        </w:tc>
-        <w:tc>
-          <w:tcPr>
-            <w:tcW w:type="dxa" w:w="1662"/>
-            <w:shd w:fill="094D78" w:val="clear"/>
-          </w:tcPr>
-          <w:p>
-            <w:r/>
-            <w:r>
-              <w:rPr>
-                <w:b/>
-                <w:color w:val="FFFFFF"/>
-                <w:sz w:val="18"/>
-              </w:rPr>
-              <w:t>Comments</w:t>
-            </w:r>
-          </w:p>
-        </w:tc>
-      </w:tr>
-      <w:tr>
-        <w:tc>
-          <w:tcPr>
-            <w:tcW w:type="dxa" w:w="1662"/>
-            <w:shd w:fill="F4F7FA" w:val="clear"/>
-          </w:tcPr>
-          <w:p>
-            <w:r/>
-            <w:r>
-              <w:rPr>
-                <w:b w:val="0"/>
-                <w:sz w:val="16"/>
-              </w:rPr>
-              <w:t>24</w:t>
-            </w:r>
-          </w:p>
-        </w:tc>
-        <w:tc>
-          <w:tcPr>
-            <w:tcW w:type="dxa" w:w="1662"/>
-            <w:shd w:fill="F4F7FA" w:val="clear"/>
-          </w:tcPr>
-          <w:p>
-            <w:r/>
-            <w:r>
-              <w:rPr>
-                <w:b w:val="0"/>
-                <w:sz w:val="16"/>
-              </w:rPr>
-              <w:t>Navigation</w:t>
-            </w:r>
-          </w:p>
-        </w:tc>
-        <w:tc>
-          <w:tcPr>
-            <w:tcW w:type="dxa" w:w="1662"/>
-            <w:shd w:fill="F4F7FA" w:val="clear"/>
-          </w:tcPr>
-          <w:p>
-            <w:r/>
-            <w:r>
-              <w:rPr>
-                <w:b w:val="0"/>
-                <w:sz w:val="16"/>
-              </w:rPr>
-              <w:t>Forum programme</w:t>
-            </w:r>
-          </w:p>
-        </w:tc>
-        <w:tc>
-          <w:tcPr>
-            <w:tcW w:type="dxa" w:w="1662"/>
-            <w:shd w:fill="F4F7FA" w:val="clear"/>
-          </w:tcPr>
-          <w:p>
-            <w:r/>
-            <w:r>
-              <w:rPr>
-                <w:b w:val="0"/>
-                <w:sz w:val="16"/>
-              </w:rPr>
-              <w:t>Forum program</w:t>
-            </w:r>
-          </w:p>
-        </w:tc>
-        <w:tc>
-          <w:tcPr>
-            <w:tcW w:type="dxa" w:w="1662"/>
-            <w:shd w:fill="F4F7FA" w:val="clear"/>
-          </w:tcPr>
-          <w:p>
-            <w:r/>
-            <w:r>
-              <w:rPr>
-                <w:b w:val="0"/>
-                <w:sz w:val="16"/>
-              </w:rPr>
-              <w:t>Style</w:t>
-            </w:r>
-          </w:p>
-        </w:tc>
-        <w:tc>
-          <w:tcPr>
-            <w:tcW w:type="dxa" w:w="1662"/>
-            <w:shd w:fill="F4F7FA" w:val="clear"/>
-          </w:tcPr>
-          <w:p>
-            <w:r/>
-            <w:r>
-              <w:rPr>
-                <w:b w:val="0"/>
-                <w:sz w:val="16"/>
-              </w:rPr>
-              <w:t>British spelling; use consistently or standardise to US English if preferred.</w:t>
-            </w:r>
-          </w:p>
-        </w:tc>
-      </w:tr>
-      <w:tr>
-        <w:tc>
-          <w:tcPr>
-            <w:tcW w:type="dxa" w:w="1662"/>
-          </w:tcPr>
-          <w:p>
-            <w:r/>
-            <w:r>
-              <w:rPr>
-                <w:b w:val="0"/>
-                <w:sz w:val="16"/>
-              </w:rPr>
-              <w:t>25</w:t>
-            </w:r>
-          </w:p>
-        </w:tc>
-        <w:tc>
-          <w:tcPr>
-            <w:tcW w:type="dxa" w:w="1662"/>
-          </w:tcPr>
-          <w:p>
-            <w:r/>
-            <w:r>
-              <w:rPr>
-                <w:b w:val="0"/>
-                <w:sz w:val="16"/>
-              </w:rPr>
-              <w:t>Governance terminology</w:t>
-            </w:r>
-          </w:p>
-        </w:tc>
-        <w:tc>
-          <w:tcPr>
-            <w:tcW w:type="dxa" w:w="1662"/>
-          </w:tcPr>
-          <w:p>
-            <w:r/>
-            <w:r>
-              <w:rPr>
-                <w:b w:val="0"/>
-                <w:sz w:val="16"/>
-              </w:rPr>
-              <w:t>Executive board (nav) vs Board of Directors (body)</w:t>
-            </w:r>
-          </w:p>
-        </w:tc>
-        <w:tc>
-          <w:tcPr>
-            <w:tcW w:type="dxa" w:w="1662"/>
-          </w:tcPr>
-          <w:p>
-            <w:r/>
-            <w:r>
-              <w:rPr>
-                <w:b w:val="0"/>
-                <w:sz w:val="16"/>
-              </w:rPr>
-              <w:t>Choose one term sitewide (e.g. Executive board)</w:t>
-            </w:r>
-          </w:p>
-        </w:tc>
-        <w:tc>
-          <w:tcPr>
-            <w:tcW w:type="dxa" w:w="1662"/>
-          </w:tcPr>
-          <w:p>
-            <w:r/>
-            <w:r>
-              <w:rPr>
-                <w:b w:val="0"/>
-                <w:sz w:val="16"/>
-              </w:rPr>
-              <w:t>Terminology</w:t>
-            </w:r>
-          </w:p>
-        </w:tc>
-        <w:tc>
-          <w:tcPr>
-            <w:tcW w:type="dxa" w:w="1662"/>
-          </w:tcPr>
-          <w:p>
-            <w:r/>
-            <w:r>
-              <w:rPr>
-                <w:b w:val="0"/>
-                <w:sz w:val="16"/>
-              </w:rPr>
-              <w:t>Inconsistent English labels for idarə heyəti.</w:t>
-            </w:r>
-          </w:p>
-        </w:tc>
-      </w:tr>
-    </w:tbl>
-    <w:p/>
-    <w:p>
-      <w:pPr>
-        <w:pStyle w:val="Heading2"/>
-      </w:pPr>
-      <w:r>
-        <w:t>en/forum/2024/index.html</w:t>
-      </w:r>
-    </w:p>
-    <w:p>
-      <w:r>
-        <w:t>Findings: 1</w:t>
-      </w:r>
-    </w:p>
-    <w:tbl>
-      <w:tblPr>
-        <w:tblStyle w:val="TableGrid"/>
-        <w:tblW w:type="auto" w:w="0"/>
-        <w:jc w:val="center"/>
-        <w:tblLook w:firstColumn="1" w:firstRow="1" w:lastColumn="0" w:lastRow="0" w:noHBand="0" w:noVBand="1" w:val="04A0"/>
-      </w:tblPr>
-      <w:tblGrid>
-        <w:gridCol w:w="1662"/>
-        <w:gridCol w:w="1662"/>
-        <w:gridCol w:w="1662"/>
-        <w:gridCol w:w="1662"/>
-        <w:gridCol w:w="1662"/>
-        <w:gridCol w:w="1662"/>
-      </w:tblGrid>
-      <w:tr>
-        <w:tc>
-          <w:tcPr>
-            <w:tcW w:type="dxa" w:w="1662"/>
-            <w:shd w:fill="094D78" w:val="clear"/>
-          </w:tcPr>
-          <w:p>
-            <w:r/>
-            <w:r>
-              <w:rPr>
-                <w:b/>
-                <w:color w:val="FFFFFF"/>
-                <w:sz w:val="18"/>
-              </w:rPr>
-              <w:t>#</w:t>
-            </w:r>
-          </w:p>
-        </w:tc>
-        <w:tc>
-          <w:tcPr>
-            <w:tcW w:type="dxa" w:w="1662"/>
-            <w:shd w:fill="094D78" w:val="clear"/>
-          </w:tcPr>
-          <w:p>
-            <w:r/>
-            <w:r>
-              <w:rPr>
-                <w:b/>
-                <w:color w:val="FFFFFF"/>
-                <w:sz w:val="18"/>
-              </w:rPr>
-              <w:t>Location</w:t>
-            </w:r>
-          </w:p>
-        </w:tc>
-        <w:tc>
-          <w:tcPr>
-            <w:tcW w:type="dxa" w:w="1662"/>
-            <w:shd w:fill="094D78" w:val="clear"/>
-          </w:tcPr>
-          <w:p>
-            <w:r/>
-            <w:r>
-              <w:rPr>
-                <w:b/>
-                <w:color w:val="FFFFFF"/>
-                <w:sz w:val="18"/>
-              </w:rPr>
-              <w:t>Original text</w:t>
-            </w:r>
-          </w:p>
-        </w:tc>
-        <w:tc>
-          <w:tcPr>
-            <w:tcW w:type="dxa" w:w="1662"/>
-            <w:shd w:fill="094D78" w:val="clear"/>
-          </w:tcPr>
-          <w:p>
-            <w:r/>
-            <w:r>
-              <w:rPr>
-                <w:b/>
-                <w:color w:val="FFFFFF"/>
-                <w:sz w:val="18"/>
-              </w:rPr>
-              <w:t>Recommended correction</w:t>
-            </w:r>
-          </w:p>
-        </w:tc>
-        <w:tc>
-          <w:tcPr>
-            <w:tcW w:type="dxa" w:w="1662"/>
-            <w:shd w:fill="094D78" w:val="clear"/>
-          </w:tcPr>
-          <w:p>
-            <w:r/>
-            <w:r>
-              <w:rPr>
-                <w:b/>
-                <w:color w:val="FFFFFF"/>
-                <w:sz w:val="18"/>
-              </w:rPr>
-              <w:t>Category</w:t>
-            </w:r>
-          </w:p>
-        </w:tc>
-        <w:tc>
-          <w:tcPr>
-            <w:tcW w:type="dxa" w:w="1662"/>
-            <w:shd w:fill="094D78" w:val="clear"/>
-          </w:tcPr>
-          <w:p>
-            <w:r/>
-            <w:r>
-              <w:rPr>
-                <w:b/>
-                <w:color w:val="FFFFFF"/>
-                <w:sz w:val="18"/>
-              </w:rPr>
-              <w:t>Comments</w:t>
-            </w:r>
-          </w:p>
-        </w:tc>
-      </w:tr>
-      <w:tr>
-        <w:tc>
-          <w:tcPr>
-            <w:tcW w:type="dxa" w:w="1662"/>
-            <w:shd w:fill="F4F7FA" w:val="clear"/>
-          </w:tcPr>
-          <w:p>
-            <w:r/>
-            <w:r>
-              <w:rPr>
-                <w:b w:val="0"/>
-                <w:sz w:val="16"/>
-              </w:rPr>
-              <w:t>26</w:t>
-            </w:r>
-          </w:p>
-        </w:tc>
-        <w:tc>
-          <w:tcPr>
-            <w:tcW w:type="dxa" w:w="1662"/>
-            <w:shd w:fill="F4F7FA" w:val="clear"/>
-          </w:tcPr>
-          <w:p>
-            <w:r/>
-            <w:r>
-              <w:rPr>
-                <w:b w:val="0"/>
-                <w:sz w:val="16"/>
-              </w:rPr>
-              <w:t>Navigation</w:t>
-            </w:r>
-          </w:p>
-        </w:tc>
-        <w:tc>
-          <w:tcPr>
-            <w:tcW w:type="dxa" w:w="1662"/>
-            <w:shd w:fill="F4F7FA" w:val="clear"/>
-          </w:tcPr>
-          <w:p>
-            <w:r/>
-            <w:r>
-              <w:rPr>
-                <w:b w:val="0"/>
-                <w:sz w:val="16"/>
-              </w:rPr>
-              <w:t>Forum programme</w:t>
-            </w:r>
-          </w:p>
-        </w:tc>
-        <w:tc>
-          <w:tcPr>
-            <w:tcW w:type="dxa" w:w="1662"/>
-            <w:shd w:fill="F4F7FA" w:val="clear"/>
-          </w:tcPr>
-          <w:p>
-            <w:r/>
-            <w:r>
-              <w:rPr>
-                <w:b w:val="0"/>
-                <w:sz w:val="16"/>
-              </w:rPr>
-              <w:t>Forum program</w:t>
-            </w:r>
-          </w:p>
-        </w:tc>
-        <w:tc>
-          <w:tcPr>
-            <w:tcW w:type="dxa" w:w="1662"/>
-            <w:shd w:fill="F4F7FA" w:val="clear"/>
-          </w:tcPr>
-          <w:p>
-            <w:r/>
-            <w:r>
-              <w:rPr>
-                <w:b w:val="0"/>
-                <w:sz w:val="16"/>
-              </w:rPr>
-              <w:t>Style</w:t>
-            </w:r>
-          </w:p>
-        </w:tc>
-        <w:tc>
-          <w:tcPr>
-            <w:tcW w:type="dxa" w:w="1662"/>
-            <w:shd w:fill="F4F7FA" w:val="clear"/>
-          </w:tcPr>
-          <w:p>
-            <w:r/>
-            <w:r>
-              <w:rPr>
-                <w:b w:val="0"/>
-                <w:sz w:val="16"/>
-              </w:rPr>
-              <w:t>British spelling; use consistently or standardise to US English if preferred.</w:t>
-            </w:r>
-          </w:p>
-        </w:tc>
-      </w:tr>
-    </w:tbl>
-    <w:p/>
-    <w:p>
-      <w:pPr>
-        <w:pStyle w:val="Heading2"/>
-      </w:pPr>
-      <w:r>
-        <w:t>en/forum/2024/official.html</w:t>
-      </w:r>
-    </w:p>
-    <w:p>
-      <w:r>
-        <w:t>Findings: 1</w:t>
-      </w:r>
-    </w:p>
-    <w:tbl>
-      <w:tblPr>
-        <w:tblStyle w:val="TableGrid"/>
-        <w:tblW w:type="auto" w:w="0"/>
-        <w:jc w:val="center"/>
-        <w:tblLook w:firstColumn="1" w:firstRow="1" w:lastColumn="0" w:lastRow="0" w:noHBand="0" w:noVBand="1" w:val="04A0"/>
-      </w:tblPr>
-      <w:tblGrid>
-        <w:gridCol w:w="1662"/>
-        <w:gridCol w:w="1662"/>
-        <w:gridCol w:w="1662"/>
-        <w:gridCol w:w="1662"/>
-        <w:gridCol w:w="1662"/>
-        <w:gridCol w:w="1662"/>
-      </w:tblGrid>
-      <w:tr>
-        <w:tc>
-          <w:tcPr>
-            <w:tcW w:type="dxa" w:w="1662"/>
-            <w:shd w:fill="094D78" w:val="clear"/>
-          </w:tcPr>
-          <w:p>
-            <w:r/>
-            <w:r>
-              <w:rPr>
-                <w:b/>
-                <w:color w:val="FFFFFF"/>
-                <w:sz w:val="18"/>
-              </w:rPr>
-              <w:t>#</w:t>
-            </w:r>
-          </w:p>
-        </w:tc>
-        <w:tc>
-          <w:tcPr>
-            <w:tcW w:type="dxa" w:w="1662"/>
-            <w:shd w:fill="094D78" w:val="clear"/>
-          </w:tcPr>
-          <w:p>
-            <w:r/>
-            <w:r>
-              <w:rPr>
-                <w:b/>
-                <w:color w:val="FFFFFF"/>
-                <w:sz w:val="18"/>
-              </w:rPr>
-              <w:t>Location</w:t>
-            </w:r>
-          </w:p>
-        </w:tc>
-        <w:tc>
-          <w:tcPr>
-            <w:tcW w:type="dxa" w:w="1662"/>
-            <w:shd w:fill="094D78" w:val="clear"/>
-          </w:tcPr>
-          <w:p>
-            <w:r/>
-            <w:r>
-              <w:rPr>
-                <w:b/>
-                <w:color w:val="FFFFFF"/>
-                <w:sz w:val="18"/>
-              </w:rPr>
-              <w:t>Original text</w:t>
-            </w:r>
-          </w:p>
-        </w:tc>
-        <w:tc>
-          <w:tcPr>
-            <w:tcW w:type="dxa" w:w="1662"/>
-            <w:shd w:fill="094D78" w:val="clear"/>
-          </w:tcPr>
-          <w:p>
-            <w:r/>
-            <w:r>
-              <w:rPr>
-                <w:b/>
-                <w:color w:val="FFFFFF"/>
-                <w:sz w:val="18"/>
-              </w:rPr>
-              <w:t>Recommended correction</w:t>
-            </w:r>
-          </w:p>
-        </w:tc>
-        <w:tc>
-          <w:tcPr>
-            <w:tcW w:type="dxa" w:w="1662"/>
-            <w:shd w:fill="094D78" w:val="clear"/>
-          </w:tcPr>
-          <w:p>
-            <w:r/>
-            <w:r>
-              <w:rPr>
-                <w:b/>
-                <w:color w:val="FFFFFF"/>
-                <w:sz w:val="18"/>
-              </w:rPr>
-              <w:t>Category</w:t>
-            </w:r>
-          </w:p>
-        </w:tc>
-        <w:tc>
-          <w:tcPr>
-            <w:tcW w:type="dxa" w:w="1662"/>
-            <w:shd w:fill="094D78" w:val="clear"/>
-          </w:tcPr>
-          <w:p>
-            <w:r/>
-            <w:r>
-              <w:rPr>
-                <w:b/>
-                <w:color w:val="FFFFFF"/>
-                <w:sz w:val="18"/>
-              </w:rPr>
-              <w:t>Comments</w:t>
-            </w:r>
-          </w:p>
-        </w:tc>
-      </w:tr>
-      <w:tr>
-        <w:tc>
-          <w:tcPr>
-            <w:tcW w:type="dxa" w:w="1662"/>
-          </w:tcPr>
-          <w:p>
-            <w:r/>
-            <w:r>
-              <w:rPr>
-                <w:b w:val="0"/>
-                <w:sz w:val="16"/>
-              </w:rPr>
-              <w:t>27</w:t>
-            </w:r>
-          </w:p>
-        </w:tc>
-        <w:tc>
-          <w:tcPr>
-            <w:tcW w:type="dxa" w:w="1662"/>
-          </w:tcPr>
-          <w:p>
-            <w:r/>
-            <w:r>
-              <w:rPr>
-                <w:b w:val="0"/>
-                <w:sz w:val="16"/>
-              </w:rPr>
-              <w:t>Navigation</w:t>
-            </w:r>
-          </w:p>
-        </w:tc>
-        <w:tc>
-          <w:tcPr>
-            <w:tcW w:type="dxa" w:w="1662"/>
-          </w:tcPr>
-          <w:p>
-            <w:r/>
-            <w:r>
-              <w:rPr>
-                <w:b w:val="0"/>
-                <w:sz w:val="16"/>
-              </w:rPr>
-              <w:t>Forum programme</w:t>
-            </w:r>
-          </w:p>
-        </w:tc>
-        <w:tc>
-          <w:tcPr>
-            <w:tcW w:type="dxa" w:w="1662"/>
-          </w:tcPr>
-          <w:p>
-            <w:r/>
-            <w:r>
-              <w:rPr>
-                <w:b w:val="0"/>
-                <w:sz w:val="16"/>
-              </w:rPr>
-              <w:t>Forum program</w:t>
-            </w:r>
-          </w:p>
-        </w:tc>
-        <w:tc>
-          <w:tcPr>
-            <w:tcW w:type="dxa" w:w="1662"/>
-          </w:tcPr>
-          <w:p>
-            <w:r/>
-            <w:r>
-              <w:rPr>
-                <w:b w:val="0"/>
-                <w:sz w:val="16"/>
-              </w:rPr>
-              <w:t>Style</w:t>
-            </w:r>
-          </w:p>
-        </w:tc>
-        <w:tc>
-          <w:tcPr>
-            <w:tcW w:type="dxa" w:w="1662"/>
-          </w:tcPr>
-          <w:p>
-            <w:r/>
-            <w:r>
-              <w:rPr>
-                <w:b w:val="0"/>
-                <w:sz w:val="16"/>
-              </w:rPr>
-              <w:t>British spelling; use consistently or standardise to US English if preferred.</w:t>
-            </w:r>
-          </w:p>
-        </w:tc>
-      </w:tr>
-    </w:tbl>
-    <w:p/>
-    <w:p>
-      <w:pPr>
-        <w:pStyle w:val="Heading2"/>
-      </w:pPr>
-      <w:r>
-        <w:t>en/forum/2024/photos_gallery.html</w:t>
-      </w:r>
-    </w:p>
-    <w:p>
-      <w:r>
-        <w:t>Findings: 1</w:t>
-      </w:r>
-    </w:p>
-    <w:tbl>
-      <w:tblPr>
-        <w:tblStyle w:val="TableGrid"/>
-        <w:tblW w:type="auto" w:w="0"/>
-        <w:jc w:val="center"/>
-        <w:tblLook w:firstColumn="1" w:firstRow="1" w:lastColumn="0" w:lastRow="0" w:noHBand="0" w:noVBand="1" w:val="04A0"/>
-      </w:tblPr>
-      <w:tblGrid>
-        <w:gridCol w:w="1662"/>
-        <w:gridCol w:w="1662"/>
-        <w:gridCol w:w="1662"/>
-        <w:gridCol w:w="1662"/>
-        <w:gridCol w:w="1662"/>
-        <w:gridCol w:w="1662"/>
-      </w:tblGrid>
-      <w:tr>
-        <w:tc>
-          <w:tcPr>
-            <w:tcW w:type="dxa" w:w="1662"/>
-            <w:shd w:fill="094D78" w:val="clear"/>
-          </w:tcPr>
-          <w:p>
-            <w:r/>
-            <w:r>
-              <w:rPr>
-                <w:b/>
-                <w:color w:val="FFFFFF"/>
-                <w:sz w:val="18"/>
-              </w:rPr>
-              <w:t>#</w:t>
-            </w:r>
-          </w:p>
-        </w:tc>
-        <w:tc>
-          <w:tcPr>
-            <w:tcW w:type="dxa" w:w="1662"/>
-            <w:shd w:fill="094D78" w:val="clear"/>
-          </w:tcPr>
-          <w:p>
-            <w:r/>
-            <w:r>
-              <w:rPr>
-                <w:b/>
-                <w:color w:val="FFFFFF"/>
-                <w:sz w:val="18"/>
-              </w:rPr>
-              <w:t>Location</w:t>
-            </w:r>
-          </w:p>
-        </w:tc>
-        <w:tc>
-          <w:tcPr>
-            <w:tcW w:type="dxa" w:w="1662"/>
-            <w:shd w:fill="094D78" w:val="clear"/>
-          </w:tcPr>
-          <w:p>
-            <w:r/>
-            <w:r>
-              <w:rPr>
-                <w:b/>
-                <w:color w:val="FFFFFF"/>
-                <w:sz w:val="18"/>
-              </w:rPr>
-              <w:t>Original text</w:t>
-            </w:r>
-          </w:p>
-        </w:tc>
-        <w:tc>
-          <w:tcPr>
-            <w:tcW w:type="dxa" w:w="1662"/>
-            <w:shd w:fill="094D78" w:val="clear"/>
-          </w:tcPr>
-          <w:p>
-            <w:r/>
-            <w:r>
-              <w:rPr>
-                <w:b/>
-                <w:color w:val="FFFFFF"/>
-                <w:sz w:val="18"/>
-              </w:rPr>
-              <w:t>Recommended correction</w:t>
-            </w:r>
-          </w:p>
-        </w:tc>
-        <w:tc>
-          <w:tcPr>
-            <w:tcW w:type="dxa" w:w="1662"/>
-            <w:shd w:fill="094D78" w:val="clear"/>
-          </w:tcPr>
-          <w:p>
-            <w:r/>
-            <w:r>
-              <w:rPr>
-                <w:b/>
-                <w:color w:val="FFFFFF"/>
-                <w:sz w:val="18"/>
-              </w:rPr>
-              <w:t>Category</w:t>
-            </w:r>
-          </w:p>
-        </w:tc>
-        <w:tc>
-          <w:tcPr>
-            <w:tcW w:type="dxa" w:w="1662"/>
-            <w:shd w:fill="094D78" w:val="clear"/>
-          </w:tcPr>
-          <w:p>
-            <w:r/>
-            <w:r>
-              <w:rPr>
-                <w:b/>
-                <w:color w:val="FFFFFF"/>
-                <w:sz w:val="18"/>
-              </w:rPr>
-              <w:t>Comments</w:t>
-            </w:r>
-          </w:p>
-        </w:tc>
-      </w:tr>
-      <w:tr>
-        <w:tc>
-          <w:tcPr>
-            <w:tcW w:type="dxa" w:w="1662"/>
-            <w:shd w:fill="F4F7FA" w:val="clear"/>
-          </w:tcPr>
-          <w:p>
-            <w:r/>
-            <w:r>
-              <w:rPr>
-                <w:b w:val="0"/>
-                <w:sz w:val="16"/>
-              </w:rPr>
-              <w:t>28</w:t>
-            </w:r>
-          </w:p>
-        </w:tc>
-        <w:tc>
-          <w:tcPr>
-            <w:tcW w:type="dxa" w:w="1662"/>
-            <w:shd w:fill="F4F7FA" w:val="clear"/>
-          </w:tcPr>
-          <w:p>
-            <w:r/>
-            <w:r>
-              <w:rPr>
-                <w:b w:val="0"/>
-                <w:sz w:val="16"/>
-              </w:rPr>
-              <w:t>Navigation</w:t>
-            </w:r>
-          </w:p>
-        </w:tc>
-        <w:tc>
-          <w:tcPr>
-            <w:tcW w:type="dxa" w:w="1662"/>
-            <w:shd w:fill="F4F7FA" w:val="clear"/>
-          </w:tcPr>
-          <w:p>
-            <w:r/>
-            <w:r>
-              <w:rPr>
-                <w:b w:val="0"/>
-                <w:sz w:val="16"/>
-              </w:rPr>
-              <w:t>Forum programme</w:t>
-            </w:r>
-          </w:p>
-        </w:tc>
-        <w:tc>
-          <w:tcPr>
-            <w:tcW w:type="dxa" w:w="1662"/>
-            <w:shd w:fill="F4F7FA" w:val="clear"/>
-          </w:tcPr>
-          <w:p>
-            <w:r/>
-            <w:r>
-              <w:rPr>
-                <w:b w:val="0"/>
-                <w:sz w:val="16"/>
-              </w:rPr>
-              <w:t>Forum program</w:t>
-            </w:r>
-          </w:p>
-        </w:tc>
-        <w:tc>
-          <w:tcPr>
-            <w:tcW w:type="dxa" w:w="1662"/>
-            <w:shd w:fill="F4F7FA" w:val="clear"/>
-          </w:tcPr>
-          <w:p>
-            <w:r/>
-            <w:r>
-              <w:rPr>
-                <w:b w:val="0"/>
-                <w:sz w:val="16"/>
-              </w:rPr>
-              <w:t>Style</w:t>
-            </w:r>
-          </w:p>
-        </w:tc>
-        <w:tc>
-          <w:tcPr>
-            <w:tcW w:type="dxa" w:w="1662"/>
-            <w:shd w:fill="F4F7FA" w:val="clear"/>
-          </w:tcPr>
-          <w:p>
-            <w:r/>
-            <w:r>
-              <w:rPr>
-                <w:b w:val="0"/>
-                <w:sz w:val="16"/>
-              </w:rPr>
-              <w:t>British spelling; use consistently or standardise to US English if preferred.</w:t>
-            </w:r>
-          </w:p>
-        </w:tc>
-      </w:tr>
-    </w:tbl>
-    <w:p/>
-    <w:p>
-      <w:pPr>
-        <w:pStyle w:val="Heading2"/>
-      </w:pPr>
-      <w:r>
-        <w:t>en/forum/2024/presentations.html</w:t>
-      </w:r>
-    </w:p>
-    <w:p>
-      <w:r>
-        <w:t>Findings: 1</w:t>
-      </w:r>
-    </w:p>
-    <w:tbl>
-      <w:tblPr>
-        <w:tblStyle w:val="TableGrid"/>
-        <w:tblW w:type="auto" w:w="0"/>
-        <w:jc w:val="center"/>
-        <w:tblLook w:firstColumn="1" w:firstRow="1" w:lastColumn="0" w:lastRow="0" w:noHBand="0" w:noVBand="1" w:val="04A0"/>
-      </w:tblPr>
-      <w:tblGrid>
-        <w:gridCol w:w="1662"/>
-        <w:gridCol w:w="1662"/>
-        <w:gridCol w:w="1662"/>
-        <w:gridCol w:w="1662"/>
-        <w:gridCol w:w="1662"/>
-        <w:gridCol w:w="1662"/>
-      </w:tblGrid>
-      <w:tr>
-        <w:tc>
-          <w:tcPr>
-            <w:tcW w:type="dxa" w:w="1662"/>
-            <w:shd w:fill="094D78" w:val="clear"/>
-          </w:tcPr>
-          <w:p>
-            <w:r/>
-            <w:r>
-              <w:rPr>
-                <w:b/>
-                <w:color w:val="FFFFFF"/>
-                <w:sz w:val="18"/>
-              </w:rPr>
-              <w:t>#</w:t>
-            </w:r>
-          </w:p>
-        </w:tc>
-        <w:tc>
-          <w:tcPr>
-            <w:tcW w:type="dxa" w:w="1662"/>
-            <w:shd w:fill="094D78" w:val="clear"/>
-          </w:tcPr>
-          <w:p>
-            <w:r/>
-            <w:r>
-              <w:rPr>
-                <w:b/>
-                <w:color w:val="FFFFFF"/>
-                <w:sz w:val="18"/>
-              </w:rPr>
-              <w:t>Location</w:t>
-            </w:r>
-          </w:p>
-        </w:tc>
-        <w:tc>
-          <w:tcPr>
-            <w:tcW w:type="dxa" w:w="1662"/>
-            <w:shd w:fill="094D78" w:val="clear"/>
-          </w:tcPr>
-          <w:p>
-            <w:r/>
-            <w:r>
-              <w:rPr>
-                <w:b/>
-                <w:color w:val="FFFFFF"/>
-                <w:sz w:val="18"/>
-              </w:rPr>
-              <w:t>Original text</w:t>
-            </w:r>
-          </w:p>
-        </w:tc>
-        <w:tc>
-          <w:tcPr>
-            <w:tcW w:type="dxa" w:w="1662"/>
-            <w:shd w:fill="094D78" w:val="clear"/>
-          </w:tcPr>
-          <w:p>
-            <w:r/>
-            <w:r>
-              <w:rPr>
-                <w:b/>
-                <w:color w:val="FFFFFF"/>
-                <w:sz w:val="18"/>
-              </w:rPr>
-              <w:t>Recommended correction</w:t>
-            </w:r>
-          </w:p>
-        </w:tc>
-        <w:tc>
-          <w:tcPr>
-            <w:tcW w:type="dxa" w:w="1662"/>
-            <w:shd w:fill="094D78" w:val="clear"/>
-          </w:tcPr>
-          <w:p>
-            <w:r/>
-            <w:r>
-              <w:rPr>
-                <w:b/>
-                <w:color w:val="FFFFFF"/>
-                <w:sz w:val="18"/>
-              </w:rPr>
-              <w:t>Category</w:t>
-            </w:r>
-          </w:p>
-        </w:tc>
-        <w:tc>
-          <w:tcPr>
-            <w:tcW w:type="dxa" w:w="1662"/>
-            <w:shd w:fill="094D78" w:val="clear"/>
-          </w:tcPr>
-          <w:p>
-            <w:r/>
-            <w:r>
-              <w:rPr>
-                <w:b/>
-                <w:color w:val="FFFFFF"/>
-                <w:sz w:val="18"/>
-              </w:rPr>
-              <w:t>Comments</w:t>
-            </w:r>
-          </w:p>
-        </w:tc>
-      </w:tr>
-      <w:tr>
-        <w:tc>
-          <w:tcPr>
-            <w:tcW w:type="dxa" w:w="1662"/>
-          </w:tcPr>
-          <w:p>
-            <w:r/>
-            <w:r>
-              <w:rPr>
-                <w:b w:val="0"/>
-                <w:sz w:val="16"/>
-              </w:rPr>
-              <w:t>29</w:t>
-            </w:r>
-          </w:p>
-        </w:tc>
-        <w:tc>
-          <w:tcPr>
-            <w:tcW w:type="dxa" w:w="1662"/>
-          </w:tcPr>
-          <w:p>
-            <w:r/>
-            <w:r>
-              <w:rPr>
-                <w:b w:val="0"/>
-                <w:sz w:val="16"/>
-              </w:rPr>
-              <w:t>Navigation</w:t>
-            </w:r>
-          </w:p>
-        </w:tc>
-        <w:tc>
-          <w:tcPr>
-            <w:tcW w:type="dxa" w:w="1662"/>
-          </w:tcPr>
-          <w:p>
-            <w:r/>
-            <w:r>
-              <w:rPr>
-                <w:b w:val="0"/>
-                <w:sz w:val="16"/>
-              </w:rPr>
-              <w:t>Forum programme</w:t>
-            </w:r>
-          </w:p>
-        </w:tc>
-        <w:tc>
-          <w:tcPr>
-            <w:tcW w:type="dxa" w:w="1662"/>
-          </w:tcPr>
-          <w:p>
-            <w:r/>
-            <w:r>
-              <w:rPr>
-                <w:b w:val="0"/>
-                <w:sz w:val="16"/>
-              </w:rPr>
-              <w:t>Forum program</w:t>
-            </w:r>
-          </w:p>
-        </w:tc>
-        <w:tc>
-          <w:tcPr>
-            <w:tcW w:type="dxa" w:w="1662"/>
-          </w:tcPr>
-          <w:p>
-            <w:r/>
-            <w:r>
-              <w:rPr>
-                <w:b w:val="0"/>
-                <w:sz w:val="16"/>
-              </w:rPr>
-              <w:t>Style</w:t>
-            </w:r>
-          </w:p>
-        </w:tc>
-        <w:tc>
-          <w:tcPr>
-            <w:tcW w:type="dxa" w:w="1662"/>
-          </w:tcPr>
-          <w:p>
-            <w:r/>
-            <w:r>
-              <w:rPr>
-                <w:b w:val="0"/>
-                <w:sz w:val="16"/>
-              </w:rPr>
-              <w:t>British spelling; use consistently or standardise to US English if preferred.</w:t>
-            </w:r>
-          </w:p>
-        </w:tc>
-      </w:tr>
-    </w:tbl>
-    <w:p/>
-    <w:p>
-      <w:pPr>
-        <w:pStyle w:val="Heading2"/>
-      </w:pPr>
-      <w:r>
-        <w:t>en/forum/2024/program.html</w:t>
-      </w:r>
-    </w:p>
-    <w:p>
-      <w:r>
-        <w:t>Findings: 1</w:t>
-      </w:r>
-    </w:p>
-    <w:tbl>
-      <w:tblPr>
-        <w:tblStyle w:val="TableGrid"/>
-        <w:tblW w:type="auto" w:w="0"/>
-        <w:jc w:val="center"/>
-        <w:tblLook w:firstColumn="1" w:firstRow="1" w:lastColumn="0" w:lastRow="0" w:noHBand="0" w:noVBand="1" w:val="04A0"/>
-      </w:tblPr>
-      <w:tblGrid>
-        <w:gridCol w:w="1662"/>
-        <w:gridCol w:w="1662"/>
-        <w:gridCol w:w="1662"/>
-        <w:gridCol w:w="1662"/>
-        <w:gridCol w:w="1662"/>
-        <w:gridCol w:w="1662"/>
-      </w:tblGrid>
-      <w:tr>
-        <w:tc>
-          <w:tcPr>
-            <w:tcW w:type="dxa" w:w="1662"/>
-            <w:shd w:fill="094D78" w:val="clear"/>
-          </w:tcPr>
-          <w:p>
-            <w:r/>
-            <w:r>
-              <w:rPr>
-                <w:b/>
-                <w:color w:val="FFFFFF"/>
-                <w:sz w:val="18"/>
-              </w:rPr>
-              <w:t>#</w:t>
-            </w:r>
-          </w:p>
-        </w:tc>
-        <w:tc>
-          <w:tcPr>
-            <w:tcW w:type="dxa" w:w="1662"/>
-            <w:shd w:fill="094D78" w:val="clear"/>
-          </w:tcPr>
-          <w:p>
-            <w:r/>
-            <w:r>
-              <w:rPr>
-                <w:b/>
-                <w:color w:val="FFFFFF"/>
-                <w:sz w:val="18"/>
-              </w:rPr>
-              <w:t>Location</w:t>
-            </w:r>
-          </w:p>
-        </w:tc>
-        <w:tc>
-          <w:tcPr>
-            <w:tcW w:type="dxa" w:w="1662"/>
-            <w:shd w:fill="094D78" w:val="clear"/>
-          </w:tcPr>
-          <w:p>
-            <w:r/>
-            <w:r>
-              <w:rPr>
-                <w:b/>
-                <w:color w:val="FFFFFF"/>
-                <w:sz w:val="18"/>
-              </w:rPr>
-              <w:t>Original text</w:t>
-            </w:r>
-          </w:p>
-        </w:tc>
-        <w:tc>
-          <w:tcPr>
-            <w:tcW w:type="dxa" w:w="1662"/>
-            <w:shd w:fill="094D78" w:val="clear"/>
-          </w:tcPr>
-          <w:p>
-            <w:r/>
-            <w:r>
-              <w:rPr>
-                <w:b/>
-                <w:color w:val="FFFFFF"/>
-                <w:sz w:val="18"/>
-              </w:rPr>
-              <w:t>Recommended correction</w:t>
-            </w:r>
-          </w:p>
-        </w:tc>
-        <w:tc>
-          <w:tcPr>
-            <w:tcW w:type="dxa" w:w="1662"/>
-            <w:shd w:fill="094D78" w:val="clear"/>
-          </w:tcPr>
-          <w:p>
-            <w:r/>
-            <w:r>
-              <w:rPr>
-                <w:b/>
-                <w:color w:val="FFFFFF"/>
-                <w:sz w:val="18"/>
-              </w:rPr>
-              <w:t>Category</w:t>
-            </w:r>
-          </w:p>
-        </w:tc>
-        <w:tc>
-          <w:tcPr>
-            <w:tcW w:type="dxa" w:w="1662"/>
-            <w:shd w:fill="094D78" w:val="clear"/>
-          </w:tcPr>
-          <w:p>
-            <w:r/>
-            <w:r>
-              <w:rPr>
-                <w:b/>
-                <w:color w:val="FFFFFF"/>
-                <w:sz w:val="18"/>
-              </w:rPr>
-              <w:t>Comments</w:t>
-            </w:r>
-          </w:p>
-        </w:tc>
-      </w:tr>
-      <w:tr>
-        <w:tc>
-          <w:tcPr>
-            <w:tcW w:type="dxa" w:w="1662"/>
-            <w:shd w:fill="F4F7FA" w:val="clear"/>
-          </w:tcPr>
-          <w:p>
-            <w:r/>
-            <w:r>
-              <w:rPr>
-                <w:b w:val="0"/>
-                <w:sz w:val="16"/>
-              </w:rPr>
-              <w:t>30</w:t>
-            </w:r>
-          </w:p>
-        </w:tc>
-        <w:tc>
-          <w:tcPr>
-            <w:tcW w:type="dxa" w:w="1662"/>
-            <w:shd w:fill="F4F7FA" w:val="clear"/>
-          </w:tcPr>
-          <w:p>
-            <w:r/>
-            <w:r>
-              <w:rPr>
-                <w:b w:val="0"/>
-                <w:sz w:val="16"/>
-              </w:rPr>
-              <w:t>Navigation</w:t>
-            </w:r>
-          </w:p>
-        </w:tc>
-        <w:tc>
-          <w:tcPr>
-            <w:tcW w:type="dxa" w:w="1662"/>
-            <w:shd w:fill="F4F7FA" w:val="clear"/>
-          </w:tcPr>
-          <w:p>
-            <w:r/>
-            <w:r>
-              <w:rPr>
-                <w:b w:val="0"/>
-                <w:sz w:val="16"/>
-              </w:rPr>
-              <w:t>Forum programme</w:t>
-            </w:r>
-          </w:p>
-        </w:tc>
-        <w:tc>
-          <w:tcPr>
-            <w:tcW w:type="dxa" w:w="1662"/>
-            <w:shd w:fill="F4F7FA" w:val="clear"/>
-          </w:tcPr>
-          <w:p>
-            <w:r/>
-            <w:r>
-              <w:rPr>
-                <w:b w:val="0"/>
-                <w:sz w:val="16"/>
-              </w:rPr>
-              <w:t>Forum program</w:t>
-            </w:r>
-          </w:p>
-        </w:tc>
-        <w:tc>
-          <w:tcPr>
-            <w:tcW w:type="dxa" w:w="1662"/>
-            <w:shd w:fill="F4F7FA" w:val="clear"/>
-          </w:tcPr>
-          <w:p>
-            <w:r/>
-            <w:r>
-              <w:rPr>
-                <w:b w:val="0"/>
-                <w:sz w:val="16"/>
-              </w:rPr>
-              <w:t>Style</w:t>
-            </w:r>
-          </w:p>
-        </w:tc>
-        <w:tc>
-          <w:tcPr>
-            <w:tcW w:type="dxa" w:w="1662"/>
-            <w:shd w:fill="F4F7FA" w:val="clear"/>
-          </w:tcPr>
-          <w:p>
-            <w:r/>
-            <w:r>
-              <w:rPr>
-                <w:b w:val="0"/>
-                <w:sz w:val="16"/>
-              </w:rPr>
-              <w:t>British spelling; use consistently or standardise to US English if preferred.</w:t>
-            </w:r>
-          </w:p>
-        </w:tc>
-      </w:tr>
-    </w:tbl>
-    <w:p/>
-    <w:p>
-      <w:pPr>
-        <w:pStyle w:val="Heading2"/>
-      </w:pPr>
-      <w:r>
-        <w:t>en/forum/2024/rector_speeches.html</w:t>
-      </w:r>
-    </w:p>
-    <w:p>
-      <w:r>
-        <w:t>Findings: 1</w:t>
-      </w:r>
-    </w:p>
-    <w:tbl>
-      <w:tblPr>
-        <w:tblStyle w:val="TableGrid"/>
-        <w:tblW w:type="auto" w:w="0"/>
-        <w:jc w:val="center"/>
-        <w:tblLook w:firstColumn="1" w:firstRow="1" w:lastColumn="0" w:lastRow="0" w:noHBand="0" w:noVBand="1" w:val="04A0"/>
-      </w:tblPr>
-      <w:tblGrid>
-        <w:gridCol w:w="1662"/>
-        <w:gridCol w:w="1662"/>
-        <w:gridCol w:w="1662"/>
-        <w:gridCol w:w="1662"/>
-        <w:gridCol w:w="1662"/>
-        <w:gridCol w:w="1662"/>
-      </w:tblGrid>
-      <w:tr>
-        <w:tc>
-          <w:tcPr>
-            <w:tcW w:type="dxa" w:w="1662"/>
-            <w:shd w:fill="094D78" w:val="clear"/>
-          </w:tcPr>
-          <w:p>
-            <w:r/>
-            <w:r>
-              <w:rPr>
-                <w:b/>
-                <w:color w:val="FFFFFF"/>
-                <w:sz w:val="18"/>
-              </w:rPr>
-              <w:t>#</w:t>
-            </w:r>
-          </w:p>
-        </w:tc>
-        <w:tc>
-          <w:tcPr>
-            <w:tcW w:type="dxa" w:w="1662"/>
-            <w:shd w:fill="094D78" w:val="clear"/>
-          </w:tcPr>
-          <w:p>
-            <w:r/>
-            <w:r>
-              <w:rPr>
-                <w:b/>
-                <w:color w:val="FFFFFF"/>
-                <w:sz w:val="18"/>
-              </w:rPr>
-              <w:t>Location</w:t>
-            </w:r>
-          </w:p>
-        </w:tc>
-        <w:tc>
-          <w:tcPr>
-            <w:tcW w:type="dxa" w:w="1662"/>
-            <w:shd w:fill="094D78" w:val="clear"/>
-          </w:tcPr>
-          <w:p>
-            <w:r/>
-            <w:r>
-              <w:rPr>
-                <w:b/>
-                <w:color w:val="FFFFFF"/>
-                <w:sz w:val="18"/>
-              </w:rPr>
-              <w:t>Original text</w:t>
-            </w:r>
-          </w:p>
-        </w:tc>
-        <w:tc>
-          <w:tcPr>
-            <w:tcW w:type="dxa" w:w="1662"/>
-            <w:shd w:fill="094D78" w:val="clear"/>
-          </w:tcPr>
-          <w:p>
-            <w:r/>
-            <w:r>
-              <w:rPr>
-                <w:b/>
-                <w:color w:val="FFFFFF"/>
-                <w:sz w:val="18"/>
-              </w:rPr>
-              <w:t>Recommended correction</w:t>
-            </w:r>
-          </w:p>
-        </w:tc>
-        <w:tc>
-          <w:tcPr>
-            <w:tcW w:type="dxa" w:w="1662"/>
-            <w:shd w:fill="094D78" w:val="clear"/>
-          </w:tcPr>
-          <w:p>
-            <w:r/>
-            <w:r>
-              <w:rPr>
-                <w:b/>
-                <w:color w:val="FFFFFF"/>
-                <w:sz w:val="18"/>
-              </w:rPr>
-              <w:t>Category</w:t>
-            </w:r>
-          </w:p>
-        </w:tc>
-        <w:tc>
-          <w:tcPr>
-            <w:tcW w:type="dxa" w:w="1662"/>
-            <w:shd w:fill="094D78" w:val="clear"/>
-          </w:tcPr>
-          <w:p>
-            <w:r/>
-            <w:r>
-              <w:rPr>
-                <w:b/>
-                <w:color w:val="FFFFFF"/>
-                <w:sz w:val="18"/>
-              </w:rPr>
-              <w:t>Comments</w:t>
-            </w:r>
-          </w:p>
-        </w:tc>
-      </w:tr>
-      <w:tr>
-        <w:tc>
-          <w:tcPr>
-            <w:tcW w:type="dxa" w:w="1662"/>
-          </w:tcPr>
-          <w:p>
-            <w:r/>
-            <w:r>
-              <w:rPr>
-                <w:b w:val="0"/>
-                <w:sz w:val="16"/>
-              </w:rPr>
-              <w:t>31</w:t>
-            </w:r>
-          </w:p>
-        </w:tc>
-        <w:tc>
-          <w:tcPr>
-            <w:tcW w:type="dxa" w:w="1662"/>
-          </w:tcPr>
-          <w:p>
-            <w:r/>
-            <w:r>
-              <w:rPr>
-                <w:b w:val="0"/>
-                <w:sz w:val="16"/>
-              </w:rPr>
-              <w:t>Navigation</w:t>
-            </w:r>
-          </w:p>
-        </w:tc>
-        <w:tc>
-          <w:tcPr>
-            <w:tcW w:type="dxa" w:w="1662"/>
-          </w:tcPr>
-          <w:p>
-            <w:r/>
-            <w:r>
-              <w:rPr>
-                <w:b w:val="0"/>
-                <w:sz w:val="16"/>
-              </w:rPr>
-              <w:t>Forum programme</w:t>
-            </w:r>
-          </w:p>
-        </w:tc>
-        <w:tc>
-          <w:tcPr>
-            <w:tcW w:type="dxa" w:w="1662"/>
-          </w:tcPr>
-          <w:p>
-            <w:r/>
-            <w:r>
-              <w:rPr>
-                <w:b w:val="0"/>
-                <w:sz w:val="16"/>
-              </w:rPr>
-              <w:t>Forum program</w:t>
-            </w:r>
-          </w:p>
-        </w:tc>
-        <w:tc>
-          <w:tcPr>
-            <w:tcW w:type="dxa" w:w="1662"/>
-          </w:tcPr>
-          <w:p>
-            <w:r/>
-            <w:r>
-              <w:rPr>
-                <w:b w:val="0"/>
-                <w:sz w:val="16"/>
-              </w:rPr>
-              <w:t>Style</w:t>
-            </w:r>
-          </w:p>
-        </w:tc>
-        <w:tc>
-          <w:tcPr>
-            <w:tcW w:type="dxa" w:w="1662"/>
-          </w:tcPr>
-          <w:p>
-            <w:r/>
-            <w:r>
-              <w:rPr>
-                <w:b w:val="0"/>
-                <w:sz w:val="16"/>
-              </w:rPr>
-              <w:t>British spelling; use consistently or standardise to US English if preferred.</w:t>
-            </w:r>
-          </w:p>
-        </w:tc>
-      </w:tr>
-    </w:tbl>
-    <w:p/>
-    <w:p>
-      <w:pPr>
-        <w:pStyle w:val="Heading2"/>
-      </w:pPr>
-      <w:r>
-        <w:t>en/forum/2024/roadmap.html</w:t>
-      </w:r>
-    </w:p>
-    <w:p>
-      <w:r>
-        <w:t>Findings: 1</w:t>
-      </w:r>
-    </w:p>
-    <w:tbl>
-      <w:tblPr>
-        <w:tblStyle w:val="TableGrid"/>
-        <w:tblW w:type="auto" w:w="0"/>
-        <w:jc w:val="center"/>
-        <w:tblLook w:firstColumn="1" w:firstRow="1" w:lastColumn="0" w:lastRow="0" w:noHBand="0" w:noVBand="1" w:val="04A0"/>
-      </w:tblPr>
-      <w:tblGrid>
-        <w:gridCol w:w="1662"/>
-        <w:gridCol w:w="1662"/>
-        <w:gridCol w:w="1662"/>
-        <w:gridCol w:w="1662"/>
-        <w:gridCol w:w="1662"/>
-        <w:gridCol w:w="1662"/>
-      </w:tblGrid>
-      <w:tr>
-        <w:tc>
-          <w:tcPr>
-            <w:tcW w:type="dxa" w:w="1662"/>
-            <w:shd w:fill="094D78" w:val="clear"/>
-          </w:tcPr>
-          <w:p>
-            <w:r/>
-            <w:r>
-              <w:rPr>
-                <w:b/>
-                <w:color w:val="FFFFFF"/>
-                <w:sz w:val="18"/>
-              </w:rPr>
-              <w:t>#</w:t>
-            </w:r>
-          </w:p>
-        </w:tc>
-        <w:tc>
-          <w:tcPr>
-            <w:tcW w:type="dxa" w:w="1662"/>
-            <w:shd w:fill="094D78" w:val="clear"/>
-          </w:tcPr>
-          <w:p>
-            <w:r/>
-            <w:r>
-              <w:rPr>
-                <w:b/>
-                <w:color w:val="FFFFFF"/>
-                <w:sz w:val="18"/>
-              </w:rPr>
-              <w:t>Location</w:t>
-            </w:r>
-          </w:p>
-        </w:tc>
-        <w:tc>
-          <w:tcPr>
-            <w:tcW w:type="dxa" w:w="1662"/>
-            <w:shd w:fill="094D78" w:val="clear"/>
-          </w:tcPr>
-          <w:p>
-            <w:r/>
-            <w:r>
-              <w:rPr>
-                <w:b/>
-                <w:color w:val="FFFFFF"/>
-                <w:sz w:val="18"/>
-              </w:rPr>
-              <w:t>Original text</w:t>
-            </w:r>
-          </w:p>
-        </w:tc>
-        <w:tc>
-          <w:tcPr>
-            <w:tcW w:type="dxa" w:w="1662"/>
-            <w:shd w:fill="094D78" w:val="clear"/>
-          </w:tcPr>
-          <w:p>
-            <w:r/>
-            <w:r>
-              <w:rPr>
-                <w:b/>
-                <w:color w:val="FFFFFF"/>
-                <w:sz w:val="18"/>
-              </w:rPr>
-              <w:t>Recommended correction</w:t>
-            </w:r>
-          </w:p>
-        </w:tc>
-        <w:tc>
-          <w:tcPr>
-            <w:tcW w:type="dxa" w:w="1662"/>
-            <w:shd w:fill="094D78" w:val="clear"/>
-          </w:tcPr>
-          <w:p>
-            <w:r/>
-            <w:r>
-              <w:rPr>
-                <w:b/>
-                <w:color w:val="FFFFFF"/>
-                <w:sz w:val="18"/>
-              </w:rPr>
-              <w:t>Category</w:t>
-            </w:r>
-          </w:p>
-        </w:tc>
-        <w:tc>
-          <w:tcPr>
-            <w:tcW w:type="dxa" w:w="1662"/>
-            <w:shd w:fill="094D78" w:val="clear"/>
-          </w:tcPr>
-          <w:p>
-            <w:r/>
-            <w:r>
-              <w:rPr>
-                <w:b/>
-                <w:color w:val="FFFFFF"/>
-                <w:sz w:val="18"/>
-              </w:rPr>
-              <w:t>Comments</w:t>
-            </w:r>
-          </w:p>
-        </w:tc>
-      </w:tr>
-      <w:tr>
-        <w:tc>
-          <w:tcPr>
-            <w:tcW w:type="dxa" w:w="1662"/>
-            <w:shd w:fill="F4F7FA" w:val="clear"/>
-          </w:tcPr>
-          <w:p>
-            <w:r/>
-            <w:r>
-              <w:rPr>
-                <w:b w:val="0"/>
-                <w:sz w:val="16"/>
-              </w:rPr>
-              <w:t>32</w:t>
-            </w:r>
-          </w:p>
-        </w:tc>
-        <w:tc>
-          <w:tcPr>
-            <w:tcW w:type="dxa" w:w="1662"/>
-            <w:shd w:fill="F4F7FA" w:val="clear"/>
-          </w:tcPr>
-          <w:p>
-            <w:r/>
-            <w:r>
-              <w:rPr>
-                <w:b w:val="0"/>
-                <w:sz w:val="16"/>
-              </w:rPr>
-              <w:t>Navigation</w:t>
-            </w:r>
-          </w:p>
-        </w:tc>
-        <w:tc>
-          <w:tcPr>
-            <w:tcW w:type="dxa" w:w="1662"/>
-            <w:shd w:fill="F4F7FA" w:val="clear"/>
-          </w:tcPr>
-          <w:p>
-            <w:r/>
-            <w:r>
-              <w:rPr>
-                <w:b w:val="0"/>
-                <w:sz w:val="16"/>
-              </w:rPr>
-              <w:t>Forum programme</w:t>
-            </w:r>
-          </w:p>
-        </w:tc>
-        <w:tc>
-          <w:tcPr>
-            <w:tcW w:type="dxa" w:w="1662"/>
-            <w:shd w:fill="F4F7FA" w:val="clear"/>
-          </w:tcPr>
-          <w:p>
-            <w:r/>
-            <w:r>
-              <w:rPr>
-                <w:b w:val="0"/>
-                <w:sz w:val="16"/>
-              </w:rPr>
-              <w:t>Forum program</w:t>
-            </w:r>
-          </w:p>
-        </w:tc>
-        <w:tc>
-          <w:tcPr>
-            <w:tcW w:type="dxa" w:w="1662"/>
-            <w:shd w:fill="F4F7FA" w:val="clear"/>
-          </w:tcPr>
-          <w:p>
-            <w:r/>
-            <w:r>
-              <w:rPr>
-                <w:b w:val="0"/>
-                <w:sz w:val="16"/>
-              </w:rPr>
-              <w:t>Style</w:t>
-            </w:r>
-          </w:p>
-        </w:tc>
-        <w:tc>
-          <w:tcPr>
-            <w:tcW w:type="dxa" w:w="1662"/>
-            <w:shd w:fill="F4F7FA" w:val="clear"/>
-          </w:tcPr>
-          <w:p>
-            <w:r/>
-            <w:r>
-              <w:rPr>
-                <w:b w:val="0"/>
-                <w:sz w:val="16"/>
-              </w:rPr>
-              <w:t>British spelling; use consistently or standardise to US English if preferred.</w:t>
-            </w:r>
-          </w:p>
-        </w:tc>
-      </w:tr>
-    </w:tbl>
-    <w:p/>
-    <w:p>
-      <w:pPr>
-        <w:pStyle w:val="Heading2"/>
-      </w:pPr>
-      <w:r>
-        <w:t>en/forum/2024/stories.html</w:t>
-      </w:r>
-    </w:p>
-    <w:p>
-      <w:r>
-        <w:t>Findings: 1</w:t>
-      </w:r>
-    </w:p>
-    <w:tbl>
-      <w:tblPr>
-        <w:tblStyle w:val="TableGrid"/>
-        <w:tblW w:type="auto" w:w="0"/>
-        <w:jc w:val="center"/>
-        <w:tblLook w:firstColumn="1" w:firstRow="1" w:lastColumn="0" w:lastRow="0" w:noHBand="0" w:noVBand="1" w:val="04A0"/>
-      </w:tblPr>
-      <w:tblGrid>
-        <w:gridCol w:w="1662"/>
-        <w:gridCol w:w="1662"/>
-        <w:gridCol w:w="1662"/>
-        <w:gridCol w:w="1662"/>
-        <w:gridCol w:w="1662"/>
-        <w:gridCol w:w="1662"/>
-      </w:tblGrid>
-      <w:tr>
-        <w:tc>
-          <w:tcPr>
-            <w:tcW w:type="dxa" w:w="1662"/>
-            <w:shd w:fill="094D78" w:val="clear"/>
-          </w:tcPr>
-          <w:p>
-            <w:r/>
-            <w:r>
-              <w:rPr>
-                <w:b/>
-                <w:color w:val="FFFFFF"/>
-                <w:sz w:val="18"/>
-              </w:rPr>
-              <w:t>#</w:t>
-            </w:r>
-          </w:p>
-        </w:tc>
-        <w:tc>
-          <w:tcPr>
-            <w:tcW w:type="dxa" w:w="1662"/>
-            <w:shd w:fill="094D78" w:val="clear"/>
-          </w:tcPr>
-          <w:p>
-            <w:r/>
-            <w:r>
-              <w:rPr>
-                <w:b/>
-                <w:color w:val="FFFFFF"/>
-                <w:sz w:val="18"/>
-              </w:rPr>
-              <w:t>Location</w:t>
-            </w:r>
-          </w:p>
-        </w:tc>
-        <w:tc>
-          <w:tcPr>
-            <w:tcW w:type="dxa" w:w="1662"/>
-            <w:shd w:fill="094D78" w:val="clear"/>
-          </w:tcPr>
-          <w:p>
-            <w:r/>
-            <w:r>
-              <w:rPr>
-                <w:b/>
-                <w:color w:val="FFFFFF"/>
-                <w:sz w:val="18"/>
-              </w:rPr>
-              <w:t>Original text</w:t>
-            </w:r>
-          </w:p>
-        </w:tc>
-        <w:tc>
-          <w:tcPr>
-            <w:tcW w:type="dxa" w:w="1662"/>
-            <w:shd w:fill="094D78" w:val="clear"/>
-          </w:tcPr>
-          <w:p>
-            <w:r/>
-            <w:r>
-              <w:rPr>
-                <w:b/>
-                <w:color w:val="FFFFFF"/>
-                <w:sz w:val="18"/>
-              </w:rPr>
-              <w:t>Recommended correction</w:t>
-            </w:r>
-          </w:p>
-        </w:tc>
-        <w:tc>
-          <w:tcPr>
-            <w:tcW w:type="dxa" w:w="1662"/>
-            <w:shd w:fill="094D78" w:val="clear"/>
-          </w:tcPr>
-          <w:p>
-            <w:r/>
-            <w:r>
-              <w:rPr>
-                <w:b/>
-                <w:color w:val="FFFFFF"/>
-                <w:sz w:val="18"/>
-              </w:rPr>
-              <w:t>Category</w:t>
-            </w:r>
-          </w:p>
-        </w:tc>
-        <w:tc>
-          <w:tcPr>
-            <w:tcW w:type="dxa" w:w="1662"/>
-            <w:shd w:fill="094D78" w:val="clear"/>
-          </w:tcPr>
-          <w:p>
-            <w:r/>
-            <w:r>
-              <w:rPr>
-                <w:b/>
-                <w:color w:val="FFFFFF"/>
-                <w:sz w:val="18"/>
-              </w:rPr>
-              <w:t>Comments</w:t>
-            </w:r>
-          </w:p>
-        </w:tc>
-      </w:tr>
-      <w:tr>
-        <w:tc>
-          <w:tcPr>
-            <w:tcW w:type="dxa" w:w="1662"/>
-          </w:tcPr>
-          <w:p>
-            <w:r/>
-            <w:r>
-              <w:rPr>
-                <w:b w:val="0"/>
-                <w:sz w:val="16"/>
-              </w:rPr>
-              <w:t>33</w:t>
-            </w:r>
-          </w:p>
-        </w:tc>
-        <w:tc>
-          <w:tcPr>
-            <w:tcW w:type="dxa" w:w="1662"/>
-          </w:tcPr>
-          <w:p>
-            <w:r/>
-            <w:r>
-              <w:rPr>
-                <w:b w:val="0"/>
-                <w:sz w:val="16"/>
-              </w:rPr>
-              <w:t>Navigation</w:t>
-            </w:r>
-          </w:p>
-        </w:tc>
-        <w:tc>
-          <w:tcPr>
-            <w:tcW w:type="dxa" w:w="1662"/>
-          </w:tcPr>
-          <w:p>
-            <w:r/>
-            <w:r>
-              <w:rPr>
-                <w:b w:val="0"/>
-                <w:sz w:val="16"/>
-              </w:rPr>
-              <w:t>Forum programme</w:t>
-            </w:r>
-          </w:p>
-        </w:tc>
-        <w:tc>
-          <w:tcPr>
-            <w:tcW w:type="dxa" w:w="1662"/>
-          </w:tcPr>
-          <w:p>
-            <w:r/>
-            <w:r>
-              <w:rPr>
-                <w:b w:val="0"/>
-                <w:sz w:val="16"/>
-              </w:rPr>
-              <w:t>Forum program</w:t>
-            </w:r>
-          </w:p>
-        </w:tc>
-        <w:tc>
-          <w:tcPr>
-            <w:tcW w:type="dxa" w:w="1662"/>
-          </w:tcPr>
-          <w:p>
-            <w:r/>
-            <w:r>
-              <w:rPr>
-                <w:b w:val="0"/>
-                <w:sz w:val="16"/>
-              </w:rPr>
-              <w:t>Style</w:t>
-            </w:r>
-          </w:p>
-        </w:tc>
-        <w:tc>
-          <w:tcPr>
-            <w:tcW w:type="dxa" w:w="1662"/>
-          </w:tcPr>
-          <w:p>
-            <w:r/>
-            <w:r>
-              <w:rPr>
-                <w:b w:val="0"/>
-                <w:sz w:val="16"/>
-              </w:rPr>
-              <w:t>British spelling; use consistently or standardise to US English if preferred.</w:t>
-            </w:r>
-          </w:p>
-        </w:tc>
-      </w:tr>
-    </w:tbl>
-    <w:p/>
-    <w:p>
-      <w:pPr>
-        <w:pStyle w:val="Heading2"/>
-      </w:pPr>
-      <w:r>
-        <w:t>en/forum/2024/video_gallery.html</w:t>
-      </w:r>
-    </w:p>
-    <w:p>
-      <w:r>
-        <w:t>Findings: 1</w:t>
-      </w:r>
-    </w:p>
-    <w:tbl>
-      <w:tblPr>
-        <w:tblStyle w:val="TableGrid"/>
-        <w:tblW w:type="auto" w:w="0"/>
-        <w:jc w:val="center"/>
-        <w:tblLook w:firstColumn="1" w:firstRow="1" w:lastColumn="0" w:lastRow="0" w:noHBand="0" w:noVBand="1" w:val="04A0"/>
-      </w:tblPr>
-      <w:tblGrid>
-        <w:gridCol w:w="1662"/>
-        <w:gridCol w:w="1662"/>
-        <w:gridCol w:w="1662"/>
-        <w:gridCol w:w="1662"/>
-        <w:gridCol w:w="1662"/>
-        <w:gridCol w:w="1662"/>
-      </w:tblGrid>
-      <w:tr>
-        <w:tc>
-          <w:tcPr>
-            <w:tcW w:type="dxa" w:w="1662"/>
-            <w:shd w:fill="094D78" w:val="clear"/>
-          </w:tcPr>
-          <w:p>
-            <w:r/>
-            <w:r>
-              <w:rPr>
-                <w:b/>
-                <w:color w:val="FFFFFF"/>
-                <w:sz w:val="18"/>
-              </w:rPr>
-              <w:t>#</w:t>
-            </w:r>
-          </w:p>
-        </w:tc>
-        <w:tc>
-          <w:tcPr>
-            <w:tcW w:type="dxa" w:w="1662"/>
-            <w:shd w:fill="094D78" w:val="clear"/>
-          </w:tcPr>
-          <w:p>
-            <w:r/>
-            <w:r>
-              <w:rPr>
-                <w:b/>
-                <w:color w:val="FFFFFF"/>
-                <w:sz w:val="18"/>
-              </w:rPr>
-              <w:t>Location</w:t>
-            </w:r>
-          </w:p>
-        </w:tc>
-        <w:tc>
-          <w:tcPr>
-            <w:tcW w:type="dxa" w:w="1662"/>
-            <w:shd w:fill="094D78" w:val="clear"/>
-          </w:tcPr>
-          <w:p>
-            <w:r/>
-            <w:r>
-              <w:rPr>
-                <w:b/>
-                <w:color w:val="FFFFFF"/>
-                <w:sz w:val="18"/>
-              </w:rPr>
-              <w:t>Original text</w:t>
-            </w:r>
-          </w:p>
-        </w:tc>
-        <w:tc>
-          <w:tcPr>
-            <w:tcW w:type="dxa" w:w="1662"/>
-            <w:shd w:fill="094D78" w:val="clear"/>
-          </w:tcPr>
-          <w:p>
-            <w:r/>
-            <w:r>
-              <w:rPr>
-                <w:b/>
-                <w:color w:val="FFFFFF"/>
-                <w:sz w:val="18"/>
-              </w:rPr>
-              <w:t>Recommended correction</w:t>
-            </w:r>
-          </w:p>
-        </w:tc>
-        <w:tc>
-          <w:tcPr>
-            <w:tcW w:type="dxa" w:w="1662"/>
-            <w:shd w:fill="094D78" w:val="clear"/>
-          </w:tcPr>
-          <w:p>
-            <w:r/>
-            <w:r>
-              <w:rPr>
-                <w:b/>
-                <w:color w:val="FFFFFF"/>
-                <w:sz w:val="18"/>
-              </w:rPr>
-              <w:t>Category</w:t>
-            </w:r>
-          </w:p>
-        </w:tc>
-        <w:tc>
-          <w:tcPr>
-            <w:tcW w:type="dxa" w:w="1662"/>
-            <w:shd w:fill="094D78" w:val="clear"/>
-          </w:tcPr>
-          <w:p>
-            <w:r/>
-            <w:r>
-              <w:rPr>
-                <w:b/>
-                <w:color w:val="FFFFFF"/>
-                <w:sz w:val="18"/>
-              </w:rPr>
-              <w:t>Comments</w:t>
-            </w:r>
-          </w:p>
-        </w:tc>
-      </w:tr>
-      <w:tr>
-        <w:tc>
-          <w:tcPr>
-            <w:tcW w:type="dxa" w:w="1662"/>
-            <w:shd w:fill="F4F7FA" w:val="clear"/>
-          </w:tcPr>
-          <w:p>
-            <w:r/>
-            <w:r>
-              <w:rPr>
-                <w:b w:val="0"/>
-                <w:sz w:val="16"/>
-              </w:rPr>
-              <w:t>34</w:t>
-            </w:r>
-          </w:p>
-        </w:tc>
-        <w:tc>
-          <w:tcPr>
-            <w:tcW w:type="dxa" w:w="1662"/>
-            <w:shd w:fill="F4F7FA" w:val="clear"/>
-          </w:tcPr>
-          <w:p>
-            <w:r/>
-            <w:r>
-              <w:rPr>
-                <w:b w:val="0"/>
-                <w:sz w:val="16"/>
-              </w:rPr>
-              <w:t>Navigation</w:t>
-            </w:r>
-          </w:p>
-        </w:tc>
-        <w:tc>
-          <w:tcPr>
-            <w:tcW w:type="dxa" w:w="1662"/>
-            <w:shd w:fill="F4F7FA" w:val="clear"/>
-          </w:tcPr>
-          <w:p>
-            <w:r/>
-            <w:r>
-              <w:rPr>
-                <w:b w:val="0"/>
-                <w:sz w:val="16"/>
-              </w:rPr>
-              <w:t>Forum programme</w:t>
-            </w:r>
-          </w:p>
-        </w:tc>
-        <w:tc>
-          <w:tcPr>
-            <w:tcW w:type="dxa" w:w="1662"/>
-            <w:shd w:fill="F4F7FA" w:val="clear"/>
-          </w:tcPr>
-          <w:p>
-            <w:r/>
-            <w:r>
-              <w:rPr>
-                <w:b w:val="0"/>
-                <w:sz w:val="16"/>
-              </w:rPr>
-              <w:t>Forum program</w:t>
-            </w:r>
-          </w:p>
-        </w:tc>
-        <w:tc>
-          <w:tcPr>
-            <w:tcW w:type="dxa" w:w="1662"/>
-            <w:shd w:fill="F4F7FA" w:val="clear"/>
-          </w:tcPr>
-          <w:p>
-            <w:r/>
-            <w:r>
-              <w:rPr>
-                <w:b w:val="0"/>
-                <w:sz w:val="16"/>
-              </w:rPr>
-              <w:t>Style</w:t>
-            </w:r>
-          </w:p>
-        </w:tc>
-        <w:tc>
-          <w:tcPr>
-            <w:tcW w:type="dxa" w:w="1662"/>
-            <w:shd w:fill="F4F7FA" w:val="clear"/>
-          </w:tcPr>
-          <w:p>
-            <w:r/>
-            <w:r>
-              <w:rPr>
-                <w:b w:val="0"/>
-                <w:sz w:val="16"/>
-              </w:rPr>
-              <w:t>British spelling; use consistently or standardise to US English if preferred.</w:t>
-            </w:r>
-          </w:p>
-        </w:tc>
-      </w:tr>
-    </w:tbl>
-    <w:p/>
-    <w:p>
-      <w:pPr>
-        <w:pStyle w:val="Heading2"/>
-      </w:pPr>
-      <w:r>
-        <w:t>en/foundation.html</w:t>
-      </w:r>
-    </w:p>
-    <w:p>
-      <w:r>
-        <w:t>Findings: 1</w:t>
-      </w:r>
-    </w:p>
-    <w:tbl>
-      <w:tblPr>
-        <w:tblStyle w:val="TableGrid"/>
-        <w:tblW w:type="auto" w:w="0"/>
-        <w:jc w:val="center"/>
-        <w:tblLook w:firstColumn="1" w:firstRow="1" w:lastColumn="0" w:lastRow="0" w:noHBand="0" w:noVBand="1" w:val="04A0"/>
-      </w:tblPr>
-      <w:tblGrid>
-        <w:gridCol w:w="1662"/>
-        <w:gridCol w:w="1662"/>
-        <w:gridCol w:w="1662"/>
-        <w:gridCol w:w="1662"/>
-        <w:gridCol w:w="1662"/>
-        <w:gridCol w:w="1662"/>
-      </w:tblGrid>
-      <w:tr>
-        <w:tc>
-          <w:tcPr>
-            <w:tcW w:type="dxa" w:w="1662"/>
-            <w:shd w:fill="094D78" w:val="clear"/>
-          </w:tcPr>
-          <w:p>
-            <w:r/>
-            <w:r>
-              <w:rPr>
-                <w:b/>
-                <w:color w:val="FFFFFF"/>
-                <w:sz w:val="18"/>
-              </w:rPr>
-              <w:t>#</w:t>
-            </w:r>
-          </w:p>
-        </w:tc>
-        <w:tc>
-          <w:tcPr>
-            <w:tcW w:type="dxa" w:w="1662"/>
-            <w:shd w:fill="094D78" w:val="clear"/>
-          </w:tcPr>
-          <w:p>
-            <w:r/>
-            <w:r>
-              <w:rPr>
-                <w:b/>
-                <w:color w:val="FFFFFF"/>
-                <w:sz w:val="18"/>
-              </w:rPr>
-              <w:t>Location</w:t>
-            </w:r>
-          </w:p>
-        </w:tc>
-        <w:tc>
-          <w:tcPr>
-            <w:tcW w:type="dxa" w:w="1662"/>
-            <w:shd w:fill="094D78" w:val="clear"/>
-          </w:tcPr>
-          <w:p>
-            <w:r/>
-            <w:r>
-              <w:rPr>
-                <w:b/>
-                <w:color w:val="FFFFFF"/>
-                <w:sz w:val="18"/>
-              </w:rPr>
-              <w:t>Original text</w:t>
-            </w:r>
-          </w:p>
-        </w:tc>
-        <w:tc>
-          <w:tcPr>
-            <w:tcW w:type="dxa" w:w="1662"/>
-            <w:shd w:fill="094D78" w:val="clear"/>
-          </w:tcPr>
-          <w:p>
-            <w:r/>
-            <w:r>
-              <w:rPr>
-                <w:b/>
-                <w:color w:val="FFFFFF"/>
-                <w:sz w:val="18"/>
-              </w:rPr>
-              <w:t>Recommended correction</w:t>
-            </w:r>
-          </w:p>
-        </w:tc>
-        <w:tc>
-          <w:tcPr>
-            <w:tcW w:type="dxa" w:w="1662"/>
-            <w:shd w:fill="094D78" w:val="clear"/>
-          </w:tcPr>
-          <w:p>
-            <w:r/>
-            <w:r>
-              <w:rPr>
-                <w:b/>
-                <w:color w:val="FFFFFF"/>
-                <w:sz w:val="18"/>
-              </w:rPr>
-              <w:t>Category</w:t>
-            </w:r>
-          </w:p>
-        </w:tc>
-        <w:tc>
-          <w:tcPr>
-            <w:tcW w:type="dxa" w:w="1662"/>
-            <w:shd w:fill="094D78" w:val="clear"/>
-          </w:tcPr>
-          <w:p>
-            <w:r/>
-            <w:r>
-              <w:rPr>
-                <w:b/>
-                <w:color w:val="FFFFFF"/>
-                <w:sz w:val="18"/>
-              </w:rPr>
-              <w:t>Comments</w:t>
-            </w:r>
-          </w:p>
-        </w:tc>
-      </w:tr>
-      <w:tr>
-        <w:tc>
-          <w:tcPr>
-            <w:tcW w:type="dxa" w:w="1662"/>
-          </w:tcPr>
-          <w:p>
-            <w:r/>
-            <w:r>
-              <w:rPr>
-                <w:b w:val="0"/>
-                <w:sz w:val="16"/>
-              </w:rPr>
-              <w:t>35</w:t>
-            </w:r>
-          </w:p>
-        </w:tc>
-        <w:tc>
-          <w:tcPr>
-            <w:tcW w:type="dxa" w:w="1662"/>
-          </w:tcPr>
-          <w:p>
-            <w:r/>
-            <w:r>
-              <w:rPr>
-                <w:b w:val="0"/>
-                <w:sz w:val="16"/>
-              </w:rPr>
-              <w:t>Navigation</w:t>
-            </w:r>
-          </w:p>
-        </w:tc>
-        <w:tc>
-          <w:tcPr>
-            <w:tcW w:type="dxa" w:w="1662"/>
-          </w:tcPr>
-          <w:p>
-            <w:r/>
-            <w:r>
-              <w:rPr>
-                <w:b w:val="0"/>
-                <w:sz w:val="16"/>
-              </w:rPr>
-              <w:t>Forum programme</w:t>
-            </w:r>
-          </w:p>
-        </w:tc>
-        <w:tc>
-          <w:tcPr>
-            <w:tcW w:type="dxa" w:w="1662"/>
-          </w:tcPr>
-          <w:p>
-            <w:r/>
-            <w:r>
-              <w:rPr>
-                <w:b w:val="0"/>
-                <w:sz w:val="16"/>
-              </w:rPr>
-              <w:t>Forum program</w:t>
-            </w:r>
-          </w:p>
-        </w:tc>
-        <w:tc>
-          <w:tcPr>
-            <w:tcW w:type="dxa" w:w="1662"/>
-          </w:tcPr>
-          <w:p>
-            <w:r/>
-            <w:r>
-              <w:rPr>
-                <w:b w:val="0"/>
-                <w:sz w:val="16"/>
-              </w:rPr>
-              <w:t>Style</w:t>
-            </w:r>
-          </w:p>
-        </w:tc>
-        <w:tc>
-          <w:tcPr>
-            <w:tcW w:type="dxa" w:w="1662"/>
-          </w:tcPr>
-          <w:p>
-            <w:r/>
-            <w:r>
-              <w:rPr>
-                <w:b w:val="0"/>
-                <w:sz w:val="16"/>
-              </w:rPr>
-              <w:t>British spelling; use consistently or standardise to US English if preferred.</w:t>
-            </w:r>
-          </w:p>
-        </w:tc>
-      </w:tr>
-    </w:tbl>
-    <w:p/>
-    <w:p>
-      <w:pPr>
-        <w:pStyle w:val="Heading2"/>
-      </w:pPr>
-      <w:r>
-        <w:t>en/index.html</w:t>
-      </w:r>
-    </w:p>
-    <w:p>
-      <w:r>
-        <w:t>Findings: 4</w:t>
-      </w:r>
-    </w:p>
-    <w:tbl>
-      <w:tblPr>
-        <w:tblStyle w:val="TableGrid"/>
-        <w:tblW w:type="auto" w:w="0"/>
-        <w:jc w:val="center"/>
-        <w:tblLook w:firstColumn="1" w:firstRow="1" w:lastColumn="0" w:lastRow="0" w:noHBand="0" w:noVBand="1" w:val="04A0"/>
-      </w:tblPr>
-      <w:tblGrid>
-        <w:gridCol w:w="1662"/>
-        <w:gridCol w:w="1662"/>
-        <w:gridCol w:w="1662"/>
-        <w:gridCol w:w="1662"/>
-        <w:gridCol w:w="1662"/>
-        <w:gridCol w:w="1662"/>
-      </w:tblGrid>
-      <w:tr>
-        <w:tc>
-          <w:tcPr>
-            <w:tcW w:type="dxa" w:w="1662"/>
-            <w:shd w:fill="094D78" w:val="clear"/>
-          </w:tcPr>
-          <w:p>
-            <w:r/>
-            <w:r>
-              <w:rPr>
-                <w:b/>
-                <w:color w:val="FFFFFF"/>
-                <w:sz w:val="18"/>
-              </w:rPr>
-              <w:t>#</w:t>
-            </w:r>
-          </w:p>
-        </w:tc>
-        <w:tc>
-          <w:tcPr>
-            <w:tcW w:type="dxa" w:w="1662"/>
-            <w:shd w:fill="094D78" w:val="clear"/>
-          </w:tcPr>
-          <w:p>
-            <w:r/>
-            <w:r>
-              <w:rPr>
-                <w:b/>
-                <w:color w:val="FFFFFF"/>
-                <w:sz w:val="18"/>
-              </w:rPr>
-              <w:t>Location</w:t>
-            </w:r>
-          </w:p>
-        </w:tc>
-        <w:tc>
-          <w:tcPr>
-            <w:tcW w:type="dxa" w:w="1662"/>
-            <w:shd w:fill="094D78" w:val="clear"/>
-          </w:tcPr>
-          <w:p>
-            <w:r/>
-            <w:r>
-              <w:rPr>
-                <w:b/>
-                <w:color w:val="FFFFFF"/>
-                <w:sz w:val="18"/>
-              </w:rPr>
-              <w:t>Original text</w:t>
-            </w:r>
-          </w:p>
-        </w:tc>
-        <w:tc>
-          <w:tcPr>
-            <w:tcW w:type="dxa" w:w="1662"/>
-            <w:shd w:fill="094D78" w:val="clear"/>
-          </w:tcPr>
-          <w:p>
-            <w:r/>
-            <w:r>
-              <w:rPr>
-                <w:b/>
-                <w:color w:val="FFFFFF"/>
-                <w:sz w:val="18"/>
-              </w:rPr>
-              <w:t>Recommended correction</w:t>
-            </w:r>
-          </w:p>
-        </w:tc>
-        <w:tc>
-          <w:tcPr>
-            <w:tcW w:type="dxa" w:w="1662"/>
-            <w:shd w:fill="094D78" w:val="clear"/>
-          </w:tcPr>
-          <w:p>
-            <w:r/>
-            <w:r>
-              <w:rPr>
-                <w:b/>
-                <w:color w:val="FFFFFF"/>
-                <w:sz w:val="18"/>
-              </w:rPr>
-              <w:t>Category</w:t>
-            </w:r>
-          </w:p>
-        </w:tc>
-        <w:tc>
-          <w:tcPr>
-            <w:tcW w:type="dxa" w:w="1662"/>
-            <w:shd w:fill="094D78" w:val="clear"/>
-          </w:tcPr>
-          <w:p>
-            <w:r/>
-            <w:r>
-              <w:rPr>
-                <w:b/>
-                <w:color w:val="FFFFFF"/>
-                <w:sz w:val="18"/>
-              </w:rPr>
-              <w:t>Comments</w:t>
-            </w:r>
-          </w:p>
-        </w:tc>
-      </w:tr>
-      <w:tr>
-        <w:tc>
-          <w:tcPr>
-            <w:tcW w:type="dxa" w:w="1662"/>
-            <w:shd w:fill="F4F7FA" w:val="clear"/>
-          </w:tcPr>
-          <w:p>
-            <w:r/>
-            <w:r>
-              <w:rPr>
-                <w:b w:val="0"/>
-                <w:sz w:val="16"/>
-              </w:rPr>
-              <w:t>36</w:t>
-            </w:r>
-          </w:p>
-        </w:tc>
-        <w:tc>
-          <w:tcPr>
-            <w:tcW w:type="dxa" w:w="1662"/>
-            <w:shd w:fill="F4F7FA" w:val="clear"/>
-          </w:tcPr>
-          <w:p>
-            <w:r/>
-            <w:r>
-              <w:rPr>
-                <w:b w:val="0"/>
-                <w:sz w:val="16"/>
-              </w:rPr>
-              <w:t>Navigation</w:t>
-            </w:r>
-          </w:p>
-        </w:tc>
-        <w:tc>
-          <w:tcPr>
-            <w:tcW w:type="dxa" w:w="1662"/>
-            <w:shd w:fill="F4F7FA" w:val="clear"/>
-          </w:tcPr>
-          <w:p>
-            <w:r/>
-            <w:r>
-              <w:rPr>
-                <w:b w:val="0"/>
-                <w:sz w:val="16"/>
-              </w:rPr>
-              <w:t>Forum programme</w:t>
-            </w:r>
-          </w:p>
-        </w:tc>
-        <w:tc>
-          <w:tcPr>
-            <w:tcW w:type="dxa" w:w="1662"/>
-            <w:shd w:fill="F4F7FA" w:val="clear"/>
-          </w:tcPr>
-          <w:p>
-            <w:r/>
-            <w:r>
-              <w:rPr>
-                <w:b w:val="0"/>
-                <w:sz w:val="16"/>
-              </w:rPr>
-              <w:t>Forum program</w:t>
-            </w:r>
-          </w:p>
-        </w:tc>
-        <w:tc>
-          <w:tcPr>
-            <w:tcW w:type="dxa" w:w="1662"/>
-            <w:shd w:fill="F4F7FA" w:val="clear"/>
-          </w:tcPr>
-          <w:p>
-            <w:r/>
-            <w:r>
-              <w:rPr>
-                <w:b w:val="0"/>
-                <w:sz w:val="16"/>
-              </w:rPr>
-              <w:t>Style</w:t>
-            </w:r>
-          </w:p>
-        </w:tc>
-        <w:tc>
-          <w:tcPr>
-            <w:tcW w:type="dxa" w:w="1662"/>
-            <w:shd w:fill="F4F7FA" w:val="clear"/>
-          </w:tcPr>
-          <w:p>
-            <w:r/>
-            <w:r>
-              <w:rPr>
-                <w:b w:val="0"/>
-                <w:sz w:val="16"/>
-              </w:rPr>
-              <w:t>British spelling; use consistently or standardise to US English if preferred.</w:t>
-            </w:r>
-          </w:p>
-        </w:tc>
-      </w:tr>
-      <w:tr>
-        <w:tc>
-          <w:tcPr>
-            <w:tcW w:type="dxa" w:w="1662"/>
-          </w:tcPr>
-          <w:p>
-            <w:r/>
-            <w:r>
-              <w:rPr>
-                <w:b w:val="0"/>
-                <w:sz w:val="16"/>
-              </w:rPr>
-              <w:t>37</w:t>
-            </w:r>
-          </w:p>
-        </w:tc>
-        <w:tc>
-          <w:tcPr>
-            <w:tcW w:type="dxa" w:w="1662"/>
-          </w:tcPr>
-          <w:p>
-            <w:r/>
-            <w:r>
-              <w:rPr>
-                <w:b w:val="0"/>
-                <w:sz w:val="16"/>
-              </w:rPr>
-              <w:t>Governance terminology</w:t>
-            </w:r>
-          </w:p>
-        </w:tc>
-        <w:tc>
-          <w:tcPr>
-            <w:tcW w:type="dxa" w:w="1662"/>
-          </w:tcPr>
-          <w:p>
-            <w:r/>
-            <w:r>
-              <w:rPr>
-                <w:b w:val="0"/>
-                <w:sz w:val="16"/>
-              </w:rPr>
-              <w:t>Executive board (nav) vs Board of Directors (body)</w:t>
-            </w:r>
-          </w:p>
-        </w:tc>
-        <w:tc>
-          <w:tcPr>
-            <w:tcW w:type="dxa" w:w="1662"/>
-          </w:tcPr>
-          <w:p>
-            <w:r/>
-            <w:r>
-              <w:rPr>
-                <w:b w:val="0"/>
-                <w:sz w:val="16"/>
-              </w:rPr>
-              <w:t>Choose one term sitewide (e.g. Executive board)</w:t>
-            </w:r>
-          </w:p>
-        </w:tc>
-        <w:tc>
-          <w:tcPr>
-            <w:tcW w:type="dxa" w:w="1662"/>
-          </w:tcPr>
-          <w:p>
-            <w:r/>
-            <w:r>
-              <w:rPr>
-                <w:b w:val="0"/>
-                <w:sz w:val="16"/>
-              </w:rPr>
-              <w:t>Terminology</w:t>
-            </w:r>
-          </w:p>
-        </w:tc>
-        <w:tc>
-          <w:tcPr>
-            <w:tcW w:type="dxa" w:w="1662"/>
-          </w:tcPr>
-          <w:p>
-            <w:r/>
-            <w:r>
-              <w:rPr>
-                <w:b w:val="0"/>
-                <w:sz w:val="16"/>
-              </w:rPr>
-              <w:t>Inconsistent English labels for idarə heyəti.</w:t>
-            </w:r>
-          </w:p>
-        </w:tc>
-      </w:tr>
-      <w:tr>
-        <w:tc>
-          <w:tcPr>
-            <w:tcW w:type="dxa" w:w="1662"/>
-            <w:shd w:fill="F4F7FA" w:val="clear"/>
-          </w:tcPr>
-          <w:p>
-            <w:r/>
-            <w:r>
-              <w:rPr>
-                <w:b w:val="0"/>
-                <w:sz w:val="16"/>
-              </w:rPr>
-              <w:t>38</w:t>
-            </w:r>
-          </w:p>
-        </w:tc>
-        <w:tc>
-          <w:tcPr>
-            <w:tcW w:type="dxa" w:w="1662"/>
-            <w:shd w:fill="F4F7FA" w:val="clear"/>
-          </w:tcPr>
-          <w:p>
-            <w:r/>
-            <w:r>
-              <w:rPr>
-                <w:b w:val="0"/>
-                <w:sz w:val="16"/>
-              </w:rPr>
-              <w:t>Meta description</w:t>
-            </w:r>
-          </w:p>
-        </w:tc>
-        <w:tc>
-          <w:tcPr>
-            <w:tcW w:type="dxa" w:w="1662"/>
-            <w:shd w:fill="F4F7FA" w:val="clear"/>
-          </w:tcPr>
-          <w:p>
-            <w:r/>
-            <w:r>
-              <w:rPr>
-                <w:b w:val="0"/>
-                <w:sz w:val="16"/>
-              </w:rPr>
-              <w:t>World Association of Azerbaijani Scientists — an international scientific platform uniting Azerbaijani scholars abroad.</w:t>
-            </w:r>
-          </w:p>
-        </w:tc>
-        <w:tc>
-          <w:tcPr>
-            <w:tcW w:type="dxa" w:w="1662"/>
-            <w:shd w:fill="F4F7FA" w:val="clear"/>
-          </w:tcPr>
-          <w:p>
-            <w:r/>
-            <w:r>
-              <w:rPr>
-                <w:b w:val="0"/>
-                <w:sz w:val="16"/>
-              </w:rPr>
-              <w:t>World Association of Azerbaijani Scientists — an international scientific platform uniting Azerbaijani scientists abroad.</w:t>
-            </w:r>
-          </w:p>
-        </w:tc>
-        <w:tc>
-          <w:tcPr>
-            <w:tcW w:type="dxa" w:w="1662"/>
-            <w:shd w:fill="F4F7FA" w:val="clear"/>
-          </w:tcPr>
-          <w:p>
-            <w:r/>
-            <w:r>
-              <w:rPr>
-                <w:b w:val="0"/>
-                <w:sz w:val="16"/>
-              </w:rPr>
-              <w:t>Terminology</w:t>
-            </w:r>
-          </w:p>
-        </w:tc>
-        <w:tc>
-          <w:tcPr>
-            <w:tcW w:type="dxa" w:w="1662"/>
-            <w:shd w:fill="F4F7FA" w:val="clear"/>
-          </w:tcPr>
-          <w:p>
-            <w:r/>
-            <w:r>
-              <w:rPr>
-                <w:b w:val="0"/>
-                <w:sz w:val="16"/>
-              </w:rPr>
-              <w:t>Meta uses 'scholars' while on-page copy uses 'scientists'.</w:t>
-            </w:r>
-          </w:p>
-        </w:tc>
-      </w:tr>
-      <w:tr>
-        <w:tc>
-          <w:tcPr>
-            <w:tcW w:type="dxa" w:w="1662"/>
-          </w:tcPr>
-          <w:p>
-            <w:r/>
-            <w:r>
-              <w:rPr>
-                <w:b w:val="0"/>
-                <w:sz w:val="16"/>
-              </w:rPr>
-              <w:t>39</w:t>
-            </w:r>
-          </w:p>
-        </w:tc>
-        <w:tc>
-          <w:tcPr>
-            <w:tcW w:type="dxa" w:w="1662"/>
-          </w:tcPr>
-          <w:p>
-            <w:r/>
-            <w:r>
-              <w:rPr>
-                <w:b w:val="0"/>
-                <w:sz w:val="16"/>
-              </w:rPr>
-              <w:t>Hero CTA</w:t>
-            </w:r>
-          </w:p>
-        </w:tc>
-        <w:tc>
-          <w:tcPr>
-            <w:tcW w:type="dxa" w:w="1662"/>
-          </w:tcPr>
-          <w:p>
-            <w:r/>
-            <w:r>
-              <w:rPr>
-                <w:b w:val="0"/>
-                <w:sz w:val="16"/>
-              </w:rPr>
-              <w:t>Join our Association</w:t>
-            </w:r>
-          </w:p>
-        </w:tc>
-        <w:tc>
-          <w:tcPr>
-            <w:tcW w:type="dxa" w:w="1662"/>
-          </w:tcPr>
-          <w:p>
-            <w:r/>
-            <w:r>
-              <w:rPr>
-                <w:b w:val="0"/>
-                <w:sz w:val="16"/>
-              </w:rPr>
-              <w:t>View membership terms / Apply for membership</w:t>
-            </w:r>
-          </w:p>
-        </w:tc>
-        <w:tc>
-          <w:tcPr>
-            <w:tcW w:type="dxa" w:w="1662"/>
-          </w:tcPr>
-          <w:p>
-            <w:r/>
-            <w:r>
-              <w:rPr>
-                <w:b w:val="0"/>
-                <w:sz w:val="16"/>
-              </w:rPr>
-              <w:t>UI wording</w:t>
-            </w:r>
-          </w:p>
-        </w:tc>
-        <w:tc>
-          <w:tcPr>
-            <w:tcW w:type="dxa" w:w="1662"/>
-          </w:tcPr>
-          <w:p>
-            <w:r/>
-            <w:r>
-              <w:rPr>
-                <w:b w:val="0"/>
-                <w:sz w:val="16"/>
-              </w:rPr>
-              <w:t>CTA links to membership terms page, not application; AZ hero has same pattern.</w:t>
-            </w:r>
-          </w:p>
-        </w:tc>
-      </w:tr>
-    </w:tbl>
-    <w:p/>
-    <w:p>
-      <w:pPr>
-        <w:pStyle w:val="Heading2"/>
-      </w:pPr>
-      <w:r>
-        <w:t>en/industrial_revolutions.html</w:t>
-      </w:r>
-    </w:p>
-    <w:p>
-      <w:r>
-        <w:t>Findings: 1</w:t>
-      </w:r>
-    </w:p>
-    <w:tbl>
-      <w:tblPr>
-        <w:tblStyle w:val="TableGrid"/>
-        <w:tblW w:type="auto" w:w="0"/>
-        <w:jc w:val="center"/>
-        <w:tblLook w:firstColumn="1" w:firstRow="1" w:lastColumn="0" w:lastRow="0" w:noHBand="0" w:noVBand="1" w:val="04A0"/>
-      </w:tblPr>
-      <w:tblGrid>
-        <w:gridCol w:w="1662"/>
-        <w:gridCol w:w="1662"/>
-        <w:gridCol w:w="1662"/>
-        <w:gridCol w:w="1662"/>
-        <w:gridCol w:w="1662"/>
-        <w:gridCol w:w="1662"/>
-      </w:tblGrid>
-      <w:tr>
-        <w:tc>
-          <w:tcPr>
-            <w:tcW w:type="dxa" w:w="1662"/>
-            <w:shd w:fill="094D78" w:val="clear"/>
-          </w:tcPr>
-          <w:p>
-            <w:r/>
-            <w:r>
-              <w:rPr>
-                <w:b/>
-                <w:color w:val="FFFFFF"/>
-                <w:sz w:val="18"/>
-              </w:rPr>
-              <w:t>#</w:t>
-            </w:r>
-          </w:p>
-        </w:tc>
-        <w:tc>
-          <w:tcPr>
-            <w:tcW w:type="dxa" w:w="1662"/>
-            <w:shd w:fill="094D78" w:val="clear"/>
-          </w:tcPr>
-          <w:p>
-            <w:r/>
-            <w:r>
-              <w:rPr>
-                <w:b/>
-                <w:color w:val="FFFFFF"/>
-                <w:sz w:val="18"/>
-              </w:rPr>
-              <w:t>Location</w:t>
-            </w:r>
-          </w:p>
-        </w:tc>
-        <w:tc>
-          <w:tcPr>
-            <w:tcW w:type="dxa" w:w="1662"/>
-            <w:shd w:fill="094D78" w:val="clear"/>
-          </w:tcPr>
-          <w:p>
-            <w:r/>
-            <w:r>
-              <w:rPr>
-                <w:b/>
-                <w:color w:val="FFFFFF"/>
-                <w:sz w:val="18"/>
-              </w:rPr>
-              <w:t>Original text</w:t>
-            </w:r>
-          </w:p>
-        </w:tc>
-        <w:tc>
-          <w:tcPr>
-            <w:tcW w:type="dxa" w:w="1662"/>
-            <w:shd w:fill="094D78" w:val="clear"/>
-          </w:tcPr>
-          <w:p>
-            <w:r/>
-            <w:r>
-              <w:rPr>
-                <w:b/>
-                <w:color w:val="FFFFFF"/>
-                <w:sz w:val="18"/>
-              </w:rPr>
-              <w:t>Recommended correction</w:t>
-            </w:r>
-          </w:p>
-        </w:tc>
-        <w:tc>
-          <w:tcPr>
-            <w:tcW w:type="dxa" w:w="1662"/>
-            <w:shd w:fill="094D78" w:val="clear"/>
-          </w:tcPr>
-          <w:p>
-            <w:r/>
-            <w:r>
-              <w:rPr>
-                <w:b/>
-                <w:color w:val="FFFFFF"/>
-                <w:sz w:val="18"/>
-              </w:rPr>
-              <w:t>Category</w:t>
-            </w:r>
-          </w:p>
-        </w:tc>
-        <w:tc>
-          <w:tcPr>
-            <w:tcW w:type="dxa" w:w="1662"/>
-            <w:shd w:fill="094D78" w:val="clear"/>
-          </w:tcPr>
-          <w:p>
-            <w:r/>
-            <w:r>
-              <w:rPr>
-                <w:b/>
-                <w:color w:val="FFFFFF"/>
-                <w:sz w:val="18"/>
-              </w:rPr>
-              <w:t>Comments</w:t>
-            </w:r>
-          </w:p>
-        </w:tc>
-      </w:tr>
-      <w:tr>
-        <w:tc>
-          <w:tcPr>
-            <w:tcW w:type="dxa" w:w="1662"/>
-            <w:shd w:fill="F4F7FA" w:val="clear"/>
-          </w:tcPr>
-          <w:p>
-            <w:r/>
-            <w:r>
-              <w:rPr>
-                <w:b w:val="0"/>
-                <w:sz w:val="16"/>
-              </w:rPr>
-              <w:t>40</w:t>
-            </w:r>
-          </w:p>
-        </w:tc>
-        <w:tc>
-          <w:tcPr>
-            <w:tcW w:type="dxa" w:w="1662"/>
-            <w:shd w:fill="F4F7FA" w:val="clear"/>
-          </w:tcPr>
-          <w:p>
-            <w:r/>
-            <w:r>
-              <w:rPr>
-                <w:b w:val="0"/>
-                <w:sz w:val="16"/>
-              </w:rPr>
-              <w:t>Navigation</w:t>
-            </w:r>
-          </w:p>
-        </w:tc>
-        <w:tc>
-          <w:tcPr>
-            <w:tcW w:type="dxa" w:w="1662"/>
-            <w:shd w:fill="F4F7FA" w:val="clear"/>
-          </w:tcPr>
-          <w:p>
-            <w:r/>
-            <w:r>
-              <w:rPr>
-                <w:b w:val="0"/>
-                <w:sz w:val="16"/>
-              </w:rPr>
-              <w:t>Forum programme</w:t>
-            </w:r>
-          </w:p>
-        </w:tc>
-        <w:tc>
-          <w:tcPr>
-            <w:tcW w:type="dxa" w:w="1662"/>
-            <w:shd w:fill="F4F7FA" w:val="clear"/>
-          </w:tcPr>
-          <w:p>
-            <w:r/>
-            <w:r>
-              <w:rPr>
-                <w:b w:val="0"/>
-                <w:sz w:val="16"/>
-              </w:rPr>
-              <w:t>Forum program</w:t>
-            </w:r>
-          </w:p>
-        </w:tc>
-        <w:tc>
-          <w:tcPr>
-            <w:tcW w:type="dxa" w:w="1662"/>
-            <w:shd w:fill="F4F7FA" w:val="clear"/>
-          </w:tcPr>
-          <w:p>
-            <w:r/>
-            <w:r>
-              <w:rPr>
-                <w:b w:val="0"/>
-                <w:sz w:val="16"/>
-              </w:rPr>
-              <w:t>Style</w:t>
-            </w:r>
-          </w:p>
-        </w:tc>
-        <w:tc>
-          <w:tcPr>
-            <w:tcW w:type="dxa" w:w="1662"/>
-            <w:shd w:fill="F4F7FA" w:val="clear"/>
-          </w:tcPr>
-          <w:p>
-            <w:r/>
-            <w:r>
-              <w:rPr>
-                <w:b w:val="0"/>
-                <w:sz w:val="16"/>
-              </w:rPr>
-              <w:t>British spelling; use consistently or standardise to US English if preferred.</w:t>
-            </w:r>
-          </w:p>
-        </w:tc>
-      </w:tr>
-    </w:tbl>
-    <w:p/>
-    <w:p>
-      <w:pPr>
-        <w:pStyle w:val="Heading2"/>
-      </w:pPr>
-      <w:r>
-        <w:t>en/major_scientific_inventions.html</w:t>
-      </w:r>
-    </w:p>
-    <w:p>
-      <w:r>
-        <w:t>Findings: 1</w:t>
-      </w:r>
-    </w:p>
-    <w:tbl>
-      <w:tblPr>
-        <w:tblStyle w:val="TableGrid"/>
-        <w:tblW w:type="auto" w:w="0"/>
-        <w:jc w:val="center"/>
-        <w:tblLook w:firstColumn="1" w:firstRow="1" w:lastColumn="0" w:lastRow="0" w:noHBand="0" w:noVBand="1" w:val="04A0"/>
-      </w:tblPr>
-      <w:tblGrid>
-        <w:gridCol w:w="1662"/>
-        <w:gridCol w:w="1662"/>
-        <w:gridCol w:w="1662"/>
-        <w:gridCol w:w="1662"/>
-        <w:gridCol w:w="1662"/>
-        <w:gridCol w:w="1662"/>
-      </w:tblGrid>
-      <w:tr>
-        <w:tc>
-          <w:tcPr>
-            <w:tcW w:type="dxa" w:w="1662"/>
-            <w:shd w:fill="094D78" w:val="clear"/>
-          </w:tcPr>
-          <w:p>
-            <w:r/>
-            <w:r>
-              <w:rPr>
-                <w:b/>
-                <w:color w:val="FFFFFF"/>
-                <w:sz w:val="18"/>
-              </w:rPr>
-              <w:t>#</w:t>
-            </w:r>
-          </w:p>
-        </w:tc>
-        <w:tc>
-          <w:tcPr>
-            <w:tcW w:type="dxa" w:w="1662"/>
-            <w:shd w:fill="094D78" w:val="clear"/>
-          </w:tcPr>
-          <w:p>
-            <w:r/>
-            <w:r>
-              <w:rPr>
-                <w:b/>
-                <w:color w:val="FFFFFF"/>
-                <w:sz w:val="18"/>
-              </w:rPr>
-              <w:t>Location</w:t>
-            </w:r>
-          </w:p>
-        </w:tc>
-        <w:tc>
-          <w:tcPr>
-            <w:tcW w:type="dxa" w:w="1662"/>
-            <w:shd w:fill="094D78" w:val="clear"/>
-          </w:tcPr>
-          <w:p>
-            <w:r/>
-            <w:r>
-              <w:rPr>
-                <w:b/>
-                <w:color w:val="FFFFFF"/>
-                <w:sz w:val="18"/>
-              </w:rPr>
-              <w:t>Original text</w:t>
-            </w:r>
-          </w:p>
-        </w:tc>
-        <w:tc>
-          <w:tcPr>
-            <w:tcW w:type="dxa" w:w="1662"/>
-            <w:shd w:fill="094D78" w:val="clear"/>
-          </w:tcPr>
-          <w:p>
-            <w:r/>
-            <w:r>
-              <w:rPr>
-                <w:b/>
-                <w:color w:val="FFFFFF"/>
-                <w:sz w:val="18"/>
-              </w:rPr>
-              <w:t>Recommended correction</w:t>
-            </w:r>
-          </w:p>
-        </w:tc>
-        <w:tc>
-          <w:tcPr>
-            <w:tcW w:type="dxa" w:w="1662"/>
-            <w:shd w:fill="094D78" w:val="clear"/>
-          </w:tcPr>
-          <w:p>
-            <w:r/>
-            <w:r>
-              <w:rPr>
-                <w:b/>
-                <w:color w:val="FFFFFF"/>
-                <w:sz w:val="18"/>
-              </w:rPr>
-              <w:t>Category</w:t>
-            </w:r>
-          </w:p>
-        </w:tc>
-        <w:tc>
-          <w:tcPr>
-            <w:tcW w:type="dxa" w:w="1662"/>
-            <w:shd w:fill="094D78" w:val="clear"/>
-          </w:tcPr>
-          <w:p>
-            <w:r/>
-            <w:r>
-              <w:rPr>
-                <w:b/>
-                <w:color w:val="FFFFFF"/>
-                <w:sz w:val="18"/>
-              </w:rPr>
-              <w:t>Comments</w:t>
-            </w:r>
-          </w:p>
-        </w:tc>
-      </w:tr>
-      <w:tr>
-        <w:tc>
-          <w:tcPr>
-            <w:tcW w:type="dxa" w:w="1662"/>
-          </w:tcPr>
-          <w:p>
-            <w:r/>
-            <w:r>
-              <w:rPr>
-                <w:b w:val="0"/>
-                <w:sz w:val="16"/>
-              </w:rPr>
-              <w:t>41</w:t>
-            </w:r>
-          </w:p>
-        </w:tc>
-        <w:tc>
-          <w:tcPr>
-            <w:tcW w:type="dxa" w:w="1662"/>
-          </w:tcPr>
-          <w:p>
-            <w:r/>
-            <w:r>
-              <w:rPr>
-                <w:b w:val="0"/>
-                <w:sz w:val="16"/>
-              </w:rPr>
-              <w:t>Navigation</w:t>
-            </w:r>
-          </w:p>
-        </w:tc>
-        <w:tc>
-          <w:tcPr>
-            <w:tcW w:type="dxa" w:w="1662"/>
-          </w:tcPr>
-          <w:p>
-            <w:r/>
-            <w:r>
-              <w:rPr>
-                <w:b w:val="0"/>
-                <w:sz w:val="16"/>
-              </w:rPr>
-              <w:t>Forum programme</w:t>
-            </w:r>
-          </w:p>
-        </w:tc>
-        <w:tc>
-          <w:tcPr>
-            <w:tcW w:type="dxa" w:w="1662"/>
-          </w:tcPr>
-          <w:p>
-            <w:r/>
-            <w:r>
-              <w:rPr>
-                <w:b w:val="0"/>
-                <w:sz w:val="16"/>
-              </w:rPr>
-              <w:t>Forum program</w:t>
-            </w:r>
-          </w:p>
-        </w:tc>
-        <w:tc>
-          <w:tcPr>
-            <w:tcW w:type="dxa" w:w="1662"/>
-          </w:tcPr>
-          <w:p>
-            <w:r/>
-            <w:r>
-              <w:rPr>
-                <w:b w:val="0"/>
-                <w:sz w:val="16"/>
-              </w:rPr>
-              <w:t>Style</w:t>
-            </w:r>
-          </w:p>
-        </w:tc>
-        <w:tc>
-          <w:tcPr>
-            <w:tcW w:type="dxa" w:w="1662"/>
-          </w:tcPr>
-          <w:p>
-            <w:r/>
-            <w:r>
-              <w:rPr>
-                <w:b w:val="0"/>
-                <w:sz w:val="16"/>
-              </w:rPr>
-              <w:t>British spelling; use consistently or standardise to US English if preferred.</w:t>
-            </w:r>
-          </w:p>
-        </w:tc>
-      </w:tr>
-    </w:tbl>
-    <w:p/>
-    <w:p>
-      <w:pPr>
-        <w:pStyle w:val="Heading2"/>
-      </w:pPr>
-      <w:r>
-        <w:t>en/membership.html</w:t>
-      </w:r>
-    </w:p>
-    <w:p>
-      <w:r>
-        <w:t>Findings: 1</w:t>
-      </w:r>
-    </w:p>
-    <w:tbl>
-      <w:tblPr>
-        <w:tblStyle w:val="TableGrid"/>
-        <w:tblW w:type="auto" w:w="0"/>
-        <w:jc w:val="center"/>
-        <w:tblLook w:firstColumn="1" w:firstRow="1" w:lastColumn="0" w:lastRow="0" w:noHBand="0" w:noVBand="1" w:val="04A0"/>
-      </w:tblPr>
-      <w:tblGrid>
-        <w:gridCol w:w="1662"/>
-        <w:gridCol w:w="1662"/>
-        <w:gridCol w:w="1662"/>
-        <w:gridCol w:w="1662"/>
-        <w:gridCol w:w="1662"/>
-        <w:gridCol w:w="1662"/>
-      </w:tblGrid>
-      <w:tr>
-        <w:tc>
-          <w:tcPr>
-            <w:tcW w:type="dxa" w:w="1662"/>
-            <w:shd w:fill="094D78" w:val="clear"/>
-          </w:tcPr>
-          <w:p>
-            <w:r/>
-            <w:r>
-              <w:rPr>
-                <w:b/>
-                <w:color w:val="FFFFFF"/>
-                <w:sz w:val="18"/>
-              </w:rPr>
-              <w:t>#</w:t>
-            </w:r>
-          </w:p>
-        </w:tc>
-        <w:tc>
-          <w:tcPr>
-            <w:tcW w:type="dxa" w:w="1662"/>
-            <w:shd w:fill="094D78" w:val="clear"/>
-          </w:tcPr>
-          <w:p>
-            <w:r/>
-            <w:r>
-              <w:rPr>
-                <w:b/>
-                <w:color w:val="FFFFFF"/>
-                <w:sz w:val="18"/>
-              </w:rPr>
-              <w:t>Location</w:t>
-            </w:r>
-          </w:p>
-        </w:tc>
-        <w:tc>
-          <w:tcPr>
-            <w:tcW w:type="dxa" w:w="1662"/>
-            <w:shd w:fill="094D78" w:val="clear"/>
-          </w:tcPr>
-          <w:p>
-            <w:r/>
-            <w:r>
-              <w:rPr>
-                <w:b/>
-                <w:color w:val="FFFFFF"/>
-                <w:sz w:val="18"/>
-              </w:rPr>
-              <w:t>Original text</w:t>
-            </w:r>
-          </w:p>
-        </w:tc>
-        <w:tc>
-          <w:tcPr>
-            <w:tcW w:type="dxa" w:w="1662"/>
-            <w:shd w:fill="094D78" w:val="clear"/>
-          </w:tcPr>
-          <w:p>
-            <w:r/>
-            <w:r>
-              <w:rPr>
-                <w:b/>
-                <w:color w:val="FFFFFF"/>
-                <w:sz w:val="18"/>
-              </w:rPr>
-              <w:t>Recommended correction</w:t>
-            </w:r>
-          </w:p>
-        </w:tc>
-        <w:tc>
-          <w:tcPr>
-            <w:tcW w:type="dxa" w:w="1662"/>
-            <w:shd w:fill="094D78" w:val="clear"/>
-          </w:tcPr>
-          <w:p>
-            <w:r/>
-            <w:r>
-              <w:rPr>
-                <w:b/>
-                <w:color w:val="FFFFFF"/>
-                <w:sz w:val="18"/>
-              </w:rPr>
-              <w:t>Category</w:t>
-            </w:r>
-          </w:p>
-        </w:tc>
-        <w:tc>
-          <w:tcPr>
-            <w:tcW w:type="dxa" w:w="1662"/>
-            <w:shd w:fill="094D78" w:val="clear"/>
-          </w:tcPr>
-          <w:p>
-            <w:r/>
-            <w:r>
-              <w:rPr>
-                <w:b/>
-                <w:color w:val="FFFFFF"/>
-                <w:sz w:val="18"/>
-              </w:rPr>
-              <w:t>Comments</w:t>
-            </w:r>
-          </w:p>
-        </w:tc>
-      </w:tr>
-      <w:tr>
-        <w:tc>
-          <w:tcPr>
-            <w:tcW w:type="dxa" w:w="1662"/>
-            <w:shd w:fill="F4F7FA" w:val="clear"/>
-          </w:tcPr>
-          <w:p>
-            <w:r/>
-            <w:r>
-              <w:rPr>
-                <w:b w:val="0"/>
-                <w:sz w:val="16"/>
-              </w:rPr>
-              <w:t>42</w:t>
-            </w:r>
-          </w:p>
-        </w:tc>
-        <w:tc>
-          <w:tcPr>
-            <w:tcW w:type="dxa" w:w="1662"/>
-            <w:shd w:fill="F4F7FA" w:val="clear"/>
-          </w:tcPr>
-          <w:p>
-            <w:r/>
-            <w:r>
-              <w:rPr>
-                <w:b w:val="0"/>
-                <w:sz w:val="16"/>
-              </w:rPr>
-              <w:t>Body instruction</w:t>
-            </w:r>
-          </w:p>
-        </w:tc>
-        <w:tc>
-          <w:tcPr>
-            <w:tcW w:type="dxa" w:w="1662"/>
-            <w:shd w:fill="F4F7FA" w:val="clear"/>
-          </w:tcPr>
-          <w:p>
-            <w:r/>
-            <w:r>
-              <w:rPr>
-                <w:b w:val="0"/>
-                <w:sz w:val="16"/>
-              </w:rPr>
-              <w:t>click the "Join our Association" button</w:t>
-            </w:r>
-          </w:p>
-        </w:tc>
-        <w:tc>
-          <w:tcPr>
-            <w:tcW w:type="dxa" w:w="1662"/>
-            <w:shd w:fill="F4F7FA" w:val="clear"/>
-          </w:tcPr>
-          <w:p>
-            <w:r/>
-            <w:r>
-              <w:rPr>
-                <w:b w:val="0"/>
-                <w:sz w:val="16"/>
-              </w:rPr>
-              <w:t>Use CTA label that exists on this page</w:t>
-            </w:r>
-          </w:p>
-        </w:tc>
-        <w:tc>
-          <w:tcPr>
-            <w:tcW w:type="dxa" w:w="1662"/>
-            <w:shd w:fill="F4F7FA" w:val="clear"/>
-          </w:tcPr>
-          <w:p>
-            <w:r/>
-            <w:r>
-              <w:rPr>
-                <w:b w:val="0"/>
-                <w:sz w:val="16"/>
-              </w:rPr>
-              <w:t>UI wording</w:t>
-            </w:r>
-          </w:p>
-        </w:tc>
-        <w:tc>
-          <w:tcPr>
-            <w:tcW w:type="dxa" w:w="1662"/>
-            <w:shd w:fill="F4F7FA" w:val="clear"/>
-          </w:tcPr>
-          <w:p>
-            <w:r/>
-            <w:r>
-              <w:rPr>
-                <w:b w:val="0"/>
-                <w:sz w:val="16"/>
-              </w:rPr>
-              <w:t>Referenced button text does not match this page hero.</w:t>
-            </w:r>
-          </w:p>
-        </w:tc>
-      </w:tr>
-    </w:tbl>
-    <w:p/>
-    <w:p>
-      <w:pPr>
-        <w:pStyle w:val="Heading2"/>
-      </w:pPr>
-      <w:r>
-        <w:t>en/membership_flyer.html</w:t>
-      </w:r>
-    </w:p>
-    <w:p>
-      <w:r>
-        <w:t>Findings: 1</w:t>
-      </w:r>
-    </w:p>
-    <w:tbl>
-      <w:tblPr>
-        <w:tblStyle w:val="TableGrid"/>
-        <w:tblW w:type="auto" w:w="0"/>
-        <w:jc w:val="center"/>
-        <w:tblLook w:firstColumn="1" w:firstRow="1" w:lastColumn="0" w:lastRow="0" w:noHBand="0" w:noVBand="1" w:val="04A0"/>
-      </w:tblPr>
-      <w:tblGrid>
-        <w:gridCol w:w="1662"/>
-        <w:gridCol w:w="1662"/>
-        <w:gridCol w:w="1662"/>
-        <w:gridCol w:w="1662"/>
-        <w:gridCol w:w="1662"/>
-        <w:gridCol w:w="1662"/>
-      </w:tblGrid>
-      <w:tr>
-        <w:tc>
-          <w:tcPr>
-            <w:tcW w:type="dxa" w:w="1662"/>
-            <w:shd w:fill="094D78" w:val="clear"/>
-          </w:tcPr>
-          <w:p>
-            <w:r/>
-            <w:r>
-              <w:rPr>
-                <w:b/>
-                <w:color w:val="FFFFFF"/>
-                <w:sz w:val="18"/>
-              </w:rPr>
-              <w:t>#</w:t>
-            </w:r>
-          </w:p>
-        </w:tc>
-        <w:tc>
-          <w:tcPr>
-            <w:tcW w:type="dxa" w:w="1662"/>
-            <w:shd w:fill="094D78" w:val="clear"/>
-          </w:tcPr>
-          <w:p>
-            <w:r/>
-            <w:r>
-              <w:rPr>
-                <w:b/>
-                <w:color w:val="FFFFFF"/>
-                <w:sz w:val="18"/>
-              </w:rPr>
-              <w:t>Location</w:t>
-            </w:r>
-          </w:p>
-        </w:tc>
-        <w:tc>
-          <w:tcPr>
-            <w:tcW w:type="dxa" w:w="1662"/>
-            <w:shd w:fill="094D78" w:val="clear"/>
-          </w:tcPr>
-          <w:p>
-            <w:r/>
-            <w:r>
-              <w:rPr>
-                <w:b/>
-                <w:color w:val="FFFFFF"/>
-                <w:sz w:val="18"/>
-              </w:rPr>
-              <w:t>Original text</w:t>
-            </w:r>
-          </w:p>
-        </w:tc>
-        <w:tc>
-          <w:tcPr>
-            <w:tcW w:type="dxa" w:w="1662"/>
-            <w:shd w:fill="094D78" w:val="clear"/>
-          </w:tcPr>
-          <w:p>
-            <w:r/>
-            <w:r>
-              <w:rPr>
-                <w:b/>
-                <w:color w:val="FFFFFF"/>
-                <w:sz w:val="18"/>
-              </w:rPr>
-              <w:t>Recommended correction</w:t>
-            </w:r>
-          </w:p>
-        </w:tc>
-        <w:tc>
-          <w:tcPr>
-            <w:tcW w:type="dxa" w:w="1662"/>
-            <w:shd w:fill="094D78" w:val="clear"/>
-          </w:tcPr>
-          <w:p>
-            <w:r/>
-            <w:r>
-              <w:rPr>
-                <w:b/>
-                <w:color w:val="FFFFFF"/>
-                <w:sz w:val="18"/>
-              </w:rPr>
-              <w:t>Category</w:t>
-            </w:r>
-          </w:p>
-        </w:tc>
-        <w:tc>
-          <w:tcPr>
-            <w:tcW w:type="dxa" w:w="1662"/>
-            <w:shd w:fill="094D78" w:val="clear"/>
-          </w:tcPr>
-          <w:p>
-            <w:r/>
-            <w:r>
-              <w:rPr>
-                <w:b/>
-                <w:color w:val="FFFFFF"/>
-                <w:sz w:val="18"/>
-              </w:rPr>
-              <w:t>Comments</w:t>
-            </w:r>
-          </w:p>
-        </w:tc>
-      </w:tr>
-      <w:tr>
-        <w:tc>
-          <w:tcPr>
-            <w:tcW w:type="dxa" w:w="1662"/>
-          </w:tcPr>
-          <w:p>
-            <w:r/>
-            <w:r>
-              <w:rPr>
-                <w:b w:val="0"/>
-                <w:sz w:val="16"/>
-              </w:rPr>
-              <w:t>43</w:t>
-            </w:r>
-          </w:p>
-        </w:tc>
-        <w:tc>
-          <w:tcPr>
-            <w:tcW w:type="dxa" w:w="1662"/>
-          </w:tcPr>
-          <w:p>
-            <w:r/>
-            <w:r>
-              <w:rPr>
-                <w:b w:val="0"/>
-                <w:sz w:val="16"/>
-              </w:rPr>
-              <w:t>Navigation</w:t>
-            </w:r>
-          </w:p>
-        </w:tc>
-        <w:tc>
-          <w:tcPr>
-            <w:tcW w:type="dxa" w:w="1662"/>
-          </w:tcPr>
-          <w:p>
-            <w:r/>
-            <w:r>
-              <w:rPr>
-                <w:b w:val="0"/>
-                <w:sz w:val="16"/>
-              </w:rPr>
-              <w:t>Forum programme</w:t>
-            </w:r>
-          </w:p>
-        </w:tc>
-        <w:tc>
-          <w:tcPr>
-            <w:tcW w:type="dxa" w:w="1662"/>
-          </w:tcPr>
-          <w:p>
-            <w:r/>
-            <w:r>
-              <w:rPr>
-                <w:b w:val="0"/>
-                <w:sz w:val="16"/>
-              </w:rPr>
-              <w:t>Forum program</w:t>
-            </w:r>
-          </w:p>
-        </w:tc>
-        <w:tc>
-          <w:tcPr>
-            <w:tcW w:type="dxa" w:w="1662"/>
-          </w:tcPr>
-          <w:p>
-            <w:r/>
-            <w:r>
-              <w:rPr>
-                <w:b w:val="0"/>
-                <w:sz w:val="16"/>
-              </w:rPr>
-              <w:t>Style</w:t>
-            </w:r>
-          </w:p>
-        </w:tc>
-        <w:tc>
-          <w:tcPr>
-            <w:tcW w:type="dxa" w:w="1662"/>
-          </w:tcPr>
-          <w:p>
-            <w:r/>
-            <w:r>
-              <w:rPr>
-                <w:b w:val="0"/>
-                <w:sz w:val="16"/>
-              </w:rPr>
-              <w:t>British spelling; use consistently or standardise to US English if preferred.</w:t>
-            </w:r>
-          </w:p>
-        </w:tc>
-      </w:tr>
-    </w:tbl>
-    <w:p/>
-    <w:p>
-      <w:pPr>
-        <w:pStyle w:val="Heading2"/>
-      </w:pPr>
-      <w:r>
-        <w:t>en/membership_value.html</w:t>
-      </w:r>
-    </w:p>
-    <w:p>
-      <w:r>
-        <w:t>Findings: 1</w:t>
-      </w:r>
-    </w:p>
-    <w:tbl>
-      <w:tblPr>
-        <w:tblStyle w:val="TableGrid"/>
-        <w:tblW w:type="auto" w:w="0"/>
-        <w:jc w:val="center"/>
-        <w:tblLook w:firstColumn="1" w:firstRow="1" w:lastColumn="0" w:lastRow="0" w:noHBand="0" w:noVBand="1" w:val="04A0"/>
-      </w:tblPr>
-      <w:tblGrid>
-        <w:gridCol w:w="1662"/>
-        <w:gridCol w:w="1662"/>
-        <w:gridCol w:w="1662"/>
-        <w:gridCol w:w="1662"/>
-        <w:gridCol w:w="1662"/>
-        <w:gridCol w:w="1662"/>
-      </w:tblGrid>
-      <w:tr>
-        <w:tc>
-          <w:tcPr>
-            <w:tcW w:type="dxa" w:w="1662"/>
-            <w:shd w:fill="094D78" w:val="clear"/>
-          </w:tcPr>
-          <w:p>
-            <w:r/>
-            <w:r>
-              <w:rPr>
-                <w:b/>
-                <w:color w:val="FFFFFF"/>
-                <w:sz w:val="18"/>
-              </w:rPr>
-              <w:t>#</w:t>
-            </w:r>
-          </w:p>
-        </w:tc>
-        <w:tc>
-          <w:tcPr>
-            <w:tcW w:type="dxa" w:w="1662"/>
-            <w:shd w:fill="094D78" w:val="clear"/>
-          </w:tcPr>
-          <w:p>
-            <w:r/>
-            <w:r>
-              <w:rPr>
-                <w:b/>
-                <w:color w:val="FFFFFF"/>
-                <w:sz w:val="18"/>
-              </w:rPr>
-              <w:t>Location</w:t>
-            </w:r>
-          </w:p>
-        </w:tc>
-        <w:tc>
-          <w:tcPr>
-            <w:tcW w:type="dxa" w:w="1662"/>
-            <w:shd w:fill="094D78" w:val="clear"/>
-          </w:tcPr>
-          <w:p>
-            <w:r/>
-            <w:r>
-              <w:rPr>
-                <w:b/>
-                <w:color w:val="FFFFFF"/>
-                <w:sz w:val="18"/>
-              </w:rPr>
-              <w:t>Original text</w:t>
-            </w:r>
-          </w:p>
-        </w:tc>
-        <w:tc>
-          <w:tcPr>
-            <w:tcW w:type="dxa" w:w="1662"/>
-            <w:shd w:fill="094D78" w:val="clear"/>
-          </w:tcPr>
-          <w:p>
-            <w:r/>
-            <w:r>
-              <w:rPr>
-                <w:b/>
-                <w:color w:val="FFFFFF"/>
-                <w:sz w:val="18"/>
-              </w:rPr>
-              <w:t>Recommended correction</w:t>
-            </w:r>
-          </w:p>
-        </w:tc>
-        <w:tc>
-          <w:tcPr>
-            <w:tcW w:type="dxa" w:w="1662"/>
-            <w:shd w:fill="094D78" w:val="clear"/>
-          </w:tcPr>
-          <w:p>
-            <w:r/>
-            <w:r>
-              <w:rPr>
-                <w:b/>
-                <w:color w:val="FFFFFF"/>
-                <w:sz w:val="18"/>
-              </w:rPr>
-              <w:t>Category</w:t>
-            </w:r>
-          </w:p>
-        </w:tc>
-        <w:tc>
-          <w:tcPr>
-            <w:tcW w:type="dxa" w:w="1662"/>
-            <w:shd w:fill="094D78" w:val="clear"/>
-          </w:tcPr>
-          <w:p>
-            <w:r/>
-            <w:r>
-              <w:rPr>
-                <w:b/>
-                <w:color w:val="FFFFFF"/>
-                <w:sz w:val="18"/>
-              </w:rPr>
-              <w:t>Comments</w:t>
-            </w:r>
-          </w:p>
-        </w:tc>
-      </w:tr>
-      <w:tr>
-        <w:tc>
-          <w:tcPr>
-            <w:tcW w:type="dxa" w:w="1662"/>
-            <w:shd w:fill="F4F7FA" w:val="clear"/>
-          </w:tcPr>
-          <w:p>
-            <w:r/>
-            <w:r>
-              <w:rPr>
-                <w:b w:val="0"/>
-                <w:sz w:val="16"/>
-              </w:rPr>
-              <w:t>44</w:t>
-            </w:r>
-          </w:p>
-        </w:tc>
-        <w:tc>
-          <w:tcPr>
-            <w:tcW w:type="dxa" w:w="1662"/>
-            <w:shd w:fill="F4F7FA" w:val="clear"/>
-          </w:tcPr>
-          <w:p>
-            <w:r/>
-            <w:r>
-              <w:rPr>
-                <w:b w:val="0"/>
-                <w:sz w:val="16"/>
-              </w:rPr>
-              <w:t>Navigation</w:t>
-            </w:r>
-          </w:p>
-        </w:tc>
-        <w:tc>
-          <w:tcPr>
-            <w:tcW w:type="dxa" w:w="1662"/>
-            <w:shd w:fill="F4F7FA" w:val="clear"/>
-          </w:tcPr>
-          <w:p>
-            <w:r/>
-            <w:r>
-              <w:rPr>
-                <w:b w:val="0"/>
-                <w:sz w:val="16"/>
-              </w:rPr>
-              <w:t>Forum programme</w:t>
-            </w:r>
-          </w:p>
-        </w:tc>
-        <w:tc>
-          <w:tcPr>
-            <w:tcW w:type="dxa" w:w="1662"/>
-            <w:shd w:fill="F4F7FA" w:val="clear"/>
-          </w:tcPr>
-          <w:p>
-            <w:r/>
-            <w:r>
-              <w:rPr>
-                <w:b w:val="0"/>
-                <w:sz w:val="16"/>
-              </w:rPr>
-              <w:t>Forum program</w:t>
-            </w:r>
-          </w:p>
-        </w:tc>
-        <w:tc>
-          <w:tcPr>
-            <w:tcW w:type="dxa" w:w="1662"/>
-            <w:shd w:fill="F4F7FA" w:val="clear"/>
-          </w:tcPr>
-          <w:p>
-            <w:r/>
-            <w:r>
-              <w:rPr>
-                <w:b w:val="0"/>
-                <w:sz w:val="16"/>
-              </w:rPr>
-              <w:t>Style</w:t>
-            </w:r>
-          </w:p>
-        </w:tc>
-        <w:tc>
-          <w:tcPr>
-            <w:tcW w:type="dxa" w:w="1662"/>
-            <w:shd w:fill="F4F7FA" w:val="clear"/>
-          </w:tcPr>
-          <w:p>
-            <w:r/>
-            <w:r>
-              <w:rPr>
-                <w:b w:val="0"/>
-                <w:sz w:val="16"/>
-              </w:rPr>
-              <w:t>British spelling; use consistently or standardise to US English if preferred.</w:t>
-            </w:r>
-          </w:p>
-        </w:tc>
-      </w:tr>
-    </w:tbl>
-    <w:p/>
-    <w:p>
-      <w:pPr>
-        <w:pStyle w:val="Heading2"/>
-      </w:pPr>
-      <w:r>
-        <w:t>en/mission.html</w:t>
-      </w:r>
-    </w:p>
-    <w:p>
-      <w:r>
-        <w:t>Findings: 1</w:t>
-      </w:r>
-    </w:p>
-    <w:tbl>
-      <w:tblPr>
-        <w:tblStyle w:val="TableGrid"/>
-        <w:tblW w:type="auto" w:w="0"/>
-        <w:jc w:val="center"/>
-        <w:tblLook w:firstColumn="1" w:firstRow="1" w:lastColumn="0" w:lastRow="0" w:noHBand="0" w:noVBand="1" w:val="04A0"/>
-      </w:tblPr>
-      <w:tblGrid>
-        <w:gridCol w:w="1662"/>
-        <w:gridCol w:w="1662"/>
-        <w:gridCol w:w="1662"/>
-        <w:gridCol w:w="1662"/>
-        <w:gridCol w:w="1662"/>
-        <w:gridCol w:w="1662"/>
-      </w:tblGrid>
-      <w:tr>
-        <w:tc>
-          <w:tcPr>
-            <w:tcW w:type="dxa" w:w="1662"/>
-            <w:shd w:fill="094D78" w:val="clear"/>
-          </w:tcPr>
-          <w:p>
-            <w:r/>
-            <w:r>
-              <w:rPr>
-                <w:b/>
-                <w:color w:val="FFFFFF"/>
-                <w:sz w:val="18"/>
-              </w:rPr>
-              <w:t>#</w:t>
-            </w:r>
-          </w:p>
-        </w:tc>
-        <w:tc>
-          <w:tcPr>
-            <w:tcW w:type="dxa" w:w="1662"/>
-            <w:shd w:fill="094D78" w:val="clear"/>
-          </w:tcPr>
-          <w:p>
-            <w:r/>
-            <w:r>
-              <w:rPr>
-                <w:b/>
-                <w:color w:val="FFFFFF"/>
-                <w:sz w:val="18"/>
-              </w:rPr>
-              <w:t>Location</w:t>
-            </w:r>
-          </w:p>
-        </w:tc>
-        <w:tc>
-          <w:tcPr>
-            <w:tcW w:type="dxa" w:w="1662"/>
-            <w:shd w:fill="094D78" w:val="clear"/>
-          </w:tcPr>
-          <w:p>
-            <w:r/>
-            <w:r>
-              <w:rPr>
-                <w:b/>
-                <w:color w:val="FFFFFF"/>
-                <w:sz w:val="18"/>
-              </w:rPr>
-              <w:t>Original text</w:t>
-            </w:r>
-          </w:p>
-        </w:tc>
-        <w:tc>
-          <w:tcPr>
-            <w:tcW w:type="dxa" w:w="1662"/>
-            <w:shd w:fill="094D78" w:val="clear"/>
-          </w:tcPr>
-          <w:p>
-            <w:r/>
-            <w:r>
-              <w:rPr>
-                <w:b/>
-                <w:color w:val="FFFFFF"/>
-                <w:sz w:val="18"/>
-              </w:rPr>
-              <w:t>Recommended correction</w:t>
-            </w:r>
-          </w:p>
-        </w:tc>
-        <w:tc>
-          <w:tcPr>
-            <w:tcW w:type="dxa" w:w="1662"/>
-            <w:shd w:fill="094D78" w:val="clear"/>
-          </w:tcPr>
-          <w:p>
-            <w:r/>
-            <w:r>
-              <w:rPr>
-                <w:b/>
-                <w:color w:val="FFFFFF"/>
-                <w:sz w:val="18"/>
-              </w:rPr>
-              <w:t>Category</w:t>
-            </w:r>
-          </w:p>
-        </w:tc>
-        <w:tc>
-          <w:tcPr>
-            <w:tcW w:type="dxa" w:w="1662"/>
-            <w:shd w:fill="094D78" w:val="clear"/>
-          </w:tcPr>
-          <w:p>
-            <w:r/>
-            <w:r>
-              <w:rPr>
-                <w:b/>
-                <w:color w:val="FFFFFF"/>
-                <w:sz w:val="18"/>
-              </w:rPr>
-              <w:t>Comments</w:t>
-            </w:r>
-          </w:p>
-        </w:tc>
-      </w:tr>
-      <w:tr>
-        <w:tc>
-          <w:tcPr>
-            <w:tcW w:type="dxa" w:w="1662"/>
-          </w:tcPr>
-          <w:p>
-            <w:r/>
-            <w:r>
-              <w:rPr>
-                <w:b w:val="0"/>
-                <w:sz w:val="16"/>
-              </w:rPr>
-              <w:t>45</w:t>
-            </w:r>
-          </w:p>
-        </w:tc>
-        <w:tc>
-          <w:tcPr>
-            <w:tcW w:type="dxa" w:w="1662"/>
-          </w:tcPr>
-          <w:p>
-            <w:r/>
-            <w:r>
-              <w:rPr>
-                <w:b w:val="0"/>
-                <w:sz w:val="16"/>
-              </w:rPr>
-              <w:t>Navigation</w:t>
-            </w:r>
-          </w:p>
-        </w:tc>
-        <w:tc>
-          <w:tcPr>
-            <w:tcW w:type="dxa" w:w="1662"/>
-          </w:tcPr>
-          <w:p>
-            <w:r/>
-            <w:r>
-              <w:rPr>
-                <w:b w:val="0"/>
-                <w:sz w:val="16"/>
-              </w:rPr>
-              <w:t>Forum programme</w:t>
-            </w:r>
-          </w:p>
-        </w:tc>
-        <w:tc>
-          <w:tcPr>
-            <w:tcW w:type="dxa" w:w="1662"/>
-          </w:tcPr>
-          <w:p>
-            <w:r/>
-            <w:r>
-              <w:rPr>
-                <w:b w:val="0"/>
-                <w:sz w:val="16"/>
-              </w:rPr>
-              <w:t>Forum program</w:t>
-            </w:r>
-          </w:p>
-        </w:tc>
-        <w:tc>
-          <w:tcPr>
-            <w:tcW w:type="dxa" w:w="1662"/>
-          </w:tcPr>
-          <w:p>
-            <w:r/>
-            <w:r>
-              <w:rPr>
-                <w:b w:val="0"/>
-                <w:sz w:val="16"/>
-              </w:rPr>
-              <w:t>Style</w:t>
-            </w:r>
-          </w:p>
-        </w:tc>
-        <w:tc>
-          <w:tcPr>
-            <w:tcW w:type="dxa" w:w="1662"/>
-          </w:tcPr>
-          <w:p>
-            <w:r/>
-            <w:r>
-              <w:rPr>
-                <w:b w:val="0"/>
-                <w:sz w:val="16"/>
-              </w:rPr>
-              <w:t>British spelling; use consistently or standardise to US English if preferred.</w:t>
-            </w:r>
-          </w:p>
-        </w:tc>
-      </w:tr>
-    </w:tbl>
-    <w:p/>
-    <w:p>
-      <w:pPr>
-        <w:pStyle w:val="Heading2"/>
-      </w:pPr>
-      <w:r>
-        <w:t>en/scientists/list.html</w:t>
-      </w:r>
-    </w:p>
-    <w:p>
-      <w:r>
-        <w:t>Findings: 2</w:t>
-      </w:r>
-    </w:p>
-    <w:tbl>
-      <w:tblPr>
-        <w:tblStyle w:val="TableGrid"/>
-        <w:tblW w:type="auto" w:w="0"/>
-        <w:jc w:val="center"/>
-        <w:tblLook w:firstColumn="1" w:firstRow="1" w:lastColumn="0" w:lastRow="0" w:noHBand="0" w:noVBand="1" w:val="04A0"/>
-      </w:tblPr>
-      <w:tblGrid>
-        <w:gridCol w:w="1662"/>
-        <w:gridCol w:w="1662"/>
-        <w:gridCol w:w="1662"/>
-        <w:gridCol w:w="1662"/>
-        <w:gridCol w:w="1662"/>
-        <w:gridCol w:w="1662"/>
-      </w:tblGrid>
-      <w:tr>
-        <w:tc>
-          <w:tcPr>
-            <w:tcW w:type="dxa" w:w="1662"/>
-            <w:shd w:fill="094D78" w:val="clear"/>
-          </w:tcPr>
-          <w:p>
-            <w:r/>
-            <w:r>
-              <w:rPr>
-                <w:b/>
-                <w:color w:val="FFFFFF"/>
-                <w:sz w:val="18"/>
-              </w:rPr>
-              <w:t>#</w:t>
-            </w:r>
-          </w:p>
-        </w:tc>
-        <w:tc>
-          <w:tcPr>
-            <w:tcW w:type="dxa" w:w="1662"/>
-            <w:shd w:fill="094D78" w:val="clear"/>
-          </w:tcPr>
-          <w:p>
-            <w:r/>
-            <w:r>
-              <w:rPr>
-                <w:b/>
-                <w:color w:val="FFFFFF"/>
-                <w:sz w:val="18"/>
-              </w:rPr>
-              <w:t>Location</w:t>
-            </w:r>
-          </w:p>
-        </w:tc>
-        <w:tc>
-          <w:tcPr>
-            <w:tcW w:type="dxa" w:w="1662"/>
-            <w:shd w:fill="094D78" w:val="clear"/>
-          </w:tcPr>
-          <w:p>
-            <w:r/>
-            <w:r>
-              <w:rPr>
-                <w:b/>
-                <w:color w:val="FFFFFF"/>
-                <w:sz w:val="18"/>
-              </w:rPr>
-              <w:t>Original text</w:t>
-            </w:r>
-          </w:p>
-        </w:tc>
-        <w:tc>
-          <w:tcPr>
-            <w:tcW w:type="dxa" w:w="1662"/>
-            <w:shd w:fill="094D78" w:val="clear"/>
-          </w:tcPr>
-          <w:p>
-            <w:r/>
-            <w:r>
-              <w:rPr>
-                <w:b/>
-                <w:color w:val="FFFFFF"/>
-                <w:sz w:val="18"/>
-              </w:rPr>
-              <w:t>Recommended correction</w:t>
-            </w:r>
-          </w:p>
-        </w:tc>
-        <w:tc>
-          <w:tcPr>
-            <w:tcW w:type="dxa" w:w="1662"/>
-            <w:shd w:fill="094D78" w:val="clear"/>
-          </w:tcPr>
-          <w:p>
-            <w:r/>
-            <w:r>
-              <w:rPr>
-                <w:b/>
-                <w:color w:val="FFFFFF"/>
-                <w:sz w:val="18"/>
-              </w:rPr>
-              <w:t>Category</w:t>
-            </w:r>
-          </w:p>
-        </w:tc>
-        <w:tc>
-          <w:tcPr>
-            <w:tcW w:type="dxa" w:w="1662"/>
-            <w:shd w:fill="094D78" w:val="clear"/>
-          </w:tcPr>
-          <w:p>
-            <w:r/>
-            <w:r>
-              <w:rPr>
-                <w:b/>
-                <w:color w:val="FFFFFF"/>
-                <w:sz w:val="18"/>
-              </w:rPr>
-              <w:t>Comments</w:t>
-            </w:r>
-          </w:p>
-        </w:tc>
-      </w:tr>
-      <w:tr>
-        <w:tc>
-          <w:tcPr>
-            <w:tcW w:type="dxa" w:w="1662"/>
-            <w:shd w:fill="F4F7FA" w:val="clear"/>
-          </w:tcPr>
-          <w:p>
-            <w:r/>
-            <w:r>
-              <w:rPr>
-                <w:b w:val="0"/>
-                <w:sz w:val="16"/>
-              </w:rPr>
-              <w:t>46</w:t>
-            </w:r>
-          </w:p>
-        </w:tc>
-        <w:tc>
-          <w:tcPr>
-            <w:tcW w:type="dxa" w:w="1662"/>
-            <w:shd w:fill="F4F7FA" w:val="clear"/>
-          </w:tcPr>
-          <w:p>
-            <w:r/>
-            <w:r>
-              <w:rPr>
-                <w:b w:val="0"/>
-                <w:sz w:val="16"/>
-              </w:rPr>
-              <w:t>Navigation</w:t>
-            </w:r>
-          </w:p>
-        </w:tc>
-        <w:tc>
-          <w:tcPr>
-            <w:tcW w:type="dxa" w:w="1662"/>
-            <w:shd w:fill="F4F7FA" w:val="clear"/>
-          </w:tcPr>
-          <w:p>
-            <w:r/>
-            <w:r>
-              <w:rPr>
-                <w:b w:val="0"/>
-                <w:sz w:val="16"/>
-              </w:rPr>
-              <w:t>Forum programme</w:t>
-            </w:r>
-          </w:p>
-        </w:tc>
-        <w:tc>
-          <w:tcPr>
-            <w:tcW w:type="dxa" w:w="1662"/>
-            <w:shd w:fill="F4F7FA" w:val="clear"/>
-          </w:tcPr>
-          <w:p>
-            <w:r/>
-            <w:r>
-              <w:rPr>
-                <w:b w:val="0"/>
-                <w:sz w:val="16"/>
-              </w:rPr>
-              <w:t>Forum program</w:t>
-            </w:r>
-          </w:p>
-        </w:tc>
-        <w:tc>
-          <w:tcPr>
-            <w:tcW w:type="dxa" w:w="1662"/>
-            <w:shd w:fill="F4F7FA" w:val="clear"/>
-          </w:tcPr>
-          <w:p>
-            <w:r/>
-            <w:r>
-              <w:rPr>
-                <w:b w:val="0"/>
-                <w:sz w:val="16"/>
-              </w:rPr>
-              <w:t>Style</w:t>
-            </w:r>
-          </w:p>
-        </w:tc>
-        <w:tc>
-          <w:tcPr>
-            <w:tcW w:type="dxa" w:w="1662"/>
-            <w:shd w:fill="F4F7FA" w:val="clear"/>
-          </w:tcPr>
-          <w:p>
-            <w:r/>
-            <w:r>
-              <w:rPr>
-                <w:b w:val="0"/>
-                <w:sz w:val="16"/>
-              </w:rPr>
-              <w:t>British spelling; use consistently or standardise to US English if preferred.</w:t>
-            </w:r>
-          </w:p>
-        </w:tc>
-      </w:tr>
-      <w:tr>
-        <w:tc>
-          <w:tcPr>
-            <w:tcW w:type="dxa" w:w="1662"/>
-          </w:tcPr>
-          <w:p>
-            <w:r/>
-            <w:r>
-              <w:rPr>
-                <w:b w:val="0"/>
-                <w:sz w:val="16"/>
-              </w:rPr>
-              <w:t>47</w:t>
-            </w:r>
-          </w:p>
-        </w:tc>
-        <w:tc>
-          <w:tcPr>
-            <w:tcW w:type="dxa" w:w="1662"/>
-          </w:tcPr>
-          <w:p>
-            <w:r/>
-            <w:r>
-              <w:rPr>
-                <w:b w:val="0"/>
-                <w:sz w:val="16"/>
-              </w:rPr>
-              <w:t>Filter vs column</w:t>
-            </w:r>
-          </w:p>
-        </w:tc>
-        <w:tc>
-          <w:tcPr>
-            <w:tcW w:type="dxa" w:w="1662"/>
-          </w:tcPr>
-          <w:p>
-            <w:r/>
-            <w:r>
-              <w:rPr>
-                <w:b w:val="0"/>
-                <w:sz w:val="16"/>
-              </w:rPr>
-              <w:t>Degree</w:t>
-            </w:r>
-          </w:p>
-        </w:tc>
-        <w:tc>
-          <w:tcPr>
-            <w:tcW w:type="dxa" w:w="1662"/>
-          </w:tcPr>
-          <w:p>
-            <w:r/>
-            <w:r>
-              <w:rPr>
-                <w:b w:val="0"/>
-                <w:sz w:val="16"/>
-              </w:rPr>
-              <w:t>Academic degree</w:t>
-            </w:r>
-          </w:p>
-        </w:tc>
-        <w:tc>
-          <w:tcPr>
-            <w:tcW w:type="dxa" w:w="1662"/>
-          </w:tcPr>
-          <w:p>
-            <w:r/>
-            <w:r>
-              <w:rPr>
-                <w:b w:val="0"/>
-                <w:sz w:val="16"/>
-              </w:rPr>
-              <w:t>UI wording</w:t>
-            </w:r>
-          </w:p>
-        </w:tc>
-        <w:tc>
-          <w:tcPr>
-            <w:tcW w:type="dxa" w:w="1662"/>
-          </w:tcPr>
-          <w:p>
-            <w:r/>
-            <w:r>
-              <w:rPr>
-                <w:b w:val="0"/>
-                <w:sz w:val="16"/>
-              </w:rPr>
-              <w:t>AZ filter uses 'Elmi dərəcə'; column header is longer.</w:t>
-            </w:r>
-          </w:p>
-        </w:tc>
-      </w:tr>
-    </w:tbl>
-    <w:p/>
-    <w:p>
-      <w:pPr>
-        <w:pStyle w:val="Heading2"/>
-      </w:pPr>
-      <w:r>
-        <w:t>en/scientists/profiles.html</w:t>
-      </w:r>
-    </w:p>
-    <w:p>
-      <w:r>
-        <w:t>Findings: 2</w:t>
-      </w:r>
-    </w:p>
-    <w:tbl>
-      <w:tblPr>
-        <w:tblStyle w:val="TableGrid"/>
-        <w:tblW w:type="auto" w:w="0"/>
-        <w:jc w:val="center"/>
-        <w:tblLook w:firstColumn="1" w:firstRow="1" w:lastColumn="0" w:lastRow="0" w:noHBand="0" w:noVBand="1" w:val="04A0"/>
-      </w:tblPr>
-      <w:tblGrid>
-        <w:gridCol w:w="1662"/>
-        <w:gridCol w:w="1662"/>
-        <w:gridCol w:w="1662"/>
-        <w:gridCol w:w="1662"/>
-        <w:gridCol w:w="1662"/>
-        <w:gridCol w:w="1662"/>
-      </w:tblGrid>
-      <w:tr>
-        <w:tc>
-          <w:tcPr>
-            <w:tcW w:type="dxa" w:w="1662"/>
-            <w:shd w:fill="094D78" w:val="clear"/>
-          </w:tcPr>
-          <w:p>
-            <w:r/>
-            <w:r>
-              <w:rPr>
-                <w:b/>
-                <w:color w:val="FFFFFF"/>
-                <w:sz w:val="18"/>
-              </w:rPr>
-              <w:t>#</w:t>
-            </w:r>
-          </w:p>
-        </w:tc>
-        <w:tc>
-          <w:tcPr>
-            <w:tcW w:type="dxa" w:w="1662"/>
-            <w:shd w:fill="094D78" w:val="clear"/>
-          </w:tcPr>
-          <w:p>
-            <w:r/>
-            <w:r>
-              <w:rPr>
-                <w:b/>
-                <w:color w:val="FFFFFF"/>
-                <w:sz w:val="18"/>
-              </w:rPr>
-              <w:t>Location</w:t>
-            </w:r>
-          </w:p>
-        </w:tc>
-        <w:tc>
-          <w:tcPr>
-            <w:tcW w:type="dxa" w:w="1662"/>
-            <w:shd w:fill="094D78" w:val="clear"/>
-          </w:tcPr>
-          <w:p>
-            <w:r/>
-            <w:r>
-              <w:rPr>
-                <w:b/>
-                <w:color w:val="FFFFFF"/>
-                <w:sz w:val="18"/>
-              </w:rPr>
-              <w:t>Original text</w:t>
-            </w:r>
-          </w:p>
-        </w:tc>
-        <w:tc>
-          <w:tcPr>
-            <w:tcW w:type="dxa" w:w="1662"/>
-            <w:shd w:fill="094D78" w:val="clear"/>
-          </w:tcPr>
-          <w:p>
-            <w:r/>
-            <w:r>
-              <w:rPr>
-                <w:b/>
-                <w:color w:val="FFFFFF"/>
-                <w:sz w:val="18"/>
-              </w:rPr>
-              <w:t>Recommended correction</w:t>
-            </w:r>
-          </w:p>
-        </w:tc>
-        <w:tc>
-          <w:tcPr>
-            <w:tcW w:type="dxa" w:w="1662"/>
-            <w:shd w:fill="094D78" w:val="clear"/>
-          </w:tcPr>
-          <w:p>
-            <w:r/>
-            <w:r>
-              <w:rPr>
-                <w:b/>
-                <w:color w:val="FFFFFF"/>
-                <w:sz w:val="18"/>
-              </w:rPr>
-              <w:t>Category</w:t>
-            </w:r>
-          </w:p>
-        </w:tc>
-        <w:tc>
-          <w:tcPr>
-            <w:tcW w:type="dxa" w:w="1662"/>
-            <w:shd w:fill="094D78" w:val="clear"/>
-          </w:tcPr>
-          <w:p>
-            <w:r/>
-            <w:r>
-              <w:rPr>
-                <w:b/>
-                <w:color w:val="FFFFFF"/>
-                <w:sz w:val="18"/>
-              </w:rPr>
-              <w:t>Comments</w:t>
-            </w:r>
-          </w:p>
-        </w:tc>
-      </w:tr>
-      <w:tr>
-        <w:tc>
-          <w:tcPr>
-            <w:tcW w:type="dxa" w:w="1662"/>
-            <w:shd w:fill="F4F7FA" w:val="clear"/>
-          </w:tcPr>
-          <w:p>
-            <w:r/>
-            <w:r>
-              <w:rPr>
-                <w:b w:val="0"/>
-                <w:sz w:val="16"/>
-              </w:rPr>
-              <w:t>48</w:t>
-            </w:r>
-          </w:p>
-        </w:tc>
-        <w:tc>
-          <w:tcPr>
-            <w:tcW w:type="dxa" w:w="1662"/>
-            <w:shd w:fill="F4F7FA" w:val="clear"/>
-          </w:tcPr>
-          <w:p>
-            <w:r/>
-            <w:r>
-              <w:rPr>
-                <w:b w:val="0"/>
-                <w:sz w:val="16"/>
-              </w:rPr>
-              <w:t>Navigation</w:t>
-            </w:r>
-          </w:p>
-        </w:tc>
-        <w:tc>
-          <w:tcPr>
-            <w:tcW w:type="dxa" w:w="1662"/>
-            <w:shd w:fill="F4F7FA" w:val="clear"/>
-          </w:tcPr>
-          <w:p>
-            <w:r/>
-            <w:r>
-              <w:rPr>
-                <w:b w:val="0"/>
-                <w:sz w:val="16"/>
-              </w:rPr>
-              <w:t>Forum programme</w:t>
-            </w:r>
-          </w:p>
-        </w:tc>
-        <w:tc>
-          <w:tcPr>
-            <w:tcW w:type="dxa" w:w="1662"/>
-            <w:shd w:fill="F4F7FA" w:val="clear"/>
-          </w:tcPr>
-          <w:p>
-            <w:r/>
-            <w:r>
-              <w:rPr>
-                <w:b w:val="0"/>
-                <w:sz w:val="16"/>
-              </w:rPr>
-              <w:t>Forum program</w:t>
-            </w:r>
-          </w:p>
-        </w:tc>
-        <w:tc>
-          <w:tcPr>
-            <w:tcW w:type="dxa" w:w="1662"/>
-            <w:shd w:fill="F4F7FA" w:val="clear"/>
-          </w:tcPr>
-          <w:p>
-            <w:r/>
-            <w:r>
-              <w:rPr>
-                <w:b w:val="0"/>
-                <w:sz w:val="16"/>
-              </w:rPr>
-              <w:t>Style</w:t>
-            </w:r>
-          </w:p>
-        </w:tc>
-        <w:tc>
-          <w:tcPr>
-            <w:tcW w:type="dxa" w:w="1662"/>
-            <w:shd w:fill="F4F7FA" w:val="clear"/>
-          </w:tcPr>
-          <w:p>
-            <w:r/>
-            <w:r>
-              <w:rPr>
-                <w:b w:val="0"/>
-                <w:sz w:val="16"/>
-              </w:rPr>
-              <w:t>British spelling; use consistently or standardise to US English if preferred.</w:t>
-            </w:r>
-          </w:p>
-        </w:tc>
-      </w:tr>
-      <w:tr>
-        <w:tc>
-          <w:tcPr>
-            <w:tcW w:type="dxa" w:w="1662"/>
-          </w:tcPr>
-          <w:p>
-            <w:r/>
-            <w:r>
-              <w:rPr>
-                <w:b w:val="0"/>
-                <w:sz w:val="16"/>
-              </w:rPr>
-              <w:t>49</w:t>
-            </w:r>
-          </w:p>
-        </w:tc>
-        <w:tc>
-          <w:tcPr>
-            <w:tcW w:type="dxa" w:w="1662"/>
-          </w:tcPr>
-          <w:p>
-            <w:r/>
-            <w:r>
-              <w:rPr>
-                <w:b w:val="0"/>
-                <w:sz w:val="16"/>
-              </w:rPr>
-              <w:t>Governance terminology</w:t>
-            </w:r>
-          </w:p>
-        </w:tc>
-        <w:tc>
-          <w:tcPr>
-            <w:tcW w:type="dxa" w:w="1662"/>
-          </w:tcPr>
-          <w:p>
-            <w:r/>
-            <w:r>
-              <w:rPr>
-                <w:b w:val="0"/>
-                <w:sz w:val="16"/>
-              </w:rPr>
-              <w:t>Executive board (nav) vs Board of Directors (body)</w:t>
-            </w:r>
-          </w:p>
-        </w:tc>
-        <w:tc>
-          <w:tcPr>
-            <w:tcW w:type="dxa" w:w="1662"/>
-          </w:tcPr>
-          <w:p>
-            <w:r/>
-            <w:r>
-              <w:rPr>
-                <w:b w:val="0"/>
-                <w:sz w:val="16"/>
-              </w:rPr>
-              <w:t>Choose one term sitewide (e.g. Executive board)</w:t>
-            </w:r>
-          </w:p>
-        </w:tc>
-        <w:tc>
-          <w:tcPr>
-            <w:tcW w:type="dxa" w:w="1662"/>
-          </w:tcPr>
-          <w:p>
-            <w:r/>
-            <w:r>
-              <w:rPr>
-                <w:b w:val="0"/>
-                <w:sz w:val="16"/>
-              </w:rPr>
-              <w:t>Terminology</w:t>
-            </w:r>
-          </w:p>
-        </w:tc>
-        <w:tc>
-          <w:tcPr>
-            <w:tcW w:type="dxa" w:w="1662"/>
-          </w:tcPr>
-          <w:p>
-            <w:r/>
-            <w:r>
-              <w:rPr>
-                <w:b w:val="0"/>
-                <w:sz w:val="16"/>
-              </w:rPr>
-              <w:t>Inconsistent English labels for idarə heyəti.</w:t>
-            </w:r>
-          </w:p>
-        </w:tc>
-      </w:tr>
-    </w:tbl>
-    <w:p/>
-    <w:p>
-      <w:pPr>
-        <w:pStyle w:val="Heading2"/>
-      </w:pPr>
-      <w:r>
-        <w:t>en/sponsors.html</w:t>
-      </w:r>
-    </w:p>
-    <w:p>
-      <w:r>
-        <w:t>Findings: 2</w:t>
-      </w:r>
-    </w:p>
-    <w:tbl>
-      <w:tblPr>
-        <w:tblStyle w:val="TableGrid"/>
-        <w:tblW w:type="auto" w:w="0"/>
-        <w:jc w:val="center"/>
-        <w:tblLook w:firstColumn="1" w:firstRow="1" w:lastColumn="0" w:lastRow="0" w:noHBand="0" w:noVBand="1" w:val="04A0"/>
-      </w:tblPr>
-      <w:tblGrid>
-        <w:gridCol w:w="1662"/>
-        <w:gridCol w:w="1662"/>
-        <w:gridCol w:w="1662"/>
-        <w:gridCol w:w="1662"/>
-        <w:gridCol w:w="1662"/>
-        <w:gridCol w:w="1662"/>
-      </w:tblGrid>
-      <w:tr>
-        <w:tc>
-          <w:tcPr>
-            <w:tcW w:type="dxa" w:w="1662"/>
-            <w:shd w:fill="094D78" w:val="clear"/>
-          </w:tcPr>
-          <w:p>
-            <w:r/>
-            <w:r>
-              <w:rPr>
-                <w:b/>
-                <w:color w:val="FFFFFF"/>
-                <w:sz w:val="18"/>
-              </w:rPr>
-              <w:t>#</w:t>
-            </w:r>
-          </w:p>
-        </w:tc>
-        <w:tc>
-          <w:tcPr>
-            <w:tcW w:type="dxa" w:w="1662"/>
-            <w:shd w:fill="094D78" w:val="clear"/>
-          </w:tcPr>
-          <w:p>
-            <w:r/>
-            <w:r>
-              <w:rPr>
-                <w:b/>
-                <w:color w:val="FFFFFF"/>
-                <w:sz w:val="18"/>
-              </w:rPr>
-              <w:t>Location</w:t>
-            </w:r>
-          </w:p>
-        </w:tc>
-        <w:tc>
-          <w:tcPr>
-            <w:tcW w:type="dxa" w:w="1662"/>
-            <w:shd w:fill="094D78" w:val="clear"/>
-          </w:tcPr>
-          <w:p>
-            <w:r/>
-            <w:r>
-              <w:rPr>
-                <w:b/>
-                <w:color w:val="FFFFFF"/>
-                <w:sz w:val="18"/>
-              </w:rPr>
-              <w:t>Original text</w:t>
-            </w:r>
-          </w:p>
-        </w:tc>
-        <w:tc>
-          <w:tcPr>
-            <w:tcW w:type="dxa" w:w="1662"/>
-            <w:shd w:fill="094D78" w:val="clear"/>
-          </w:tcPr>
-          <w:p>
-            <w:r/>
-            <w:r>
-              <w:rPr>
-                <w:b/>
-                <w:color w:val="FFFFFF"/>
-                <w:sz w:val="18"/>
-              </w:rPr>
-              <w:t>Recommended correction</w:t>
-            </w:r>
-          </w:p>
-        </w:tc>
-        <w:tc>
-          <w:tcPr>
-            <w:tcW w:type="dxa" w:w="1662"/>
-            <w:shd w:fill="094D78" w:val="clear"/>
-          </w:tcPr>
-          <w:p>
-            <w:r/>
-            <w:r>
-              <w:rPr>
-                <w:b/>
-                <w:color w:val="FFFFFF"/>
-                <w:sz w:val="18"/>
-              </w:rPr>
-              <w:t>Category</w:t>
-            </w:r>
-          </w:p>
-        </w:tc>
-        <w:tc>
-          <w:tcPr>
-            <w:tcW w:type="dxa" w:w="1662"/>
-            <w:shd w:fill="094D78" w:val="clear"/>
-          </w:tcPr>
-          <w:p>
-            <w:r/>
-            <w:r>
-              <w:rPr>
-                <w:b/>
-                <w:color w:val="FFFFFF"/>
-                <w:sz w:val="18"/>
-              </w:rPr>
-              <w:t>Comments</w:t>
-            </w:r>
-          </w:p>
-        </w:tc>
-      </w:tr>
-      <w:tr>
-        <w:tc>
-          <w:tcPr>
-            <w:tcW w:type="dxa" w:w="1662"/>
-            <w:shd w:fill="F4F7FA" w:val="clear"/>
-          </w:tcPr>
-          <w:p>
-            <w:r/>
-            <w:r>
-              <w:rPr>
-                <w:b w:val="0"/>
-                <w:sz w:val="16"/>
-              </w:rPr>
-              <w:t>50</w:t>
-            </w:r>
-          </w:p>
-        </w:tc>
-        <w:tc>
-          <w:tcPr>
-            <w:tcW w:type="dxa" w:w="1662"/>
-            <w:shd w:fill="F4F7FA" w:val="clear"/>
-          </w:tcPr>
-          <w:p>
-            <w:r/>
-            <w:r>
-              <w:rPr>
-                <w:b w:val="0"/>
-                <w:sz w:val="16"/>
-              </w:rPr>
-              <w:t>Navigation</w:t>
-            </w:r>
-          </w:p>
-        </w:tc>
-        <w:tc>
-          <w:tcPr>
-            <w:tcW w:type="dxa" w:w="1662"/>
-            <w:shd w:fill="F4F7FA" w:val="clear"/>
-          </w:tcPr>
-          <w:p>
-            <w:r/>
-            <w:r>
-              <w:rPr>
-                <w:b w:val="0"/>
-                <w:sz w:val="16"/>
-              </w:rPr>
-              <w:t>Forum programme</w:t>
-            </w:r>
-          </w:p>
-        </w:tc>
-        <w:tc>
-          <w:tcPr>
-            <w:tcW w:type="dxa" w:w="1662"/>
-            <w:shd w:fill="F4F7FA" w:val="clear"/>
-          </w:tcPr>
-          <w:p>
-            <w:r/>
-            <w:r>
-              <w:rPr>
-                <w:b w:val="0"/>
-                <w:sz w:val="16"/>
-              </w:rPr>
-              <w:t>Forum program</w:t>
-            </w:r>
-          </w:p>
-        </w:tc>
-        <w:tc>
-          <w:tcPr>
-            <w:tcW w:type="dxa" w:w="1662"/>
-            <w:shd w:fill="F4F7FA" w:val="clear"/>
-          </w:tcPr>
-          <w:p>
-            <w:r/>
-            <w:r>
-              <w:rPr>
-                <w:b w:val="0"/>
-                <w:sz w:val="16"/>
-              </w:rPr>
-              <w:t>Style</w:t>
-            </w:r>
-          </w:p>
-        </w:tc>
-        <w:tc>
-          <w:tcPr>
-            <w:tcW w:type="dxa" w:w="1662"/>
-            <w:shd w:fill="F4F7FA" w:val="clear"/>
-          </w:tcPr>
-          <w:p>
-            <w:r/>
-            <w:r>
-              <w:rPr>
-                <w:b w:val="0"/>
-                <w:sz w:val="16"/>
-              </w:rPr>
-              <w:t>British spelling; use consistently or standardise to US English if preferred.</w:t>
-            </w:r>
-          </w:p>
-        </w:tc>
-      </w:tr>
-      <w:tr>
-        <w:tc>
-          <w:tcPr>
-            <w:tcW w:type="dxa" w:w="1662"/>
-          </w:tcPr>
-          <w:p>
-            <w:r/>
-            <w:r>
-              <w:rPr>
-                <w:b w:val="0"/>
-                <w:sz w:val="16"/>
-              </w:rPr>
-              <w:t>51</w:t>
+              <w:t>11</w:t>
             </w:r>
           </w:p>
         </w:tc>
@@ -10125,562 +2975,6 @@
                 <w:sz w:val="16"/>
               </w:rPr>
               <w:t>Meta uses 'scholars' while on-page copy uses 'scientists'.</w:t>
-            </w:r>
-          </w:p>
-        </w:tc>
-      </w:tr>
-    </w:tbl>
-    <w:p/>
-    <w:p>
-      <w:pPr>
-        <w:pStyle w:val="Heading2"/>
-      </w:pPr>
-      <w:r>
-        <w:t>en/sponsors_flyer.html</w:t>
-      </w:r>
-    </w:p>
-    <w:p>
-      <w:r>
-        <w:t>Findings: 1</w:t>
-      </w:r>
-    </w:p>
-    <w:tbl>
-      <w:tblPr>
-        <w:tblStyle w:val="TableGrid"/>
-        <w:tblW w:type="auto" w:w="0"/>
-        <w:jc w:val="center"/>
-        <w:tblLook w:firstColumn="1" w:firstRow="1" w:lastColumn="0" w:lastRow="0" w:noHBand="0" w:noVBand="1" w:val="04A0"/>
-      </w:tblPr>
-      <w:tblGrid>
-        <w:gridCol w:w="1662"/>
-        <w:gridCol w:w="1662"/>
-        <w:gridCol w:w="1662"/>
-        <w:gridCol w:w="1662"/>
-        <w:gridCol w:w="1662"/>
-        <w:gridCol w:w="1662"/>
-      </w:tblGrid>
-      <w:tr>
-        <w:tc>
-          <w:tcPr>
-            <w:tcW w:type="dxa" w:w="1662"/>
-            <w:shd w:fill="094D78" w:val="clear"/>
-          </w:tcPr>
-          <w:p>
-            <w:r/>
-            <w:r>
-              <w:rPr>
-                <w:b/>
-                <w:color w:val="FFFFFF"/>
-                <w:sz w:val="18"/>
-              </w:rPr>
-              <w:t>#</w:t>
-            </w:r>
-          </w:p>
-        </w:tc>
-        <w:tc>
-          <w:tcPr>
-            <w:tcW w:type="dxa" w:w="1662"/>
-            <w:shd w:fill="094D78" w:val="clear"/>
-          </w:tcPr>
-          <w:p>
-            <w:r/>
-            <w:r>
-              <w:rPr>
-                <w:b/>
-                <w:color w:val="FFFFFF"/>
-                <w:sz w:val="18"/>
-              </w:rPr>
-              <w:t>Location</w:t>
-            </w:r>
-          </w:p>
-        </w:tc>
-        <w:tc>
-          <w:tcPr>
-            <w:tcW w:type="dxa" w:w="1662"/>
-            <w:shd w:fill="094D78" w:val="clear"/>
-          </w:tcPr>
-          <w:p>
-            <w:r/>
-            <w:r>
-              <w:rPr>
-                <w:b/>
-                <w:color w:val="FFFFFF"/>
-                <w:sz w:val="18"/>
-              </w:rPr>
-              <w:t>Original text</w:t>
-            </w:r>
-          </w:p>
-        </w:tc>
-        <w:tc>
-          <w:tcPr>
-            <w:tcW w:type="dxa" w:w="1662"/>
-            <w:shd w:fill="094D78" w:val="clear"/>
-          </w:tcPr>
-          <w:p>
-            <w:r/>
-            <w:r>
-              <w:rPr>
-                <w:b/>
-                <w:color w:val="FFFFFF"/>
-                <w:sz w:val="18"/>
-              </w:rPr>
-              <w:t>Recommended correction</w:t>
-            </w:r>
-          </w:p>
-        </w:tc>
-        <w:tc>
-          <w:tcPr>
-            <w:tcW w:type="dxa" w:w="1662"/>
-            <w:shd w:fill="094D78" w:val="clear"/>
-          </w:tcPr>
-          <w:p>
-            <w:r/>
-            <w:r>
-              <w:rPr>
-                <w:b/>
-                <w:color w:val="FFFFFF"/>
-                <w:sz w:val="18"/>
-              </w:rPr>
-              <w:t>Category</w:t>
-            </w:r>
-          </w:p>
-        </w:tc>
-        <w:tc>
-          <w:tcPr>
-            <w:tcW w:type="dxa" w:w="1662"/>
-            <w:shd w:fill="094D78" w:val="clear"/>
-          </w:tcPr>
-          <w:p>
-            <w:r/>
-            <w:r>
-              <w:rPr>
-                <w:b/>
-                <w:color w:val="FFFFFF"/>
-                <w:sz w:val="18"/>
-              </w:rPr>
-              <w:t>Comments</w:t>
-            </w:r>
-          </w:p>
-        </w:tc>
-      </w:tr>
-      <w:tr>
-        <w:tc>
-          <w:tcPr>
-            <w:tcW w:type="dxa" w:w="1662"/>
-            <w:shd w:fill="F4F7FA" w:val="clear"/>
-          </w:tcPr>
-          <w:p>
-            <w:r/>
-            <w:r>
-              <w:rPr>
-                <w:b w:val="0"/>
-                <w:sz w:val="16"/>
-              </w:rPr>
-              <w:t>52</w:t>
-            </w:r>
-          </w:p>
-        </w:tc>
-        <w:tc>
-          <w:tcPr>
-            <w:tcW w:type="dxa" w:w="1662"/>
-            <w:shd w:fill="F4F7FA" w:val="clear"/>
-          </w:tcPr>
-          <w:p>
-            <w:r/>
-            <w:r>
-              <w:rPr>
-                <w:b w:val="0"/>
-                <w:sz w:val="16"/>
-              </w:rPr>
-              <w:t>Navigation</w:t>
-            </w:r>
-          </w:p>
-        </w:tc>
-        <w:tc>
-          <w:tcPr>
-            <w:tcW w:type="dxa" w:w="1662"/>
-            <w:shd w:fill="F4F7FA" w:val="clear"/>
-          </w:tcPr>
-          <w:p>
-            <w:r/>
-            <w:r>
-              <w:rPr>
-                <w:b w:val="0"/>
-                <w:sz w:val="16"/>
-              </w:rPr>
-              <w:t>Forum programme</w:t>
-            </w:r>
-          </w:p>
-        </w:tc>
-        <w:tc>
-          <w:tcPr>
-            <w:tcW w:type="dxa" w:w="1662"/>
-            <w:shd w:fill="F4F7FA" w:val="clear"/>
-          </w:tcPr>
-          <w:p>
-            <w:r/>
-            <w:r>
-              <w:rPr>
-                <w:b w:val="0"/>
-                <w:sz w:val="16"/>
-              </w:rPr>
-              <w:t>Forum program</w:t>
-            </w:r>
-          </w:p>
-        </w:tc>
-        <w:tc>
-          <w:tcPr>
-            <w:tcW w:type="dxa" w:w="1662"/>
-            <w:shd w:fill="F4F7FA" w:val="clear"/>
-          </w:tcPr>
-          <w:p>
-            <w:r/>
-            <w:r>
-              <w:rPr>
-                <w:b w:val="0"/>
-                <w:sz w:val="16"/>
-              </w:rPr>
-              <w:t>Style</w:t>
-            </w:r>
-          </w:p>
-        </w:tc>
-        <w:tc>
-          <w:tcPr>
-            <w:tcW w:type="dxa" w:w="1662"/>
-            <w:shd w:fill="F4F7FA" w:val="clear"/>
-          </w:tcPr>
-          <w:p>
-            <w:r/>
-            <w:r>
-              <w:rPr>
-                <w:b w:val="0"/>
-                <w:sz w:val="16"/>
-              </w:rPr>
-              <w:t>British spelling; use consistently or standardise to US English if preferred.</w:t>
-            </w:r>
-          </w:p>
-        </w:tc>
-      </w:tr>
-    </w:tbl>
-    <w:p/>
-    <w:p>
-      <w:pPr>
-        <w:pStyle w:val="Heading2"/>
-      </w:pPr>
-      <w:r>
-        <w:t>i18n/ui.json</w:t>
-      </w:r>
-    </w:p>
-    <w:p>
-      <w:r>
-        <w:t>Findings: 2</w:t>
-      </w:r>
-    </w:p>
-    <w:tbl>
-      <w:tblPr>
-        <w:tblStyle w:val="TableGrid"/>
-        <w:tblW w:type="auto" w:w="0"/>
-        <w:jc w:val="center"/>
-        <w:tblLook w:firstColumn="1" w:firstRow="1" w:lastColumn="0" w:lastRow="0" w:noHBand="0" w:noVBand="1" w:val="04A0"/>
-      </w:tblPr>
-      <w:tblGrid>
-        <w:gridCol w:w="1662"/>
-        <w:gridCol w:w="1662"/>
-        <w:gridCol w:w="1662"/>
-        <w:gridCol w:w="1662"/>
-        <w:gridCol w:w="1662"/>
-        <w:gridCol w:w="1662"/>
-      </w:tblGrid>
-      <w:tr>
-        <w:tc>
-          <w:tcPr>
-            <w:tcW w:type="dxa" w:w="1662"/>
-            <w:shd w:fill="094D78" w:val="clear"/>
-          </w:tcPr>
-          <w:p>
-            <w:r/>
-            <w:r>
-              <w:rPr>
-                <w:b/>
-                <w:color w:val="FFFFFF"/>
-                <w:sz w:val="18"/>
-              </w:rPr>
-              <w:t>#</w:t>
-            </w:r>
-          </w:p>
-        </w:tc>
-        <w:tc>
-          <w:tcPr>
-            <w:tcW w:type="dxa" w:w="1662"/>
-            <w:shd w:fill="094D78" w:val="clear"/>
-          </w:tcPr>
-          <w:p>
-            <w:r/>
-            <w:r>
-              <w:rPr>
-                <w:b/>
-                <w:color w:val="FFFFFF"/>
-                <w:sz w:val="18"/>
-              </w:rPr>
-              <w:t>Location</w:t>
-            </w:r>
-          </w:p>
-        </w:tc>
-        <w:tc>
-          <w:tcPr>
-            <w:tcW w:type="dxa" w:w="1662"/>
-            <w:shd w:fill="094D78" w:val="clear"/>
-          </w:tcPr>
-          <w:p>
-            <w:r/>
-            <w:r>
-              <w:rPr>
-                <w:b/>
-                <w:color w:val="FFFFFF"/>
-                <w:sz w:val="18"/>
-              </w:rPr>
-              <w:t>Original text</w:t>
-            </w:r>
-          </w:p>
-        </w:tc>
-        <w:tc>
-          <w:tcPr>
-            <w:tcW w:type="dxa" w:w="1662"/>
-            <w:shd w:fill="094D78" w:val="clear"/>
-          </w:tcPr>
-          <w:p>
-            <w:r/>
-            <w:r>
-              <w:rPr>
-                <w:b/>
-                <w:color w:val="FFFFFF"/>
-                <w:sz w:val="18"/>
-              </w:rPr>
-              <w:t>Recommended correction</w:t>
-            </w:r>
-          </w:p>
-        </w:tc>
-        <w:tc>
-          <w:tcPr>
-            <w:tcW w:type="dxa" w:w="1662"/>
-            <w:shd w:fill="094D78" w:val="clear"/>
-          </w:tcPr>
-          <w:p>
-            <w:r/>
-            <w:r>
-              <w:rPr>
-                <w:b/>
-                <w:color w:val="FFFFFF"/>
-                <w:sz w:val="18"/>
-              </w:rPr>
-              <w:t>Category</w:t>
-            </w:r>
-          </w:p>
-        </w:tc>
-        <w:tc>
-          <w:tcPr>
-            <w:tcW w:type="dxa" w:w="1662"/>
-            <w:shd w:fill="094D78" w:val="clear"/>
-          </w:tcPr>
-          <w:p>
-            <w:r/>
-            <w:r>
-              <w:rPr>
-                <w:b/>
-                <w:color w:val="FFFFFF"/>
-                <w:sz w:val="18"/>
-              </w:rPr>
-              <w:t>Comments</w:t>
-            </w:r>
-          </w:p>
-        </w:tc>
-      </w:tr>
-      <w:tr>
-        <w:tc>
-          <w:tcPr>
-            <w:tcW w:type="dxa" w:w="1662"/>
-          </w:tcPr>
-          <w:p>
-            <w:r/>
-            <w:r>
-              <w:rPr>
-                <w:b w:val="0"/>
-                <w:sz w:val="16"/>
-              </w:rPr>
-              <w:t>53</w:t>
-            </w:r>
-          </w:p>
-        </w:tc>
-        <w:tc>
-          <w:tcPr>
-            <w:tcW w:type="dxa" w:w="1662"/>
-          </w:tcPr>
-          <w:p>
-            <w:r/>
-            <w:r>
-              <w:rPr>
-                <w:b w:val="0"/>
-                <w:sz w:val="16"/>
-              </w:rPr>
-              <w:t>nav.executiveBoard</w:t>
-            </w:r>
-          </w:p>
-        </w:tc>
-        <w:tc>
-          <w:tcPr>
-            <w:tcW w:type="dxa" w:w="1662"/>
-          </w:tcPr>
-          <w:p>
-            <w:r/>
-            <w:r>
-              <w:rPr>
-                <w:b w:val="0"/>
-                <w:sz w:val="16"/>
-              </w:rPr>
-              <w:t>Board of Directors</w:t>
-            </w:r>
-          </w:p>
-        </w:tc>
-        <w:tc>
-          <w:tcPr>
-            <w:tcW w:type="dxa" w:w="1662"/>
-          </w:tcPr>
-          <w:p>
-            <w:r/>
-            <w:r>
-              <w:rPr>
-                <w:b w:val="0"/>
-                <w:sz w:val="16"/>
-              </w:rPr>
-              <w:t>Executive board</w:t>
-            </w:r>
-          </w:p>
-        </w:tc>
-        <w:tc>
-          <w:tcPr>
-            <w:tcW w:type="dxa" w:w="1662"/>
-          </w:tcPr>
-          <w:p>
-            <w:r/>
-            <w:r>
-              <w:rPr>
-                <w:b w:val="0"/>
-                <w:sz w:val="16"/>
-              </w:rPr>
-              <w:t>Terminology</w:t>
-            </w:r>
-          </w:p>
-        </w:tc>
-        <w:tc>
-          <w:tcPr>
-            <w:tcW w:type="dxa" w:w="1662"/>
-          </w:tcPr>
-          <w:p>
-            <w:r/>
-            <w:r>
-              <w:rPr>
-                <w:b w:val="0"/>
-                <w:sz w:val="16"/>
-              </w:rPr>
-              <w:t>Many HTML pages use 'Executive board' in embedded nav.</w:t>
-            </w:r>
-          </w:p>
-        </w:tc>
-      </w:tr>
-      <w:tr>
-        <w:tc>
-          <w:tcPr>
-            <w:tcW w:type="dxa" w:w="1662"/>
-            <w:shd w:fill="F4F7FA" w:val="clear"/>
-          </w:tcPr>
-          <w:p>
-            <w:r/>
-            <w:r>
-              <w:rPr>
-                <w:b w:val="0"/>
-                <w:sz w:val="16"/>
-              </w:rPr>
-              <w:t>54</w:t>
-            </w:r>
-          </w:p>
-        </w:tc>
-        <w:tc>
-          <w:tcPr>
-            <w:tcW w:type="dxa" w:w="1662"/>
-            <w:shd w:fill="F4F7FA" w:val="clear"/>
-          </w:tcPr>
-          <w:p>
-            <w:r/>
-            <w:r>
-              <w:rPr>
-                <w:b w:val="0"/>
-                <w:sz w:val="16"/>
-              </w:rPr>
-              <w:t>nav.foundation</w:t>
-            </w:r>
-          </w:p>
-        </w:tc>
-        <w:tc>
-          <w:tcPr>
-            <w:tcW w:type="dxa" w:w="1662"/>
-            <w:shd w:fill="F4F7FA" w:val="clear"/>
-          </w:tcPr>
-          <w:p>
-            <w:r/>
-            <w:r>
-              <w:rPr>
-                <w:b w:val="0"/>
-                <w:sz w:val="16"/>
-              </w:rPr>
-              <w:t>Foundation</w:t>
-            </w:r>
-          </w:p>
-        </w:tc>
-        <w:tc>
-          <w:tcPr>
-            <w:tcW w:type="dxa" w:w="1662"/>
-            <w:shd w:fill="F4F7FA" w:val="clear"/>
-          </w:tcPr>
-          <w:p>
-            <w:r/>
-            <w:r>
-              <w:rPr>
-                <w:b w:val="0"/>
-                <w:sz w:val="16"/>
-              </w:rPr>
-              <w:t>Founding / Establishment</w:t>
-            </w:r>
-          </w:p>
-        </w:tc>
-        <w:tc>
-          <w:tcPr>
-            <w:tcW w:type="dxa" w:w="1662"/>
-            <w:shd w:fill="F4F7FA" w:val="clear"/>
-          </w:tcPr>
-          <w:p>
-            <w:r/>
-            <w:r>
-              <w:rPr>
-                <w:b w:val="0"/>
-                <w:sz w:val="16"/>
-              </w:rPr>
-              <w:t>Translation</w:t>
-            </w:r>
-          </w:p>
-        </w:tc>
-        <w:tc>
-          <w:tcPr>
-            <w:tcW w:type="dxa" w:w="1662"/>
-            <w:shd w:fill="F4F7FA" w:val="clear"/>
-          </w:tcPr>
-          <w:p>
-            <w:r/>
-            <w:r>
-              <w:rPr>
-                <w:b w:val="0"/>
-                <w:sz w:val="16"/>
-              </w:rPr>
-              <w:t>AZ menu item is 'Birliyin təsisi' (founding history), not the organisation as an entity.</w:t>
             </w:r>
           </w:p>
         </w:tc>
@@ -10836,6 +3130,7 @@
         <w:tc>
           <w:tcPr>
             <w:tcW w:type="dxa" w:w="1662"/>
+            <w:shd w:fill="F4F7FA" w:val="clear"/>
           </w:tcPr>
           <w:p>
             <w:r/>
@@ -10844,13 +3139,14 @@
                 <w:b w:val="0"/>
                 <w:sz w:val="16"/>
               </w:rPr>
-              <w:t>55</w:t>
+              <w:t>12</w:t>
             </w:r>
           </w:p>
         </w:tc>
         <w:tc>
           <w:tcPr>
             <w:tcW w:type="dxa" w:w="1662"/>
+            <w:shd w:fill="F4F7FA" w:val="clear"/>
           </w:tcPr>
           <w:p>
             <w:r/>
@@ -10866,6 +3162,7 @@
         <w:tc>
           <w:tcPr>
             <w:tcW w:type="dxa" w:w="1662"/>
+            <w:shd w:fill="F4F7FA" w:val="clear"/>
           </w:tcPr>
           <w:p>
             <w:r/>
@@ -10881,6 +3178,7 @@
         <w:tc>
           <w:tcPr>
             <w:tcW w:type="dxa" w:w="1662"/>
+            <w:shd w:fill="F4F7FA" w:val="clear"/>
           </w:tcPr>
           <w:p>
             <w:r/>
@@ -10896,6 +3194,7 @@
         <w:tc>
           <w:tcPr>
             <w:tcW w:type="dxa" w:w="1662"/>
+            <w:shd w:fill="F4F7FA" w:val="clear"/>
           </w:tcPr>
           <w:p>
             <w:r/>
@@ -10911,6 +3210,7 @@
         <w:tc>
           <w:tcPr>
             <w:tcW w:type="dxa" w:w="1662"/>
+            <w:shd w:fill="F4F7FA" w:val="clear"/>
           </w:tcPr>
           <w:p>
             <w:r/>
@@ -10928,7 +3228,6 @@
         <w:tc>
           <w:tcPr>
             <w:tcW w:type="dxa" w:w="1662"/>
-            <w:shd w:fill="F4F7FA" w:val="clear"/>
           </w:tcPr>
           <w:p>
             <w:r/>
@@ -10937,14 +3236,13 @@
                 <w:b w:val="0"/>
                 <w:sz w:val="16"/>
               </w:rPr>
-              <w:t>56</w:t>
+              <w:t>13</w:t>
             </w:r>
           </w:p>
         </w:tc>
         <w:tc>
           <w:tcPr>
             <w:tcW w:type="dxa" w:w="1662"/>
-            <w:shd w:fill="F4F7FA" w:val="clear"/>
           </w:tcPr>
           <w:p>
             <w:r/>
@@ -10960,7 +3258,6 @@
         <w:tc>
           <w:tcPr>
             <w:tcW w:type="dxa" w:w="1662"/>
-            <w:shd w:fill="F4F7FA" w:val="clear"/>
           </w:tcPr>
           <w:p>
             <w:r/>
@@ -10969,72 +3266,7 @@
                 <w:b w:val="0"/>
                 <w:sz w:val="16"/>
               </w:rPr>
-              <w:t>Executive board / Board of Directors / Chair of the WAAS Board of Directors</w:t>
-            </w:r>
-          </w:p>
-        </w:tc>
-        <w:tc>
-          <w:tcPr>
-            <w:tcW w:type="dxa" w:w="1662"/>
-            <w:shd w:fill="F4F7FA" w:val="clear"/>
-          </w:tcPr>
-          <w:p>
-            <w:r/>
-            <w:r>
-              <w:rPr>
-                <w:b w:val="0"/>
-                <w:sz w:val="16"/>
-              </w:rPr>
-              <w:t>Single preferred term (recommend: Executive board)</w:t>
-            </w:r>
-          </w:p>
-        </w:tc>
-        <w:tc>
-          <w:tcPr>
-            <w:tcW w:type="dxa" w:w="1662"/>
-            <w:shd w:fill="F4F7FA" w:val="clear"/>
-          </w:tcPr>
-          <w:p>
-            <w:r/>
-            <w:r>
-              <w:rPr>
-                <w:b w:val="0"/>
-                <w:sz w:val="16"/>
-              </w:rPr>
-              <w:t>Terminology</w:t>
-            </w:r>
-          </w:p>
-        </w:tc>
-        <w:tc>
-          <w:tcPr>
-            <w:tcW w:type="dxa" w:w="1662"/>
-            <w:shd w:fill="F4F7FA" w:val="clear"/>
-          </w:tcPr>
-          <w:p>
-            <w:r/>
-            <w:r>
-              <w:rPr>
-                <w:b w:val="0"/>
-                <w:sz w:val="16"/>
-              </w:rPr>
-              <w:t>Harmonise navigation, cards, signatures, and i18n/ui.json.</w:t>
-            </w:r>
-          </w:p>
-        </w:tc>
-      </w:tr>
-      <w:tr>
-        <w:tc>
-          <w:tcPr>
-            <w:tcW w:type="dxa" w:w="1662"/>
-          </w:tcPr>
-          <w:p>
-            <w:r/>
-            <w:r>
-              <w:rPr>
-                <w:b w:val="0"/>
-                <w:sz w:val="16"/>
-              </w:rPr>
-              <w:t>57</w:t>
+              <w:t>Executive Board / Board of Directors / Chair of the WAAS Executive Board</w:t>
             </w:r>
           </w:p>
         </w:tc>
@@ -11049,37 +3281,7 @@
                 <w:b w:val="0"/>
                 <w:sz w:val="16"/>
               </w:rPr>
-              <w:t>nav.executiveBoard</w:t>
-            </w:r>
-          </w:p>
-        </w:tc>
-        <w:tc>
-          <w:tcPr>
-            <w:tcW w:type="dxa" w:w="1662"/>
-          </w:tcPr>
-          <w:p>
-            <w:r/>
-            <w:r>
-              <w:rPr>
-                <w:b w:val="0"/>
-                <w:sz w:val="16"/>
-              </w:rPr>
-              <w:t>Board of Directors</w:t>
-            </w:r>
-          </w:p>
-        </w:tc>
-        <w:tc>
-          <w:tcPr>
-            <w:tcW w:type="dxa" w:w="1662"/>
-          </w:tcPr>
-          <w:p>
-            <w:r/>
-            <w:r>
-              <w:rPr>
-                <w:b w:val="0"/>
-                <w:sz w:val="16"/>
-              </w:rPr>
-              <w:t>Executive board</w:t>
+              <w:t>Single preferred term (recommend: Executive Board)</w:t>
             </w:r>
           </w:p>
         </w:tc>
@@ -11109,105 +3311,7 @@
                 <w:b w:val="0"/>
                 <w:sz w:val="16"/>
               </w:rPr>
-              <w:t>Many HTML pages use 'Executive board' in embedded nav.</w:t>
-            </w:r>
-          </w:p>
-        </w:tc>
-      </w:tr>
-      <w:tr>
-        <w:tc>
-          <w:tcPr>
-            <w:tcW w:type="dxa" w:w="1662"/>
-            <w:shd w:fill="F4F7FA" w:val="clear"/>
-          </w:tcPr>
-          <w:p>
-            <w:r/>
-            <w:r>
-              <w:rPr>
-                <w:b w:val="0"/>
-                <w:sz w:val="16"/>
-              </w:rPr>
-              <w:t>58</w:t>
-            </w:r>
-          </w:p>
-        </w:tc>
-        <w:tc>
-          <w:tcPr>
-            <w:tcW w:type="dxa" w:w="1662"/>
-            <w:shd w:fill="F4F7FA" w:val="clear"/>
-          </w:tcPr>
-          <w:p>
-            <w:r/>
-            <w:r>
-              <w:rPr>
-                <w:b w:val="0"/>
-                <w:sz w:val="16"/>
-              </w:rPr>
-              <w:t>nav.foundation</w:t>
-            </w:r>
-          </w:p>
-        </w:tc>
-        <w:tc>
-          <w:tcPr>
-            <w:tcW w:type="dxa" w:w="1662"/>
-            <w:shd w:fill="F4F7FA" w:val="clear"/>
-          </w:tcPr>
-          <w:p>
-            <w:r/>
-            <w:r>
-              <w:rPr>
-                <w:b w:val="0"/>
-                <w:sz w:val="16"/>
-              </w:rPr>
-              <w:t>Foundation</w:t>
-            </w:r>
-          </w:p>
-        </w:tc>
-        <w:tc>
-          <w:tcPr>
-            <w:tcW w:type="dxa" w:w="1662"/>
-            <w:shd w:fill="F4F7FA" w:val="clear"/>
-          </w:tcPr>
-          <w:p>
-            <w:r/>
-            <w:r>
-              <w:rPr>
-                <w:b w:val="0"/>
-                <w:sz w:val="16"/>
-              </w:rPr>
-              <w:t>Founding / Establishment</w:t>
-            </w:r>
-          </w:p>
-        </w:tc>
-        <w:tc>
-          <w:tcPr>
-            <w:tcW w:type="dxa" w:w="1662"/>
-            <w:shd w:fill="F4F7FA" w:val="clear"/>
-          </w:tcPr>
-          <w:p>
-            <w:r/>
-            <w:r>
-              <w:rPr>
-                <w:b w:val="0"/>
-                <w:sz w:val="16"/>
-              </w:rPr>
-              <w:t>Translation</w:t>
-            </w:r>
-          </w:p>
-        </w:tc>
-        <w:tc>
-          <w:tcPr>
-            <w:tcW w:type="dxa" w:w="1662"/>
-            <w:shd w:fill="F4F7FA" w:val="clear"/>
-          </w:tcPr>
-          <w:p>
-            <w:r/>
-            <w:r>
-              <w:rPr>
-                <w:b w:val="0"/>
-                <w:sz w:val="16"/>
-              </w:rPr>
-              <w:t>AZ menu item is 'Birliyin təsisi' (founding history), not the organisation as an entity.</w:t>
+              <w:t>Harmonise navigation, cards, signatures, and i18n/ui.json.</w:t>
             </w:r>
           </w:p>
         </w:tc>
@@ -11264,14 +3368,6 @@
         <w:pStyle w:val="ListBullet"/>
       </w:pPr>
       <w:r>
-        <w:t>az/encyclopedia.html</w:t>
-      </w:r>
-    </w:p>
-    <w:p>
-      <w:pPr>
-        <w:pStyle w:val="ListBullet"/>
-      </w:pPr>
-      <w:r>
         <w:t>az/executive-board.html</w:t>
       </w:r>
     </w:p>
@@ -11305,6 +3401,14 @@
       </w:pPr>
       <w:r>
         <w:t>az/forum/2024/index.html</w:t>
+      </w:r>
+    </w:p>
+    <w:p>
+      <w:pPr>
+        <w:pStyle w:val="ListBullet"/>
+      </w:pPr>
+      <w:r>
+        <w:t>az/forum/2024/logistics.html</w:t>
       </w:r>
     </w:p>
     <w:p>
@@ -11360,6 +3464,14 @@
         <w:pStyle w:val="ListBullet"/>
       </w:pPr>
       <w:r>
+        <w:t>az/forum/2024/sessions_organization.html</w:t>
+      </w:r>
+    </w:p>
+    <w:p>
+      <w:pPr>
+        <w:pStyle w:val="ListBullet"/>
+      </w:pPr>
+      <w:r>
         <w:t>az/forum/2024/stories.html</w:t>
       </w:r>
     </w:p>
@@ -11393,22 +3505,6 @@
       </w:pPr>
       <w:r>
         <w:t>az/index.html</w:t>
-      </w:r>
-    </w:p>
-    <w:p>
-      <w:pPr>
-        <w:pStyle w:val="ListBullet"/>
-      </w:pPr>
-      <w:r>
-        <w:t>az/industrial_revolutions.html</w:t>
-      </w:r>
-    </w:p>
-    <w:p>
-      <w:pPr>
-        <w:pStyle w:val="ListBullet"/>
-      </w:pPr>
-      <w:r>
-        <w:t>az/major_scientific_inventions.html</w:t>
       </w:r>
     </w:p>
     <w:p>
@@ -11472,6 +3568,22 @@
         <w:pStyle w:val="ListBullet"/>
       </w:pPr>
       <w:r>
+        <w:t>az/sponsorship_partnership.html</w:t>
+      </w:r>
+    </w:p>
+    <w:p>
+      <w:pPr>
+        <w:pStyle w:val="ListBullet"/>
+      </w:pPr>
+      <w:r>
+        <w:t>az/work_done_2024_2026.html</w:t>
+      </w:r>
+    </w:p>
+    <w:p>
+      <w:pPr>
+        <w:pStyle w:val="ListBullet"/>
+      </w:pPr>
+      <w:r>
         <w:t>en/activities.html</w:t>
       </w:r>
     </w:p>
@@ -11497,14 +3609,6 @@
       </w:pPr>
       <w:r>
         <w:t>en/donate.html</w:t>
-      </w:r>
-    </w:p>
-    <w:p>
-      <w:pPr>
-        <w:pStyle w:val="ListBullet"/>
-      </w:pPr>
-      <w:r>
-        <w:t>en/encyclopedia.html</w:t>
       </w:r>
     </w:p>
     <w:p>
@@ -11545,6 +3649,14 @@
       </w:pPr>
       <w:r>
         <w:t>en/forum/2024/index.html</w:t>
+      </w:r>
+    </w:p>
+    <w:p>
+      <w:pPr>
+        <w:pStyle w:val="ListBullet"/>
+      </w:pPr>
+      <w:r>
+        <w:t>en/forum/2024/logistics.html</w:t>
       </w:r>
     </w:p>
     <w:p>
@@ -11600,6 +3712,14 @@
         <w:pStyle w:val="ListBullet"/>
       </w:pPr>
       <w:r>
+        <w:t>en/forum/2024/sessions_organization.html</w:t>
+      </w:r>
+    </w:p>
+    <w:p>
+      <w:pPr>
+        <w:pStyle w:val="ListBullet"/>
+      </w:pPr>
+      <w:r>
         <w:t>en/forum/2024/stories.html</w:t>
       </w:r>
     </w:p>
@@ -11633,22 +3753,6 @@
       </w:pPr>
       <w:r>
         <w:t>en/index.html</w:t>
-      </w:r>
-    </w:p>
-    <w:p>
-      <w:pPr>
-        <w:pStyle w:val="ListBullet"/>
-      </w:pPr>
-      <w:r>
-        <w:t>en/industrial_revolutions.html</w:t>
-      </w:r>
-    </w:p>
-    <w:p>
-      <w:pPr>
-        <w:pStyle w:val="ListBullet"/>
-      </w:pPr>
-      <w:r>
-        <w:t>en/major_scientific_inventions.html</w:t>
       </w:r>
     </w:p>
     <w:p>
@@ -11705,6 +3809,22 @@
       </w:pPr>
       <w:r>
         <w:t>en/sponsors_flyer.html</w:t>
+      </w:r>
+    </w:p>
+    <w:p>
+      <w:pPr>
+        <w:pStyle w:val="ListBullet"/>
+      </w:pPr>
+      <w:r>
+        <w:t>en/sponsorship_partnership.html</w:t>
+      </w:r>
+    </w:p>
+    <w:p>
+      <w:pPr>
+        <w:pStyle w:val="ListBullet"/>
+      </w:pPr>
+      <w:r>
+        <w:t>en/work_done_2024_2026.html</w:t>
       </w:r>
     </w:p>
     <w:p>

--- a/documents/docx/DAAB-Website-Linguistic-Consistency-Audit.docx
+++ b/documents/docx/DAAB-Website-Linguistic-Consistency-Audit.docx
@@ -95,12 +95,12 @@
     </w:p>
     <w:p>
       <w:r>
-        <w:t>This report documents linguistic, terminological, and UI consistency findings across the bilingual DAAB (Azerbaijani) and WAAS (English) static website. A total of 11 distinct issues were recorded after automated extraction and editorial review of 62 HTML page paths. No corrections have been applied to the repository; this document is intended for review and approval before implementation.</w:t>
+        <w:t>This report documents linguistic, terminological, and UI consistency findings across the bilingual DAAB (Azerbaijani) and WAAS (English) static website. A total of 2 distinct issues were recorded after automated extraction and editorial review of 60 HTML page paths. No corrections have been applied to the repository; this document is intended for review and approval before implementation.</w:t>
       </w:r>
     </w:p>
     <w:p>
       <w:r>
-        <w:t>Breakdown: Azerbaijani — 5 findings; English — 6 findings; Cross-locale / structure — 0 findings; Global (i18n / sitewide) — 2 findings.</w:t>
+        <w:t>Breakdown: Azerbaijani — 1 findings; English — 1 findings; Cross-locale / structure — 0 findings; Global (i18n / sitewide) — 2 findings.</w:t>
       </w:r>
     </w:p>
     <w:p>
@@ -813,788 +813,6 @@
     </w:tbl>
     <w:p/>
     <w:p>
-      <w:pPr>
-        <w:pStyle w:val="Heading2"/>
-      </w:pPr>
-      <w:r>
-        <w:t>az/application.html</w:t>
-      </w:r>
-    </w:p>
-    <w:p>
-      <w:r>
-        <w:t>Findings: 2</w:t>
-      </w:r>
-    </w:p>
-    <w:tbl>
-      <w:tblPr>
-        <w:tblStyle w:val="TableGrid"/>
-        <w:tblW w:type="auto" w:w="0"/>
-        <w:jc w:val="center"/>
-        <w:tblLook w:firstColumn="1" w:firstRow="1" w:lastColumn="0" w:lastRow="0" w:noHBand="0" w:noVBand="1" w:val="04A0"/>
-      </w:tblPr>
-      <w:tblGrid>
-        <w:gridCol w:w="1662"/>
-        <w:gridCol w:w="1662"/>
-        <w:gridCol w:w="1662"/>
-        <w:gridCol w:w="1662"/>
-        <w:gridCol w:w="1662"/>
-        <w:gridCol w:w="1662"/>
-      </w:tblGrid>
-      <w:tr>
-        <w:tc>
-          <w:tcPr>
-            <w:tcW w:type="dxa" w:w="1662"/>
-            <w:shd w:fill="094D78" w:val="clear"/>
-          </w:tcPr>
-          <w:p>
-            <w:r/>
-            <w:r>
-              <w:rPr>
-                <w:b/>
-                <w:color w:val="FFFFFF"/>
-                <w:sz w:val="18"/>
-              </w:rPr>
-              <w:t>#</w:t>
-            </w:r>
-          </w:p>
-        </w:tc>
-        <w:tc>
-          <w:tcPr>
-            <w:tcW w:type="dxa" w:w="1662"/>
-            <w:shd w:fill="094D78" w:val="clear"/>
-          </w:tcPr>
-          <w:p>
-            <w:r/>
-            <w:r>
-              <w:rPr>
-                <w:b/>
-                <w:color w:val="FFFFFF"/>
-                <w:sz w:val="18"/>
-              </w:rPr>
-              <w:t>Location</w:t>
-            </w:r>
-          </w:p>
-        </w:tc>
-        <w:tc>
-          <w:tcPr>
-            <w:tcW w:type="dxa" w:w="1662"/>
-            <w:shd w:fill="094D78" w:val="clear"/>
-          </w:tcPr>
-          <w:p>
-            <w:r/>
-            <w:r>
-              <w:rPr>
-                <w:b/>
-                <w:color w:val="FFFFFF"/>
-                <w:sz w:val="18"/>
-              </w:rPr>
-              <w:t>Original text</w:t>
-            </w:r>
-          </w:p>
-        </w:tc>
-        <w:tc>
-          <w:tcPr>
-            <w:tcW w:type="dxa" w:w="1662"/>
-            <w:shd w:fill="094D78" w:val="clear"/>
-          </w:tcPr>
-          <w:p>
-            <w:r/>
-            <w:r>
-              <w:rPr>
-                <w:b/>
-                <w:color w:val="FFFFFF"/>
-                <w:sz w:val="18"/>
-              </w:rPr>
-              <w:t>Recommended correction</w:t>
-            </w:r>
-          </w:p>
-        </w:tc>
-        <w:tc>
-          <w:tcPr>
-            <w:tcW w:type="dxa" w:w="1662"/>
-            <w:shd w:fill="094D78" w:val="clear"/>
-          </w:tcPr>
-          <w:p>
-            <w:r/>
-            <w:r>
-              <w:rPr>
-                <w:b/>
-                <w:color w:val="FFFFFF"/>
-                <w:sz w:val="18"/>
-              </w:rPr>
-              <w:t>Category</w:t>
-            </w:r>
-          </w:p>
-        </w:tc>
-        <w:tc>
-          <w:tcPr>
-            <w:tcW w:type="dxa" w:w="1662"/>
-            <w:shd w:fill="094D78" w:val="clear"/>
-          </w:tcPr>
-          <w:p>
-            <w:r/>
-            <w:r>
-              <w:rPr>
-                <w:b/>
-                <w:color w:val="FFFFFF"/>
-                <w:sz w:val="18"/>
-              </w:rPr>
-              <w:t>Comments</w:t>
-            </w:r>
-          </w:p>
-        </w:tc>
-      </w:tr>
-      <w:tr>
-        <w:tc>
-          <w:tcPr>
-            <w:tcW w:type="dxa" w:w="1662"/>
-            <w:shd w:fill="F4F7FA" w:val="clear"/>
-          </w:tcPr>
-          <w:p>
-            <w:r/>
-            <w:r>
-              <w:rPr>
-                <w:b w:val="0"/>
-                <w:sz w:val="16"/>
-              </w:rPr>
-              <w:t>2</w:t>
-            </w:r>
-          </w:p>
-        </w:tc>
-        <w:tc>
-          <w:tcPr>
-            <w:tcW w:type="dxa" w:w="1662"/>
-            <w:shd w:fill="F4F7FA" w:val="clear"/>
-          </w:tcPr>
-          <w:p>
-            <w:r/>
-            <w:r>
-              <w:rPr>
-                <w:b w:val="0"/>
-                <w:sz w:val="16"/>
-              </w:rPr>
-              <w:t>Field gloss (English)</w:t>
-            </w:r>
-          </w:p>
-        </w:tc>
-        <w:tc>
-          <w:tcPr>
-            <w:tcW w:type="dxa" w:w="1662"/>
-            <w:shd w:fill="F4F7FA" w:val="clear"/>
-          </w:tcPr>
-          <w:p>
-            <w:r/>
-            <w:r>
-              <w:rPr>
-                <w:b w:val="0"/>
-                <w:sz w:val="16"/>
-              </w:rPr>
-              <w:t>Contributions you can make to the activities of WAAS</w:t>
-            </w:r>
-          </w:p>
-        </w:tc>
-        <w:tc>
-          <w:tcPr>
-            <w:tcW w:type="dxa" w:w="1662"/>
-            <w:shd w:fill="F4F7FA" w:val="clear"/>
-          </w:tcPr>
-          <w:p>
-            <w:r/>
-            <w:r>
-              <w:rPr>
-                <w:b w:val="0"/>
-                <w:sz w:val="16"/>
-              </w:rPr>
-              <w:t>…DAAB… (or remove English gloss on AZ page)</w:t>
-            </w:r>
-          </w:p>
-        </w:tc>
-        <w:tc>
-          <w:tcPr>
-            <w:tcW w:type="dxa" w:w="1662"/>
-            <w:shd w:fill="F4F7FA" w:val="clear"/>
-          </w:tcPr>
-          <w:p>
-            <w:r/>
-            <w:r>
-              <w:rPr>
-                <w:b w:val="0"/>
-                <w:sz w:val="16"/>
-              </w:rPr>
-              <w:t>Mixed language</w:t>
-            </w:r>
-          </w:p>
-        </w:tc>
-        <w:tc>
-          <w:tcPr>
-            <w:tcW w:type="dxa" w:w="1662"/>
-            <w:shd w:fill="F4F7FA" w:val="clear"/>
-          </w:tcPr>
-          <w:p>
-            <w:r/>
-            <w:r>
-              <w:rPr>
-                <w:b w:val="0"/>
-                <w:sz w:val="16"/>
-              </w:rPr>
-              <w:t>Wrong acronym and unnecessary English on AZ-only form.</w:t>
-            </w:r>
-          </w:p>
-        </w:tc>
-      </w:tr>
-      <w:tr>
-        <w:tc>
-          <w:tcPr>
-            <w:tcW w:type="dxa" w:w="1662"/>
-          </w:tcPr>
-          <w:p>
-            <w:r/>
-            <w:r>
-              <w:rPr>
-                <w:b w:val="0"/>
-                <w:sz w:val="16"/>
-              </w:rPr>
-              <w:t>3</w:t>
-            </w:r>
-          </w:p>
-        </w:tc>
-        <w:tc>
-          <w:tcPr>
-            <w:tcW w:type="dxa" w:w="1662"/>
-          </w:tcPr>
-          <w:p>
-            <w:r/>
-            <w:r>
-              <w:rPr>
-                <w:b w:val="0"/>
-                <w:sz w:val="16"/>
-              </w:rPr>
-              <w:t>Academic rank label</w:t>
-            </w:r>
-          </w:p>
-        </w:tc>
-        <w:tc>
-          <w:tcPr>
-            <w:tcW w:type="dxa" w:w="1662"/>
-          </w:tcPr>
-          <w:p>
-            <w:r/>
-            <w:r>
-              <w:rPr>
-                <w:b w:val="0"/>
-                <w:sz w:val="16"/>
-              </w:rPr>
-              <w:t>Akademik rütbəniz</w:t>
-            </w:r>
-          </w:p>
-        </w:tc>
-        <w:tc>
-          <w:tcPr>
-            <w:tcW w:type="dxa" w:w="1662"/>
-          </w:tcPr>
-          <w:p>
-            <w:r/>
-            <w:r>
-              <w:rPr>
-                <w:b w:val="0"/>
-                <w:sz w:val="16"/>
-              </w:rPr>
-              <w:t>Akademik adınız / Akademik titulunuz</w:t>
-            </w:r>
-          </w:p>
-        </w:tc>
-        <w:tc>
-          <w:tcPr>
-            <w:tcW w:type="dxa" w:w="1662"/>
-          </w:tcPr>
-          <w:p>
-            <w:r/>
-            <w:r>
-              <w:rPr>
-                <w:b w:val="0"/>
-                <w:sz w:val="16"/>
-              </w:rPr>
-              <w:t>Terminology</w:t>
-            </w:r>
-          </w:p>
-        </w:tc>
-        <w:tc>
-          <w:tcPr>
-            <w:tcW w:type="dxa" w:w="1662"/>
-          </w:tcPr>
-          <w:p>
-            <w:r/>
-            <w:r>
-              <w:rPr>
-                <w:b w:val="0"/>
-                <w:sz w:val="16"/>
-              </w:rPr>
-              <w:t>rütbə often implies military rank; EN uses Academic Title.</w:t>
-            </w:r>
-          </w:p>
-        </w:tc>
-      </w:tr>
-    </w:tbl>
-    <w:p/>
-    <w:p>
-      <w:pPr>
-        <w:pStyle w:val="Heading2"/>
-      </w:pPr>
-      <w:r>
-        <w:t>az/index.html</w:t>
-      </w:r>
-    </w:p>
-    <w:p>
-      <w:r>
-        <w:t>Findings: 1</w:t>
-      </w:r>
-    </w:p>
-    <w:tbl>
-      <w:tblPr>
-        <w:tblStyle w:val="TableGrid"/>
-        <w:tblW w:type="auto" w:w="0"/>
-        <w:jc w:val="center"/>
-        <w:tblLook w:firstColumn="1" w:firstRow="1" w:lastColumn="0" w:lastRow="0" w:noHBand="0" w:noVBand="1" w:val="04A0"/>
-      </w:tblPr>
-      <w:tblGrid>
-        <w:gridCol w:w="1662"/>
-        <w:gridCol w:w="1662"/>
-        <w:gridCol w:w="1662"/>
-        <w:gridCol w:w="1662"/>
-        <w:gridCol w:w="1662"/>
-        <w:gridCol w:w="1662"/>
-      </w:tblGrid>
-      <w:tr>
-        <w:tc>
-          <w:tcPr>
-            <w:tcW w:type="dxa" w:w="1662"/>
-            <w:shd w:fill="094D78" w:val="clear"/>
-          </w:tcPr>
-          <w:p>
-            <w:r/>
-            <w:r>
-              <w:rPr>
-                <w:b/>
-                <w:color w:val="FFFFFF"/>
-                <w:sz w:val="18"/>
-              </w:rPr>
-              <w:t>#</w:t>
-            </w:r>
-          </w:p>
-        </w:tc>
-        <w:tc>
-          <w:tcPr>
-            <w:tcW w:type="dxa" w:w="1662"/>
-            <w:shd w:fill="094D78" w:val="clear"/>
-          </w:tcPr>
-          <w:p>
-            <w:r/>
-            <w:r>
-              <w:rPr>
-                <w:b/>
-                <w:color w:val="FFFFFF"/>
-                <w:sz w:val="18"/>
-              </w:rPr>
-              <w:t>Location</w:t>
-            </w:r>
-          </w:p>
-        </w:tc>
-        <w:tc>
-          <w:tcPr>
-            <w:tcW w:type="dxa" w:w="1662"/>
-            <w:shd w:fill="094D78" w:val="clear"/>
-          </w:tcPr>
-          <w:p>
-            <w:r/>
-            <w:r>
-              <w:rPr>
-                <w:b/>
-                <w:color w:val="FFFFFF"/>
-                <w:sz w:val="18"/>
-              </w:rPr>
-              <w:t>Original text</w:t>
-            </w:r>
-          </w:p>
-        </w:tc>
-        <w:tc>
-          <w:tcPr>
-            <w:tcW w:type="dxa" w:w="1662"/>
-            <w:shd w:fill="094D78" w:val="clear"/>
-          </w:tcPr>
-          <w:p>
-            <w:r/>
-            <w:r>
-              <w:rPr>
-                <w:b/>
-                <w:color w:val="FFFFFF"/>
-                <w:sz w:val="18"/>
-              </w:rPr>
-              <w:t>Recommended correction</w:t>
-            </w:r>
-          </w:p>
-        </w:tc>
-        <w:tc>
-          <w:tcPr>
-            <w:tcW w:type="dxa" w:w="1662"/>
-            <w:shd w:fill="094D78" w:val="clear"/>
-          </w:tcPr>
-          <w:p>
-            <w:r/>
-            <w:r>
-              <w:rPr>
-                <w:b/>
-                <w:color w:val="FFFFFF"/>
-                <w:sz w:val="18"/>
-              </w:rPr>
-              <w:t>Category</w:t>
-            </w:r>
-          </w:p>
-        </w:tc>
-        <w:tc>
-          <w:tcPr>
-            <w:tcW w:type="dxa" w:w="1662"/>
-            <w:shd w:fill="094D78" w:val="clear"/>
-          </w:tcPr>
-          <w:p>
-            <w:r/>
-            <w:r>
-              <w:rPr>
-                <w:b/>
-                <w:color w:val="FFFFFF"/>
-                <w:sz w:val="18"/>
-              </w:rPr>
-              <w:t>Comments</w:t>
-            </w:r>
-          </w:p>
-        </w:tc>
-      </w:tr>
-      <w:tr>
-        <w:tc>
-          <w:tcPr>
-            <w:tcW w:type="dxa" w:w="1662"/>
-            <w:shd w:fill="F4F7FA" w:val="clear"/>
-          </w:tcPr>
-          <w:p>
-            <w:r/>
-            <w:r>
-              <w:rPr>
-                <w:b w:val="0"/>
-                <w:sz w:val="16"/>
-              </w:rPr>
-              <w:t>4</w:t>
-            </w:r>
-          </w:p>
-        </w:tc>
-        <w:tc>
-          <w:tcPr>
-            <w:tcW w:type="dxa" w:w="1662"/>
-            <w:shd w:fill="F4F7FA" w:val="clear"/>
-          </w:tcPr>
-          <w:p>
-            <w:r/>
-            <w:r>
-              <w:rPr>
-                <w:b w:val="0"/>
-                <w:sz w:val="16"/>
-              </w:rPr>
-              <w:t>Homepage card tag</w:t>
-            </w:r>
-          </w:p>
-        </w:tc>
-        <w:tc>
-          <w:tcPr>
-            <w:tcW w:type="dxa" w:w="1662"/>
-            <w:shd w:fill="F4F7FA" w:val="clear"/>
-          </w:tcPr>
-          <w:p>
-            <w:r/>
-            <w:r>
-              <w:rPr>
-                <w:b w:val="0"/>
-                <w:sz w:val="16"/>
-              </w:rPr>
-              <w:t>Təsisat</w:t>
-            </w:r>
-          </w:p>
-        </w:tc>
-        <w:tc>
-          <w:tcPr>
-            <w:tcW w:type="dxa" w:w="1662"/>
-            <w:shd w:fill="F4F7FA" w:val="clear"/>
-          </w:tcPr>
-          <w:p>
-            <w:r/>
-            <w:r>
-              <w:rPr>
-                <w:b w:val="0"/>
-                <w:sz w:val="16"/>
-              </w:rPr>
-              <w:t>Təsis</w:t>
-            </w:r>
-          </w:p>
-        </w:tc>
-        <w:tc>
-          <w:tcPr>
-            <w:tcW w:type="dxa" w:w="1662"/>
-            <w:shd w:fill="F4F7FA" w:val="clear"/>
-          </w:tcPr>
-          <w:p>
-            <w:r/>
-            <w:r>
-              <w:rPr>
-                <w:b w:val="0"/>
-                <w:sz w:val="16"/>
-              </w:rPr>
-              <w:t>Terminology</w:t>
-            </w:r>
-          </w:p>
-        </w:tc>
-        <w:tc>
-          <w:tcPr>
-            <w:tcW w:type="dxa" w:w="1662"/>
-            <w:shd w:fill="F4F7FA" w:val="clear"/>
-          </w:tcPr>
-          <w:p>
-            <w:r/>
-            <w:r>
-              <w:rPr>
-                <w:b w:val="0"/>
-                <w:sz w:val="16"/>
-              </w:rPr>
-              <w:t>Təsisat usually means facilities/installations; EN tag is Foundation.</w:t>
-            </w:r>
-          </w:p>
-        </w:tc>
-      </w:tr>
-    </w:tbl>
-    <w:p/>
-    <w:p>
-      <w:pPr>
-        <w:pStyle w:val="Heading2"/>
-      </w:pPr>
-      <w:r>
-        <w:t>az/membership.html</w:t>
-      </w:r>
-    </w:p>
-    <w:p>
-      <w:r>
-        <w:t>Findings: 1</w:t>
-      </w:r>
-    </w:p>
-    <w:tbl>
-      <w:tblPr>
-        <w:tblStyle w:val="TableGrid"/>
-        <w:tblW w:type="auto" w:w="0"/>
-        <w:jc w:val="center"/>
-        <w:tblLook w:firstColumn="1" w:firstRow="1" w:lastColumn="0" w:lastRow="0" w:noHBand="0" w:noVBand="1" w:val="04A0"/>
-      </w:tblPr>
-      <w:tblGrid>
-        <w:gridCol w:w="1662"/>
-        <w:gridCol w:w="1662"/>
-        <w:gridCol w:w="1662"/>
-        <w:gridCol w:w="1662"/>
-        <w:gridCol w:w="1662"/>
-        <w:gridCol w:w="1662"/>
-      </w:tblGrid>
-      <w:tr>
-        <w:tc>
-          <w:tcPr>
-            <w:tcW w:type="dxa" w:w="1662"/>
-            <w:shd w:fill="094D78" w:val="clear"/>
-          </w:tcPr>
-          <w:p>
-            <w:r/>
-            <w:r>
-              <w:rPr>
-                <w:b/>
-                <w:color w:val="FFFFFF"/>
-                <w:sz w:val="18"/>
-              </w:rPr>
-              <w:t>#</w:t>
-            </w:r>
-          </w:p>
-        </w:tc>
-        <w:tc>
-          <w:tcPr>
-            <w:tcW w:type="dxa" w:w="1662"/>
-            <w:shd w:fill="094D78" w:val="clear"/>
-          </w:tcPr>
-          <w:p>
-            <w:r/>
-            <w:r>
-              <w:rPr>
-                <w:b/>
-                <w:color w:val="FFFFFF"/>
-                <w:sz w:val="18"/>
-              </w:rPr>
-              <w:t>Location</w:t>
-            </w:r>
-          </w:p>
-        </w:tc>
-        <w:tc>
-          <w:tcPr>
-            <w:tcW w:type="dxa" w:w="1662"/>
-            <w:shd w:fill="094D78" w:val="clear"/>
-          </w:tcPr>
-          <w:p>
-            <w:r/>
-            <w:r>
-              <w:rPr>
-                <w:b/>
-                <w:color w:val="FFFFFF"/>
-                <w:sz w:val="18"/>
-              </w:rPr>
-              <w:t>Original text</w:t>
-            </w:r>
-          </w:p>
-        </w:tc>
-        <w:tc>
-          <w:tcPr>
-            <w:tcW w:type="dxa" w:w="1662"/>
-            <w:shd w:fill="094D78" w:val="clear"/>
-          </w:tcPr>
-          <w:p>
-            <w:r/>
-            <w:r>
-              <w:rPr>
-                <w:b/>
-                <w:color w:val="FFFFFF"/>
-                <w:sz w:val="18"/>
-              </w:rPr>
-              <w:t>Recommended correction</w:t>
-            </w:r>
-          </w:p>
-        </w:tc>
-        <w:tc>
-          <w:tcPr>
-            <w:tcW w:type="dxa" w:w="1662"/>
-            <w:shd w:fill="094D78" w:val="clear"/>
-          </w:tcPr>
-          <w:p>
-            <w:r/>
-            <w:r>
-              <w:rPr>
-                <w:b/>
-                <w:color w:val="FFFFFF"/>
-                <w:sz w:val="18"/>
-              </w:rPr>
-              <w:t>Category</w:t>
-            </w:r>
-          </w:p>
-        </w:tc>
-        <w:tc>
-          <w:tcPr>
-            <w:tcW w:type="dxa" w:w="1662"/>
-            <w:shd w:fill="094D78" w:val="clear"/>
-          </w:tcPr>
-          <w:p>
-            <w:r/>
-            <w:r>
-              <w:rPr>
-                <w:b/>
-                <w:color w:val="FFFFFF"/>
-                <w:sz w:val="18"/>
-              </w:rPr>
-              <w:t>Comments</w:t>
-            </w:r>
-          </w:p>
-        </w:tc>
-      </w:tr>
-      <w:tr>
-        <w:tc>
-          <w:tcPr>
-            <w:tcW w:type="dxa" w:w="1662"/>
-          </w:tcPr>
-          <w:p>
-            <w:r/>
-            <w:r>
-              <w:rPr>
-                <w:b w:val="0"/>
-                <w:sz w:val="16"/>
-              </w:rPr>
-              <w:t>5</w:t>
-            </w:r>
-          </w:p>
-        </w:tc>
-        <w:tc>
-          <w:tcPr>
-            <w:tcW w:type="dxa" w:w="1662"/>
-          </w:tcPr>
-          <w:p>
-            <w:r/>
-            <w:r>
-              <w:rPr>
-                <w:b w:val="0"/>
-                <w:sz w:val="16"/>
-              </w:rPr>
-              <w:t>Instructions</w:t>
-            </w:r>
-          </w:p>
-        </w:tc>
-        <w:tc>
-          <w:tcPr>
-            <w:tcW w:type="dxa" w:w="1662"/>
-          </w:tcPr>
-          <w:p>
-            <w:r/>
-            <w:r>
-              <w:rPr>
-                <w:b w:val="0"/>
-                <w:sz w:val="16"/>
-              </w:rPr>
-              <w:t>düyməsini klikləyin</w:t>
-            </w:r>
-          </w:p>
-        </w:tc>
-        <w:tc>
-          <w:tcPr>
-            <w:tcW w:type="dxa" w:w="1662"/>
-          </w:tcPr>
-          <w:p>
-            <w:r/>
-            <w:r>
-              <w:rPr>
-                <w:b w:val="0"/>
-                <w:sz w:val="16"/>
-              </w:rPr>
-              <w:t>düyməsinə basın</w:t>
-            </w:r>
-          </w:p>
-        </w:tc>
-        <w:tc>
-          <w:tcPr>
-            <w:tcW w:type="dxa" w:w="1662"/>
-          </w:tcPr>
-          <w:p>
-            <w:r/>
-            <w:r>
-              <w:rPr>
-                <w:b w:val="0"/>
-                <w:sz w:val="16"/>
-              </w:rPr>
-              <w:t>Style</w:t>
-            </w:r>
-          </w:p>
-        </w:tc>
-        <w:tc>
-          <w:tcPr>
-            <w:tcW w:type="dxa" w:w="1662"/>
-          </w:tcPr>
-          <w:p>
-            <w:r/>
-            <w:r>
-              <w:rPr>
-                <w:b w:val="0"/>
-                <w:sz w:val="16"/>
-              </w:rPr>
-              <w:t>Anglicism; standard AZ interface copy uses basın.</w:t>
-            </w:r>
-          </w:p>
-        </w:tc>
-      </w:tr>
-    </w:tbl>
-    <w:p/>
-    <w:p>
       <w:r>
         <w:br w:type="page"/>
       </w:r>
@@ -1752,7 +970,7 @@
                 <w:b w:val="0"/>
                 <w:sz w:val="16"/>
               </w:rPr>
-              <w:t>6</w:t>
+              <w:t>2</w:t>
             </w:r>
           </w:p>
         </w:tc>
@@ -1833,1148 +1051,6 @@
                 <w:sz w:val="16"/>
               </w:rPr>
               <w:t>Harmonise navigation, cards, signatures, and i18n/ui.json.</w:t>
-            </w:r>
-          </w:p>
-        </w:tc>
-      </w:tr>
-    </w:tbl>
-    <w:p/>
-    <w:p>
-      <w:pPr>
-        <w:pStyle w:val="Heading2"/>
-      </w:pPr>
-      <w:r>
-        <w:t>en/application.html</w:t>
-      </w:r>
-    </w:p>
-    <w:p>
-      <w:r>
-        <w:t>Findings: 1</w:t>
-      </w:r>
-    </w:p>
-    <w:tbl>
-      <w:tblPr>
-        <w:tblStyle w:val="TableGrid"/>
-        <w:tblW w:type="auto" w:w="0"/>
-        <w:jc w:val="center"/>
-        <w:tblLook w:firstColumn="1" w:firstRow="1" w:lastColumn="0" w:lastRow="0" w:noHBand="0" w:noVBand="1" w:val="04A0"/>
-      </w:tblPr>
-      <w:tblGrid>
-        <w:gridCol w:w="1662"/>
-        <w:gridCol w:w="1662"/>
-        <w:gridCol w:w="1662"/>
-        <w:gridCol w:w="1662"/>
-        <w:gridCol w:w="1662"/>
-        <w:gridCol w:w="1662"/>
-      </w:tblGrid>
-      <w:tr>
-        <w:tc>
-          <w:tcPr>
-            <w:tcW w:type="dxa" w:w="1662"/>
-            <w:shd w:fill="094D78" w:val="clear"/>
-          </w:tcPr>
-          <w:p>
-            <w:r/>
-            <w:r>
-              <w:rPr>
-                <w:b/>
-                <w:color w:val="FFFFFF"/>
-                <w:sz w:val="18"/>
-              </w:rPr>
-              <w:t>#</w:t>
-            </w:r>
-          </w:p>
-        </w:tc>
-        <w:tc>
-          <w:tcPr>
-            <w:tcW w:type="dxa" w:w="1662"/>
-            <w:shd w:fill="094D78" w:val="clear"/>
-          </w:tcPr>
-          <w:p>
-            <w:r/>
-            <w:r>
-              <w:rPr>
-                <w:b/>
-                <w:color w:val="FFFFFF"/>
-                <w:sz w:val="18"/>
-              </w:rPr>
-              <w:t>Location</w:t>
-            </w:r>
-          </w:p>
-        </w:tc>
-        <w:tc>
-          <w:tcPr>
-            <w:tcW w:type="dxa" w:w="1662"/>
-            <w:shd w:fill="094D78" w:val="clear"/>
-          </w:tcPr>
-          <w:p>
-            <w:r/>
-            <w:r>
-              <w:rPr>
-                <w:b/>
-                <w:color w:val="FFFFFF"/>
-                <w:sz w:val="18"/>
-              </w:rPr>
-              <w:t>Original text</w:t>
-            </w:r>
-          </w:p>
-        </w:tc>
-        <w:tc>
-          <w:tcPr>
-            <w:tcW w:type="dxa" w:w="1662"/>
-            <w:shd w:fill="094D78" w:val="clear"/>
-          </w:tcPr>
-          <w:p>
-            <w:r/>
-            <w:r>
-              <w:rPr>
-                <w:b/>
-                <w:color w:val="FFFFFF"/>
-                <w:sz w:val="18"/>
-              </w:rPr>
-              <w:t>Recommended correction</w:t>
-            </w:r>
-          </w:p>
-        </w:tc>
-        <w:tc>
-          <w:tcPr>
-            <w:tcW w:type="dxa" w:w="1662"/>
-            <w:shd w:fill="094D78" w:val="clear"/>
-          </w:tcPr>
-          <w:p>
-            <w:r/>
-            <w:r>
-              <w:rPr>
-                <w:b/>
-                <w:color w:val="FFFFFF"/>
-                <w:sz w:val="18"/>
-              </w:rPr>
-              <w:t>Category</w:t>
-            </w:r>
-          </w:p>
-        </w:tc>
-        <w:tc>
-          <w:tcPr>
-            <w:tcW w:type="dxa" w:w="1662"/>
-            <w:shd w:fill="094D78" w:val="clear"/>
-          </w:tcPr>
-          <w:p>
-            <w:r/>
-            <w:r>
-              <w:rPr>
-                <w:b/>
-                <w:color w:val="FFFFFF"/>
-                <w:sz w:val="18"/>
-              </w:rPr>
-              <w:t>Comments</w:t>
-            </w:r>
-          </w:p>
-        </w:tc>
-      </w:tr>
-      <w:tr>
-        <w:tc>
-          <w:tcPr>
-            <w:tcW w:type="dxa" w:w="1662"/>
-          </w:tcPr>
-          <w:p>
-            <w:r/>
-            <w:r>
-              <w:rPr>
-                <w:b w:val="0"/>
-                <w:sz w:val="16"/>
-              </w:rPr>
-              <w:t>7</w:t>
-            </w:r>
-          </w:p>
-        </w:tc>
-        <w:tc>
-          <w:tcPr>
-            <w:tcW w:type="dxa" w:w="1662"/>
-          </w:tcPr>
-          <w:p>
-            <w:r/>
-            <w:r>
-              <w:rPr>
-                <w:b w:val="0"/>
-                <w:sz w:val="16"/>
-              </w:rPr>
-              <w:t>Degree option</w:t>
-            </w:r>
-          </w:p>
-        </w:tc>
-        <w:tc>
-          <w:tcPr>
-            <w:tcW w:type="dxa" w:w="1662"/>
-          </w:tcPr>
-          <w:p>
-            <w:r/>
-            <w:r>
-              <w:rPr>
-                <w:b w:val="0"/>
-                <w:sz w:val="16"/>
-              </w:rPr>
-              <w:t>PhD (Doctor of Philosophy) — Doctor of Sciences in Philosophy</w:t>
-            </w:r>
-          </w:p>
-        </w:tc>
-        <w:tc>
-          <w:tcPr>
-            <w:tcW w:type="dxa" w:w="1662"/>
-          </w:tcPr>
-          <w:p>
-            <w:r/>
-            <w:r>
-              <w:rPr>
-                <w:b w:val="0"/>
-                <w:sz w:val="16"/>
-              </w:rPr>
-              <w:t>PhD (Doctor of Philosophy)</w:t>
-            </w:r>
-          </w:p>
-        </w:tc>
-        <w:tc>
-          <w:tcPr>
-            <w:tcW w:type="dxa" w:w="1662"/>
-          </w:tcPr>
-          <w:p>
-            <w:r/>
-            <w:r>
-              <w:rPr>
-                <w:b w:val="0"/>
-                <w:sz w:val="16"/>
-              </w:rPr>
-              <w:t>Translation</w:t>
-            </w:r>
-          </w:p>
-        </w:tc>
-        <w:tc>
-          <w:tcPr>
-            <w:tcW w:type="dxa" w:w="1662"/>
-          </w:tcPr>
-          <w:p>
-            <w:r/>
-            <w:r>
-              <w:rPr>
-                <w:b w:val="0"/>
-                <w:sz w:val="16"/>
-              </w:rPr>
-              <w:t>Mistranslation of AZ 'Elmlər üzrə Fəlsəfə Doktoru'; not equivalent to Russian-style DSs.</w:t>
-            </w:r>
-          </w:p>
-        </w:tc>
-      </w:tr>
-    </w:tbl>
-    <w:p/>
-    <w:p>
-      <w:pPr>
-        <w:pStyle w:val="Heading2"/>
-      </w:pPr>
-      <w:r>
-        <w:t>en/index.html</w:t>
-      </w:r>
-    </w:p>
-    <w:p>
-      <w:r>
-        <w:t>Findings: 1</w:t>
-      </w:r>
-    </w:p>
-    <w:tbl>
-      <w:tblPr>
-        <w:tblStyle w:val="TableGrid"/>
-        <w:tblW w:type="auto" w:w="0"/>
-        <w:jc w:val="center"/>
-        <w:tblLook w:firstColumn="1" w:firstRow="1" w:lastColumn="0" w:lastRow="0" w:noHBand="0" w:noVBand="1" w:val="04A0"/>
-      </w:tblPr>
-      <w:tblGrid>
-        <w:gridCol w:w="1662"/>
-        <w:gridCol w:w="1662"/>
-        <w:gridCol w:w="1662"/>
-        <w:gridCol w:w="1662"/>
-        <w:gridCol w:w="1662"/>
-        <w:gridCol w:w="1662"/>
-      </w:tblGrid>
-      <w:tr>
-        <w:tc>
-          <w:tcPr>
-            <w:tcW w:type="dxa" w:w="1662"/>
-            <w:shd w:fill="094D78" w:val="clear"/>
-          </w:tcPr>
-          <w:p>
-            <w:r/>
-            <w:r>
-              <w:rPr>
-                <w:b/>
-                <w:color w:val="FFFFFF"/>
-                <w:sz w:val="18"/>
-              </w:rPr>
-              <w:t>#</w:t>
-            </w:r>
-          </w:p>
-        </w:tc>
-        <w:tc>
-          <w:tcPr>
-            <w:tcW w:type="dxa" w:w="1662"/>
-            <w:shd w:fill="094D78" w:val="clear"/>
-          </w:tcPr>
-          <w:p>
-            <w:r/>
-            <w:r>
-              <w:rPr>
-                <w:b/>
-                <w:color w:val="FFFFFF"/>
-                <w:sz w:val="18"/>
-              </w:rPr>
-              <w:t>Location</w:t>
-            </w:r>
-          </w:p>
-        </w:tc>
-        <w:tc>
-          <w:tcPr>
-            <w:tcW w:type="dxa" w:w="1662"/>
-            <w:shd w:fill="094D78" w:val="clear"/>
-          </w:tcPr>
-          <w:p>
-            <w:r/>
-            <w:r>
-              <w:rPr>
-                <w:b/>
-                <w:color w:val="FFFFFF"/>
-                <w:sz w:val="18"/>
-              </w:rPr>
-              <w:t>Original text</w:t>
-            </w:r>
-          </w:p>
-        </w:tc>
-        <w:tc>
-          <w:tcPr>
-            <w:tcW w:type="dxa" w:w="1662"/>
-            <w:shd w:fill="094D78" w:val="clear"/>
-          </w:tcPr>
-          <w:p>
-            <w:r/>
-            <w:r>
-              <w:rPr>
-                <w:b/>
-                <w:color w:val="FFFFFF"/>
-                <w:sz w:val="18"/>
-              </w:rPr>
-              <w:t>Recommended correction</w:t>
-            </w:r>
-          </w:p>
-        </w:tc>
-        <w:tc>
-          <w:tcPr>
-            <w:tcW w:type="dxa" w:w="1662"/>
-            <w:shd w:fill="094D78" w:val="clear"/>
-          </w:tcPr>
-          <w:p>
-            <w:r/>
-            <w:r>
-              <w:rPr>
-                <w:b/>
-                <w:color w:val="FFFFFF"/>
-                <w:sz w:val="18"/>
-              </w:rPr>
-              <w:t>Category</w:t>
-            </w:r>
-          </w:p>
-        </w:tc>
-        <w:tc>
-          <w:tcPr>
-            <w:tcW w:type="dxa" w:w="1662"/>
-            <w:shd w:fill="094D78" w:val="clear"/>
-          </w:tcPr>
-          <w:p>
-            <w:r/>
-            <w:r>
-              <w:rPr>
-                <w:b/>
-                <w:color w:val="FFFFFF"/>
-                <w:sz w:val="18"/>
-              </w:rPr>
-              <w:t>Comments</w:t>
-            </w:r>
-          </w:p>
-        </w:tc>
-      </w:tr>
-      <w:tr>
-        <w:tc>
-          <w:tcPr>
-            <w:tcW w:type="dxa" w:w="1662"/>
-            <w:shd w:fill="F4F7FA" w:val="clear"/>
-          </w:tcPr>
-          <w:p>
-            <w:r/>
-            <w:r>
-              <w:rPr>
-                <w:b w:val="0"/>
-                <w:sz w:val="16"/>
-              </w:rPr>
-              <w:t>8</w:t>
-            </w:r>
-          </w:p>
-        </w:tc>
-        <w:tc>
-          <w:tcPr>
-            <w:tcW w:type="dxa" w:w="1662"/>
-            <w:shd w:fill="F4F7FA" w:val="clear"/>
-          </w:tcPr>
-          <w:p>
-            <w:r/>
-            <w:r>
-              <w:rPr>
-                <w:b w:val="0"/>
-                <w:sz w:val="16"/>
-              </w:rPr>
-              <w:t>Hero CTA</w:t>
-            </w:r>
-          </w:p>
-        </w:tc>
-        <w:tc>
-          <w:tcPr>
-            <w:tcW w:type="dxa" w:w="1662"/>
-            <w:shd w:fill="F4F7FA" w:val="clear"/>
-          </w:tcPr>
-          <w:p>
-            <w:r/>
-            <w:r>
-              <w:rPr>
-                <w:b w:val="0"/>
-                <w:sz w:val="16"/>
-              </w:rPr>
-              <w:t>Join our Association</w:t>
-            </w:r>
-          </w:p>
-        </w:tc>
-        <w:tc>
-          <w:tcPr>
-            <w:tcW w:type="dxa" w:w="1662"/>
-            <w:shd w:fill="F4F7FA" w:val="clear"/>
-          </w:tcPr>
-          <w:p>
-            <w:r/>
-            <w:r>
-              <w:rPr>
-                <w:b w:val="0"/>
-                <w:sz w:val="16"/>
-              </w:rPr>
-              <w:t>View membership terms / Apply for membership</w:t>
-            </w:r>
-          </w:p>
-        </w:tc>
-        <w:tc>
-          <w:tcPr>
-            <w:tcW w:type="dxa" w:w="1662"/>
-            <w:shd w:fill="F4F7FA" w:val="clear"/>
-          </w:tcPr>
-          <w:p>
-            <w:r/>
-            <w:r>
-              <w:rPr>
-                <w:b w:val="0"/>
-                <w:sz w:val="16"/>
-              </w:rPr>
-              <w:t>UI wording</w:t>
-            </w:r>
-          </w:p>
-        </w:tc>
-        <w:tc>
-          <w:tcPr>
-            <w:tcW w:type="dxa" w:w="1662"/>
-            <w:shd w:fill="F4F7FA" w:val="clear"/>
-          </w:tcPr>
-          <w:p>
-            <w:r/>
-            <w:r>
-              <w:rPr>
-                <w:b w:val="0"/>
-                <w:sz w:val="16"/>
-              </w:rPr>
-              <w:t>CTA links to membership terms page, not application; AZ hero has same pattern.</w:t>
-            </w:r>
-          </w:p>
-        </w:tc>
-      </w:tr>
-    </w:tbl>
-    <w:p/>
-    <w:p>
-      <w:pPr>
-        <w:pStyle w:val="Heading2"/>
-      </w:pPr>
-      <w:r>
-        <w:t>en/membership.html</w:t>
-      </w:r>
-    </w:p>
-    <w:p>
-      <w:r>
-        <w:t>Findings: 1</w:t>
-      </w:r>
-    </w:p>
-    <w:tbl>
-      <w:tblPr>
-        <w:tblStyle w:val="TableGrid"/>
-        <w:tblW w:type="auto" w:w="0"/>
-        <w:jc w:val="center"/>
-        <w:tblLook w:firstColumn="1" w:firstRow="1" w:lastColumn="0" w:lastRow="0" w:noHBand="0" w:noVBand="1" w:val="04A0"/>
-      </w:tblPr>
-      <w:tblGrid>
-        <w:gridCol w:w="1662"/>
-        <w:gridCol w:w="1662"/>
-        <w:gridCol w:w="1662"/>
-        <w:gridCol w:w="1662"/>
-        <w:gridCol w:w="1662"/>
-        <w:gridCol w:w="1662"/>
-      </w:tblGrid>
-      <w:tr>
-        <w:tc>
-          <w:tcPr>
-            <w:tcW w:type="dxa" w:w="1662"/>
-            <w:shd w:fill="094D78" w:val="clear"/>
-          </w:tcPr>
-          <w:p>
-            <w:r/>
-            <w:r>
-              <w:rPr>
-                <w:b/>
-                <w:color w:val="FFFFFF"/>
-                <w:sz w:val="18"/>
-              </w:rPr>
-              <w:t>#</w:t>
-            </w:r>
-          </w:p>
-        </w:tc>
-        <w:tc>
-          <w:tcPr>
-            <w:tcW w:type="dxa" w:w="1662"/>
-            <w:shd w:fill="094D78" w:val="clear"/>
-          </w:tcPr>
-          <w:p>
-            <w:r/>
-            <w:r>
-              <w:rPr>
-                <w:b/>
-                <w:color w:val="FFFFFF"/>
-                <w:sz w:val="18"/>
-              </w:rPr>
-              <w:t>Location</w:t>
-            </w:r>
-          </w:p>
-        </w:tc>
-        <w:tc>
-          <w:tcPr>
-            <w:tcW w:type="dxa" w:w="1662"/>
-            <w:shd w:fill="094D78" w:val="clear"/>
-          </w:tcPr>
-          <w:p>
-            <w:r/>
-            <w:r>
-              <w:rPr>
-                <w:b/>
-                <w:color w:val="FFFFFF"/>
-                <w:sz w:val="18"/>
-              </w:rPr>
-              <w:t>Original text</w:t>
-            </w:r>
-          </w:p>
-        </w:tc>
-        <w:tc>
-          <w:tcPr>
-            <w:tcW w:type="dxa" w:w="1662"/>
-            <w:shd w:fill="094D78" w:val="clear"/>
-          </w:tcPr>
-          <w:p>
-            <w:r/>
-            <w:r>
-              <w:rPr>
-                <w:b/>
-                <w:color w:val="FFFFFF"/>
-                <w:sz w:val="18"/>
-              </w:rPr>
-              <w:t>Recommended correction</w:t>
-            </w:r>
-          </w:p>
-        </w:tc>
-        <w:tc>
-          <w:tcPr>
-            <w:tcW w:type="dxa" w:w="1662"/>
-            <w:shd w:fill="094D78" w:val="clear"/>
-          </w:tcPr>
-          <w:p>
-            <w:r/>
-            <w:r>
-              <w:rPr>
-                <w:b/>
-                <w:color w:val="FFFFFF"/>
-                <w:sz w:val="18"/>
-              </w:rPr>
-              <w:t>Category</w:t>
-            </w:r>
-          </w:p>
-        </w:tc>
-        <w:tc>
-          <w:tcPr>
-            <w:tcW w:type="dxa" w:w="1662"/>
-            <w:shd w:fill="094D78" w:val="clear"/>
-          </w:tcPr>
-          <w:p>
-            <w:r/>
-            <w:r>
-              <w:rPr>
-                <w:b/>
-                <w:color w:val="FFFFFF"/>
-                <w:sz w:val="18"/>
-              </w:rPr>
-              <w:t>Comments</w:t>
-            </w:r>
-          </w:p>
-        </w:tc>
-      </w:tr>
-      <w:tr>
-        <w:tc>
-          <w:tcPr>
-            <w:tcW w:type="dxa" w:w="1662"/>
-          </w:tcPr>
-          <w:p>
-            <w:r/>
-            <w:r>
-              <w:rPr>
-                <w:b w:val="0"/>
-                <w:sz w:val="16"/>
-              </w:rPr>
-              <w:t>9</w:t>
-            </w:r>
-          </w:p>
-        </w:tc>
-        <w:tc>
-          <w:tcPr>
-            <w:tcW w:type="dxa" w:w="1662"/>
-          </w:tcPr>
-          <w:p>
-            <w:r/>
-            <w:r>
-              <w:rPr>
-                <w:b w:val="0"/>
-                <w:sz w:val="16"/>
-              </w:rPr>
-              <w:t>Body instruction</w:t>
-            </w:r>
-          </w:p>
-        </w:tc>
-        <w:tc>
-          <w:tcPr>
-            <w:tcW w:type="dxa" w:w="1662"/>
-          </w:tcPr>
-          <w:p>
-            <w:r/>
-            <w:r>
-              <w:rPr>
-                <w:b w:val="0"/>
-                <w:sz w:val="16"/>
-              </w:rPr>
-              <w:t>click the "Join our Association" button</w:t>
-            </w:r>
-          </w:p>
-        </w:tc>
-        <w:tc>
-          <w:tcPr>
-            <w:tcW w:type="dxa" w:w="1662"/>
-          </w:tcPr>
-          <w:p>
-            <w:r/>
-            <w:r>
-              <w:rPr>
-                <w:b w:val="0"/>
-                <w:sz w:val="16"/>
-              </w:rPr>
-              <w:t>Use CTA label that exists on this page</w:t>
-            </w:r>
-          </w:p>
-        </w:tc>
-        <w:tc>
-          <w:tcPr>
-            <w:tcW w:type="dxa" w:w="1662"/>
-          </w:tcPr>
-          <w:p>
-            <w:r/>
-            <w:r>
-              <w:rPr>
-                <w:b w:val="0"/>
-                <w:sz w:val="16"/>
-              </w:rPr>
-              <w:t>UI wording</w:t>
-            </w:r>
-          </w:p>
-        </w:tc>
-        <w:tc>
-          <w:tcPr>
-            <w:tcW w:type="dxa" w:w="1662"/>
-          </w:tcPr>
-          <w:p>
-            <w:r/>
-            <w:r>
-              <w:rPr>
-                <w:b w:val="0"/>
-                <w:sz w:val="16"/>
-              </w:rPr>
-              <w:t>Referenced button text does not match this page hero.</w:t>
-            </w:r>
-          </w:p>
-        </w:tc>
-      </w:tr>
-    </w:tbl>
-    <w:p/>
-    <w:p>
-      <w:pPr>
-        <w:pStyle w:val="Heading2"/>
-      </w:pPr>
-      <w:r>
-        <w:t>en/scientists/list.html</w:t>
-      </w:r>
-    </w:p>
-    <w:p>
-      <w:r>
-        <w:t>Findings: 1</w:t>
-      </w:r>
-    </w:p>
-    <w:tbl>
-      <w:tblPr>
-        <w:tblStyle w:val="TableGrid"/>
-        <w:tblW w:type="auto" w:w="0"/>
-        <w:jc w:val="center"/>
-        <w:tblLook w:firstColumn="1" w:firstRow="1" w:lastColumn="0" w:lastRow="0" w:noHBand="0" w:noVBand="1" w:val="04A0"/>
-      </w:tblPr>
-      <w:tblGrid>
-        <w:gridCol w:w="1662"/>
-        <w:gridCol w:w="1662"/>
-        <w:gridCol w:w="1662"/>
-        <w:gridCol w:w="1662"/>
-        <w:gridCol w:w="1662"/>
-        <w:gridCol w:w="1662"/>
-      </w:tblGrid>
-      <w:tr>
-        <w:tc>
-          <w:tcPr>
-            <w:tcW w:type="dxa" w:w="1662"/>
-            <w:shd w:fill="094D78" w:val="clear"/>
-          </w:tcPr>
-          <w:p>
-            <w:r/>
-            <w:r>
-              <w:rPr>
-                <w:b/>
-                <w:color w:val="FFFFFF"/>
-                <w:sz w:val="18"/>
-              </w:rPr>
-              <w:t>#</w:t>
-            </w:r>
-          </w:p>
-        </w:tc>
-        <w:tc>
-          <w:tcPr>
-            <w:tcW w:type="dxa" w:w="1662"/>
-            <w:shd w:fill="094D78" w:val="clear"/>
-          </w:tcPr>
-          <w:p>
-            <w:r/>
-            <w:r>
-              <w:rPr>
-                <w:b/>
-                <w:color w:val="FFFFFF"/>
-                <w:sz w:val="18"/>
-              </w:rPr>
-              <w:t>Location</w:t>
-            </w:r>
-          </w:p>
-        </w:tc>
-        <w:tc>
-          <w:tcPr>
-            <w:tcW w:type="dxa" w:w="1662"/>
-            <w:shd w:fill="094D78" w:val="clear"/>
-          </w:tcPr>
-          <w:p>
-            <w:r/>
-            <w:r>
-              <w:rPr>
-                <w:b/>
-                <w:color w:val="FFFFFF"/>
-                <w:sz w:val="18"/>
-              </w:rPr>
-              <w:t>Original text</w:t>
-            </w:r>
-          </w:p>
-        </w:tc>
-        <w:tc>
-          <w:tcPr>
-            <w:tcW w:type="dxa" w:w="1662"/>
-            <w:shd w:fill="094D78" w:val="clear"/>
-          </w:tcPr>
-          <w:p>
-            <w:r/>
-            <w:r>
-              <w:rPr>
-                <w:b/>
-                <w:color w:val="FFFFFF"/>
-                <w:sz w:val="18"/>
-              </w:rPr>
-              <w:t>Recommended correction</w:t>
-            </w:r>
-          </w:p>
-        </w:tc>
-        <w:tc>
-          <w:tcPr>
-            <w:tcW w:type="dxa" w:w="1662"/>
-            <w:shd w:fill="094D78" w:val="clear"/>
-          </w:tcPr>
-          <w:p>
-            <w:r/>
-            <w:r>
-              <w:rPr>
-                <w:b/>
-                <w:color w:val="FFFFFF"/>
-                <w:sz w:val="18"/>
-              </w:rPr>
-              <w:t>Category</w:t>
-            </w:r>
-          </w:p>
-        </w:tc>
-        <w:tc>
-          <w:tcPr>
-            <w:tcW w:type="dxa" w:w="1662"/>
-            <w:shd w:fill="094D78" w:val="clear"/>
-          </w:tcPr>
-          <w:p>
-            <w:r/>
-            <w:r>
-              <w:rPr>
-                <w:b/>
-                <w:color w:val="FFFFFF"/>
-                <w:sz w:val="18"/>
-              </w:rPr>
-              <w:t>Comments</w:t>
-            </w:r>
-          </w:p>
-        </w:tc>
-      </w:tr>
-      <w:tr>
-        <w:tc>
-          <w:tcPr>
-            <w:tcW w:type="dxa" w:w="1662"/>
-            <w:shd w:fill="F4F7FA" w:val="clear"/>
-          </w:tcPr>
-          <w:p>
-            <w:r/>
-            <w:r>
-              <w:rPr>
-                <w:b w:val="0"/>
-                <w:sz w:val="16"/>
-              </w:rPr>
-              <w:t>10</w:t>
-            </w:r>
-          </w:p>
-        </w:tc>
-        <w:tc>
-          <w:tcPr>
-            <w:tcW w:type="dxa" w:w="1662"/>
-            <w:shd w:fill="F4F7FA" w:val="clear"/>
-          </w:tcPr>
-          <w:p>
-            <w:r/>
-            <w:r>
-              <w:rPr>
-                <w:b w:val="0"/>
-                <w:sz w:val="16"/>
-              </w:rPr>
-              <w:t>Filter vs column</w:t>
-            </w:r>
-          </w:p>
-        </w:tc>
-        <w:tc>
-          <w:tcPr>
-            <w:tcW w:type="dxa" w:w="1662"/>
-            <w:shd w:fill="F4F7FA" w:val="clear"/>
-          </w:tcPr>
-          <w:p>
-            <w:r/>
-            <w:r>
-              <w:rPr>
-                <w:b w:val="0"/>
-                <w:sz w:val="16"/>
-              </w:rPr>
-              <w:t>Degree</w:t>
-            </w:r>
-          </w:p>
-        </w:tc>
-        <w:tc>
-          <w:tcPr>
-            <w:tcW w:type="dxa" w:w="1662"/>
-            <w:shd w:fill="F4F7FA" w:val="clear"/>
-          </w:tcPr>
-          <w:p>
-            <w:r/>
-            <w:r>
-              <w:rPr>
-                <w:b w:val="0"/>
-                <w:sz w:val="16"/>
-              </w:rPr>
-              <w:t>Academic degree</w:t>
-            </w:r>
-          </w:p>
-        </w:tc>
-        <w:tc>
-          <w:tcPr>
-            <w:tcW w:type="dxa" w:w="1662"/>
-            <w:shd w:fill="F4F7FA" w:val="clear"/>
-          </w:tcPr>
-          <w:p>
-            <w:r/>
-            <w:r>
-              <w:rPr>
-                <w:b w:val="0"/>
-                <w:sz w:val="16"/>
-              </w:rPr>
-              <w:t>UI wording</w:t>
-            </w:r>
-          </w:p>
-        </w:tc>
-        <w:tc>
-          <w:tcPr>
-            <w:tcW w:type="dxa" w:w="1662"/>
-            <w:shd w:fill="F4F7FA" w:val="clear"/>
-          </w:tcPr>
-          <w:p>
-            <w:r/>
-            <w:r>
-              <w:rPr>
-                <w:b w:val="0"/>
-                <w:sz w:val="16"/>
-              </w:rPr>
-              <w:t>AZ filter uses 'Elmi dərəcə'; column header is longer.</w:t>
-            </w:r>
-          </w:p>
-        </w:tc>
-      </w:tr>
-    </w:tbl>
-    <w:p/>
-    <w:p>
-      <w:pPr>
-        <w:pStyle w:val="Heading2"/>
-      </w:pPr>
-      <w:r>
-        <w:t>en/sponsors.html</w:t>
-      </w:r>
-    </w:p>
-    <w:p>
-      <w:r>
-        <w:t>Findings: 1</w:t>
-      </w:r>
-    </w:p>
-    <w:tbl>
-      <w:tblPr>
-        <w:tblStyle w:val="TableGrid"/>
-        <w:tblW w:type="auto" w:w="0"/>
-        <w:jc w:val="center"/>
-        <w:tblLook w:firstColumn="1" w:firstRow="1" w:lastColumn="0" w:lastRow="0" w:noHBand="0" w:noVBand="1" w:val="04A0"/>
-      </w:tblPr>
-      <w:tblGrid>
-        <w:gridCol w:w="1662"/>
-        <w:gridCol w:w="1662"/>
-        <w:gridCol w:w="1662"/>
-        <w:gridCol w:w="1662"/>
-        <w:gridCol w:w="1662"/>
-        <w:gridCol w:w="1662"/>
-      </w:tblGrid>
-      <w:tr>
-        <w:tc>
-          <w:tcPr>
-            <w:tcW w:type="dxa" w:w="1662"/>
-            <w:shd w:fill="094D78" w:val="clear"/>
-          </w:tcPr>
-          <w:p>
-            <w:r/>
-            <w:r>
-              <w:rPr>
-                <w:b/>
-                <w:color w:val="FFFFFF"/>
-                <w:sz w:val="18"/>
-              </w:rPr>
-              <w:t>#</w:t>
-            </w:r>
-          </w:p>
-        </w:tc>
-        <w:tc>
-          <w:tcPr>
-            <w:tcW w:type="dxa" w:w="1662"/>
-            <w:shd w:fill="094D78" w:val="clear"/>
-          </w:tcPr>
-          <w:p>
-            <w:r/>
-            <w:r>
-              <w:rPr>
-                <w:b/>
-                <w:color w:val="FFFFFF"/>
-                <w:sz w:val="18"/>
-              </w:rPr>
-              <w:t>Location</w:t>
-            </w:r>
-          </w:p>
-        </w:tc>
-        <w:tc>
-          <w:tcPr>
-            <w:tcW w:type="dxa" w:w="1662"/>
-            <w:shd w:fill="094D78" w:val="clear"/>
-          </w:tcPr>
-          <w:p>
-            <w:r/>
-            <w:r>
-              <w:rPr>
-                <w:b/>
-                <w:color w:val="FFFFFF"/>
-                <w:sz w:val="18"/>
-              </w:rPr>
-              <w:t>Original text</w:t>
-            </w:r>
-          </w:p>
-        </w:tc>
-        <w:tc>
-          <w:tcPr>
-            <w:tcW w:type="dxa" w:w="1662"/>
-            <w:shd w:fill="094D78" w:val="clear"/>
-          </w:tcPr>
-          <w:p>
-            <w:r/>
-            <w:r>
-              <w:rPr>
-                <w:b/>
-                <w:color w:val="FFFFFF"/>
-                <w:sz w:val="18"/>
-              </w:rPr>
-              <w:t>Recommended correction</w:t>
-            </w:r>
-          </w:p>
-        </w:tc>
-        <w:tc>
-          <w:tcPr>
-            <w:tcW w:type="dxa" w:w="1662"/>
-            <w:shd w:fill="094D78" w:val="clear"/>
-          </w:tcPr>
-          <w:p>
-            <w:r/>
-            <w:r>
-              <w:rPr>
-                <w:b/>
-                <w:color w:val="FFFFFF"/>
-                <w:sz w:val="18"/>
-              </w:rPr>
-              <w:t>Category</w:t>
-            </w:r>
-          </w:p>
-        </w:tc>
-        <w:tc>
-          <w:tcPr>
-            <w:tcW w:type="dxa" w:w="1662"/>
-            <w:shd w:fill="094D78" w:val="clear"/>
-          </w:tcPr>
-          <w:p>
-            <w:r/>
-            <w:r>
-              <w:rPr>
-                <w:b/>
-                <w:color w:val="FFFFFF"/>
-                <w:sz w:val="18"/>
-              </w:rPr>
-              <w:t>Comments</w:t>
-            </w:r>
-          </w:p>
-        </w:tc>
-      </w:tr>
-      <w:tr>
-        <w:tc>
-          <w:tcPr>
-            <w:tcW w:type="dxa" w:w="1662"/>
-          </w:tcPr>
-          <w:p>
-            <w:r/>
-            <w:r>
-              <w:rPr>
-                <w:b w:val="0"/>
-                <w:sz w:val="16"/>
-              </w:rPr>
-              <w:t>11</w:t>
-            </w:r>
-          </w:p>
-        </w:tc>
-        <w:tc>
-          <w:tcPr>
-            <w:tcW w:type="dxa" w:w="1662"/>
-          </w:tcPr>
-          <w:p>
-            <w:r/>
-            <w:r>
-              <w:rPr>
-                <w:b w:val="0"/>
-                <w:sz w:val="16"/>
-              </w:rPr>
-              <w:t>Meta description</w:t>
-            </w:r>
-          </w:p>
-        </w:tc>
-        <w:tc>
-          <w:tcPr>
-            <w:tcW w:type="dxa" w:w="1662"/>
-          </w:tcPr>
-          <w:p>
-            <w:r/>
-            <w:r>
-              <w:rPr>
-                <w:b w:val="0"/>
-                <w:sz w:val="16"/>
-              </w:rPr>
-              <w:t>Partner with WAAS through corporate sponsorship — scholarships, forums, and research collaboration.</w:t>
-            </w:r>
-          </w:p>
-        </w:tc>
-        <w:tc>
-          <w:tcPr>
-            <w:tcW w:type="dxa" w:w="1662"/>
-          </w:tcPr>
-          <w:p>
-            <w:r/>
-            <w:r>
-              <w:rPr>
-                <w:b w:val="0"/>
-                <w:sz w:val="16"/>
-              </w:rPr>
-              <w:t>Partner with WAAS through corporate sponsorship — scientistships, forums, and research collaboration.</w:t>
-            </w:r>
-          </w:p>
-        </w:tc>
-        <w:tc>
-          <w:tcPr>
-            <w:tcW w:type="dxa" w:w="1662"/>
-          </w:tcPr>
-          <w:p>
-            <w:r/>
-            <w:r>
-              <w:rPr>
-                <w:b w:val="0"/>
-                <w:sz w:val="16"/>
-              </w:rPr>
-              <w:t>Terminology</w:t>
-            </w:r>
-          </w:p>
-        </w:tc>
-        <w:tc>
-          <w:tcPr>
-            <w:tcW w:type="dxa" w:w="1662"/>
-          </w:tcPr>
-          <w:p>
-            <w:r/>
-            <w:r>
-              <w:rPr>
-                <w:b w:val="0"/>
-                <w:sz w:val="16"/>
-              </w:rPr>
-              <w:t>Meta uses 'scholars' while on-page copy uses 'scientists'.</w:t>
             </w:r>
           </w:p>
         </w:tc>
@@ -3130,7 +1206,6 @@
         <w:tc>
           <w:tcPr>
             <w:tcW w:type="dxa" w:w="1662"/>
-            <w:shd w:fill="F4F7FA" w:val="clear"/>
           </w:tcPr>
           <w:p>
             <w:r/>
@@ -3139,14 +1214,13 @@
                 <w:b w:val="0"/>
                 <w:sz w:val="16"/>
               </w:rPr>
-              <w:t>12</w:t>
+              <w:t>3</w:t>
             </w:r>
           </w:p>
         </w:tc>
         <w:tc>
           <w:tcPr>
             <w:tcW w:type="dxa" w:w="1662"/>
-            <w:shd w:fill="F4F7FA" w:val="clear"/>
           </w:tcPr>
           <w:p>
             <w:r/>
@@ -3162,7 +1236,6 @@
         <w:tc>
           <w:tcPr>
             <w:tcW w:type="dxa" w:w="1662"/>
-            <w:shd w:fill="F4F7FA" w:val="clear"/>
           </w:tcPr>
           <w:p>
             <w:r/>
@@ -3178,7 +1251,6 @@
         <w:tc>
           <w:tcPr>
             <w:tcW w:type="dxa" w:w="1662"/>
-            <w:shd w:fill="F4F7FA" w:val="clear"/>
           </w:tcPr>
           <w:p>
             <w:r/>
@@ -3194,7 +1266,6 @@
         <w:tc>
           <w:tcPr>
             <w:tcW w:type="dxa" w:w="1662"/>
-            <w:shd w:fill="F4F7FA" w:val="clear"/>
           </w:tcPr>
           <w:p>
             <w:r/>
@@ -3210,7 +1281,6 @@
         <w:tc>
           <w:tcPr>
             <w:tcW w:type="dxa" w:w="1662"/>
-            <w:shd w:fill="F4F7FA" w:val="clear"/>
           </w:tcPr>
           <w:p>
             <w:r/>
@@ -3228,6 +1298,7 @@
         <w:tc>
           <w:tcPr>
             <w:tcW w:type="dxa" w:w="1662"/>
+            <w:shd w:fill="F4F7FA" w:val="clear"/>
           </w:tcPr>
           <w:p>
             <w:r/>
@@ -3236,13 +1307,14 @@
                 <w:b w:val="0"/>
                 <w:sz w:val="16"/>
               </w:rPr>
-              <w:t>13</w:t>
+              <w:t>4</w:t>
             </w:r>
           </w:p>
         </w:tc>
         <w:tc>
           <w:tcPr>
             <w:tcW w:type="dxa" w:w="1662"/>
+            <w:shd w:fill="F4F7FA" w:val="clear"/>
           </w:tcPr>
           <w:p>
             <w:r/>
@@ -3258,6 +1330,7 @@
         <w:tc>
           <w:tcPr>
             <w:tcW w:type="dxa" w:w="1662"/>
+            <w:shd w:fill="F4F7FA" w:val="clear"/>
           </w:tcPr>
           <w:p>
             <w:r/>
@@ -3273,6 +1346,7 @@
         <w:tc>
           <w:tcPr>
             <w:tcW w:type="dxa" w:w="1662"/>
+            <w:shd w:fill="F4F7FA" w:val="clear"/>
           </w:tcPr>
           <w:p>
             <w:r/>
@@ -3288,6 +1362,7 @@
         <w:tc>
           <w:tcPr>
             <w:tcW w:type="dxa" w:w="1662"/>
+            <w:shd w:fill="F4F7FA" w:val="clear"/>
           </w:tcPr>
           <w:p>
             <w:r/>
@@ -3303,6 +1378,7 @@
         <w:tc>
           <w:tcPr>
             <w:tcW w:type="dxa" w:w="1662"/>
+            <w:shd w:fill="F4F7FA" w:val="clear"/>
           </w:tcPr>
           <w:p>
             <w:r/>
@@ -3552,14 +1628,6 @@
         <w:pStyle w:val="ListBullet"/>
       </w:pPr>
       <w:r>
-        <w:t>az/sponsors.html</w:t>
-      </w:r>
-    </w:p>
-    <w:p>
-      <w:pPr>
-        <w:pStyle w:val="ListBullet"/>
-      </w:pPr>
-      <w:r>
         <w:t>az/sponsors_flyer.html</w:t>
       </w:r>
     </w:p>
@@ -3793,14 +1861,6 @@
       </w:pPr>
       <w:r>
         <w:t>en/scientists/profiles.html</w:t>
-      </w:r>
-    </w:p>
-    <w:p>
-      <w:pPr>
-        <w:pStyle w:val="ListBullet"/>
-      </w:pPr>
-      <w:r>
-        <w:t>en/sponsors.html</w:t>
       </w:r>
     </w:p>
     <w:p>

--- a/documents/docx/DAAB-Website-Linguistic-Consistency-Audit.docx
+++ b/documents/docx/DAAB-Website-Linguistic-Consistency-Audit.docx
@@ -28,7 +28,7 @@
         <w:rPr>
           <w:color w:val="345D76"/>
         </w:rPr>
-        <w:t>Generated: 16 June 2026</w:t>
+        <w:t>Generated: 17 June 2026</w:t>
         <w:br/>
         <w:t>Editorial review — no changes applied to the live site</w:t>
       </w:r>

--- a/documents/docx/DAAB-Website-Linguistic-Consistency-Audit.docx
+++ b/documents/docx/DAAB-Website-Linguistic-Consistency-Audit.docx
@@ -28,7 +28,7 @@
         <w:rPr>
           <w:color w:val="345D76"/>
         </w:rPr>
-        <w:t>Generated: 17 June 2026</w:t>
+        <w:t>Generated: 18 June 2026</w:t>
         <w:br/>
         <w:t>Editorial review — no changes applied to the live site</w:t>
       </w:r>
